--- a/docs/tables/entire/sec7_lm_d365.docx
+++ b/docs/tables/entire/sec7_lm_d365.docx
@@ -2043,113 +2043,113 @@
                 <w:szCs w:val="22"/>
                 <w:color w:val="000000"/>
               </w:rPr>
-              <w:t xml:space="preserve">-2.9</w:t>
-            </w:r>
-          </w:p>
-        </w:tc>
-        <w:tc>
-          <w:tcPr>
-            <w:tcBorders>
-              <w:bottom w:val="none" w:sz="0" w:space="0" w:color="000000"/>
-              <w:top w:val="none" w:sz="0" w:space="0" w:color="000000"/>
-              <w:left w:val="none" w:sz="0" w:space="0" w:color="000000"/>
-              <w:right w:val="none" w:sz="0" w:space="0" w:color="000000"/>
-            </w:tcBorders>
-            <w:shd w:val="clear" w:color="auto" w:fill="FFFFFF"/>
-            <w:tcMar>
-              <w:top w:w="0" w:type="dxa"/>
-              <w:bottom w:w="0" w:type="dxa"/>
-              <w:left w:w="0" w:type="dxa"/>
-              <w:right w:w="0" w:type="dxa"/>
-            </w:tcMar>
-            <w:vAlign w:val="top"/>
-          </w:tcPr>
-          <w:p>
-            <w:pPr>
-              <w:pStyle w:val="Normal"/>
-              <w:jc w:val="center"/>
-              <w:pBdr>
-                <w:bottom w:val="none" w:sz="0" w:space="0" w:color="000000"/>
-                <w:top w:val="none" w:sz="0" w:space="0" w:color="000000"/>
-                <w:left w:val="none" w:sz="0" w:space="0" w:color="000000"/>
-                <w:right w:val="none" w:sz="0" w:space="0" w:color="000000"/>
-              </w:pBdr>
-              <w:spacing w:after="100" w:before="100" w:line="240"/>
-              <w:ind w:left="100" w:right="100" w:firstLine="0" w:firstLineChars="0"/>
-              <w:rPr>
-                <w:rFonts w:ascii="Helvetica" w:hAnsi="Helvetica" w:eastAsia="Helvetica" w:cs="Helvetica"/>
-                <w:i w:val="false"/>
-                <w:b w:val="false"/>
-                <w:u w:val="none"/>
-                <w:sz w:val="22"/>
-                <w:szCs w:val="22"/>
-                <w:color w:val="000000"/>
-              </w:rPr>
-            </w:pPr>
-            <w:r>
-              <w:rPr>
-                <w:rFonts w:ascii="Helvetica" w:hAnsi="Helvetica" w:eastAsia="Helvetica" w:cs="Helvetica"/>
-                <w:i w:val="false"/>
-                <w:b w:val="false"/>
-                <w:u w:val="none"/>
-                <w:sz w:val="22"/>
-                <w:szCs w:val="22"/>
-                <w:color w:val="000000"/>
-              </w:rPr>
-              <w:t xml:space="preserve">-5.6, -0.21</w:t>
-            </w:r>
-          </w:p>
-        </w:tc>
-        <w:tc>
-          <w:tcPr>
-            <w:tcBorders>
-              <w:bottom w:val="none" w:sz="0" w:space="0" w:color="000000"/>
-              <w:top w:val="none" w:sz="0" w:space="0" w:color="000000"/>
-              <w:left w:val="none" w:sz="0" w:space="0" w:color="000000"/>
-              <w:right w:val="none" w:sz="0" w:space="0" w:color="000000"/>
-            </w:tcBorders>
-            <w:shd w:val="clear" w:color="auto" w:fill="FFFFFF"/>
-            <w:tcMar>
-              <w:top w:w="0" w:type="dxa"/>
-              <w:bottom w:w="0" w:type="dxa"/>
-              <w:left w:w="0" w:type="dxa"/>
-              <w:right w:w="0" w:type="dxa"/>
-            </w:tcMar>
-            <w:vAlign w:val="top"/>
-          </w:tcPr>
-          <w:p>
-            <w:pPr>
-              <w:pStyle w:val="Normal"/>
-              <w:jc w:val="center"/>
-              <w:pBdr>
-                <w:bottom w:val="none" w:sz="0" w:space="0" w:color="000000"/>
-                <w:top w:val="none" w:sz="0" w:space="0" w:color="000000"/>
-                <w:left w:val="none" w:sz="0" w:space="0" w:color="000000"/>
-                <w:right w:val="none" w:sz="0" w:space="0" w:color="000000"/>
-              </w:pBdr>
-              <w:spacing w:after="100" w:before="100" w:line="240"/>
-              <w:ind w:left="100" w:right="100" w:firstLine="0" w:firstLineChars="0"/>
-              <w:rPr>
-                <w:rFonts w:ascii="Helvetica" w:hAnsi="Helvetica" w:eastAsia="Helvetica" w:cs="Helvetica"/>
-                <w:i w:val="false"/>
-                <w:b w:val="false"/>
-                <w:u w:val="none"/>
-                <w:sz w:val="22"/>
-                <w:szCs w:val="22"/>
-                <w:color w:val="000000"/>
-              </w:rPr>
-            </w:pPr>
-            <w:r>
-              <w:rPr>
-                <w:rFonts w:ascii="Helvetica" w:hAnsi="Helvetica" w:eastAsia="Helvetica" w:cs="Helvetica"/>
-                <w:i w:val="false"/>
-                <w:b w:val="false"/>
-                <w:u w:val="none"/>
-                <w:sz w:val="22"/>
-                <w:szCs w:val="22"/>
-                <w:color w:val="000000"/>
-              </w:rPr>
-              <w:t xml:space="preserve">0.035</w:t>
+              <w:t xml:space="preserve">-5.7</w:t>
+            </w:r>
+          </w:p>
+        </w:tc>
+        <w:tc>
+          <w:tcPr>
+            <w:tcBorders>
+              <w:bottom w:val="none" w:sz="0" w:space="0" w:color="000000"/>
+              <w:top w:val="none" w:sz="0" w:space="0" w:color="000000"/>
+              <w:left w:val="none" w:sz="0" w:space="0" w:color="000000"/>
+              <w:right w:val="none" w:sz="0" w:space="0" w:color="000000"/>
+            </w:tcBorders>
+            <w:shd w:val="clear" w:color="auto" w:fill="FFFFFF"/>
+            <w:tcMar>
+              <w:top w:w="0" w:type="dxa"/>
+              <w:bottom w:w="0" w:type="dxa"/>
+              <w:left w:w="0" w:type="dxa"/>
+              <w:right w:w="0" w:type="dxa"/>
+            </w:tcMar>
+            <w:vAlign w:val="top"/>
+          </w:tcPr>
+          <w:p>
+            <w:pPr>
+              <w:pStyle w:val="Normal"/>
+              <w:jc w:val="center"/>
+              <w:pBdr>
+                <w:bottom w:val="none" w:sz="0" w:space="0" w:color="000000"/>
+                <w:top w:val="none" w:sz="0" w:space="0" w:color="000000"/>
+                <w:left w:val="none" w:sz="0" w:space="0" w:color="000000"/>
+                <w:right w:val="none" w:sz="0" w:space="0" w:color="000000"/>
+              </w:pBdr>
+              <w:spacing w:after="100" w:before="100" w:line="240"/>
+              <w:ind w:left="100" w:right="100" w:firstLine="0" w:firstLineChars="0"/>
+              <w:rPr>
+                <w:rFonts w:ascii="Helvetica" w:hAnsi="Helvetica" w:eastAsia="Helvetica" w:cs="Helvetica"/>
+                <w:i w:val="false"/>
+                <w:b w:val="false"/>
+                <w:u w:val="none"/>
+                <w:sz w:val="22"/>
+                <w:szCs w:val="22"/>
+                <w:color w:val="000000"/>
+              </w:rPr>
+            </w:pPr>
+            <w:r>
+              <w:rPr>
+                <w:rFonts w:ascii="Helvetica" w:hAnsi="Helvetica" w:eastAsia="Helvetica" w:cs="Helvetica"/>
+                <w:i w:val="false"/>
+                <w:b w:val="false"/>
+                <w:u w:val="none"/>
+                <w:sz w:val="22"/>
+                <w:szCs w:val="22"/>
+                <w:color w:val="000000"/>
+              </w:rPr>
+              <w:t xml:space="preserve">-8.6, -2.8</w:t>
+            </w:r>
+          </w:p>
+        </w:tc>
+        <w:tc>
+          <w:tcPr>
+            <w:tcBorders>
+              <w:bottom w:val="none" w:sz="0" w:space="0" w:color="000000"/>
+              <w:top w:val="none" w:sz="0" w:space="0" w:color="000000"/>
+              <w:left w:val="none" w:sz="0" w:space="0" w:color="000000"/>
+              <w:right w:val="none" w:sz="0" w:space="0" w:color="000000"/>
+            </w:tcBorders>
+            <w:shd w:val="clear" w:color="auto" w:fill="FFFFFF"/>
+            <w:tcMar>
+              <w:top w:w="0" w:type="dxa"/>
+              <w:bottom w:w="0" w:type="dxa"/>
+              <w:left w:w="0" w:type="dxa"/>
+              <w:right w:w="0" w:type="dxa"/>
+            </w:tcMar>
+            <w:vAlign w:val="top"/>
+          </w:tcPr>
+          <w:p>
+            <w:pPr>
+              <w:pStyle w:val="Normal"/>
+              <w:jc w:val="center"/>
+              <w:pBdr>
+                <w:bottom w:val="none" w:sz="0" w:space="0" w:color="000000"/>
+                <w:top w:val="none" w:sz="0" w:space="0" w:color="000000"/>
+                <w:left w:val="none" w:sz="0" w:space="0" w:color="000000"/>
+                <w:right w:val="none" w:sz="0" w:space="0" w:color="000000"/>
+              </w:pBdr>
+              <w:spacing w:after="100" w:before="100" w:line="240"/>
+              <w:ind w:left="100" w:right="100" w:firstLine="0" w:firstLineChars="0"/>
+              <w:rPr>
+                <w:rFonts w:ascii="Helvetica" w:hAnsi="Helvetica" w:eastAsia="Helvetica" w:cs="Helvetica"/>
+                <w:i w:val="false"/>
+                <w:b w:val="false"/>
+                <w:u w:val="none"/>
+                <w:sz w:val="22"/>
+                <w:szCs w:val="22"/>
+                <w:color w:val="000000"/>
+              </w:rPr>
+            </w:pPr>
+            <w:r>
+              <w:rPr>
+                <w:rFonts w:ascii="Helvetica" w:hAnsi="Helvetica" w:eastAsia="Helvetica" w:cs="Helvetica"/>
+                <w:i w:val="false"/>
+                <w:b w:val="false"/>
+                <w:u w:val="none"/>
+                <w:sz w:val="22"/>
+                <w:szCs w:val="22"/>
+                <w:color w:val="000000"/>
+              </w:rPr>
+              <w:t xml:space="preserve">&lt;0.001</w:t>
             </w:r>
           </w:p>
         </w:tc>
@@ -2526,113 +2526,113 @@
                 <w:szCs w:val="22"/>
                 <w:color w:val="000000"/>
               </w:rPr>
-              <w:t xml:space="preserve">-0.20</w:t>
-            </w:r>
-          </w:p>
-        </w:tc>
-        <w:tc>
-          <w:tcPr>
-            <w:tcBorders>
-              <w:bottom w:val="none" w:sz="0" w:space="0" w:color="000000"/>
-              <w:top w:val="none" w:sz="0" w:space="0" w:color="000000"/>
-              <w:left w:val="none" w:sz="0" w:space="0" w:color="000000"/>
-              <w:right w:val="none" w:sz="0" w:space="0" w:color="000000"/>
-            </w:tcBorders>
-            <w:shd w:val="clear" w:color="auto" w:fill="FFFFFF"/>
-            <w:tcMar>
-              <w:top w:w="0" w:type="dxa"/>
-              <w:bottom w:w="0" w:type="dxa"/>
-              <w:left w:w="0" w:type="dxa"/>
-              <w:right w:w="0" w:type="dxa"/>
-            </w:tcMar>
-            <w:vAlign w:val="top"/>
-          </w:tcPr>
-          <w:p>
-            <w:pPr>
-              <w:pStyle w:val="Normal"/>
-              <w:jc w:val="center"/>
-              <w:pBdr>
-                <w:bottom w:val="none" w:sz="0" w:space="0" w:color="000000"/>
-                <w:top w:val="none" w:sz="0" w:space="0" w:color="000000"/>
-                <w:left w:val="none" w:sz="0" w:space="0" w:color="000000"/>
-                <w:right w:val="none" w:sz="0" w:space="0" w:color="000000"/>
-              </w:pBdr>
-              <w:spacing w:after="100" w:before="100" w:line="240"/>
-              <w:ind w:left="100" w:right="100" w:firstLine="0" w:firstLineChars="0"/>
-              <w:rPr>
-                <w:rFonts w:ascii="Helvetica" w:hAnsi="Helvetica" w:eastAsia="Helvetica" w:cs="Helvetica"/>
-                <w:i w:val="false"/>
-                <w:b w:val="false"/>
-                <w:u w:val="none"/>
-                <w:sz w:val="22"/>
-                <w:szCs w:val="22"/>
-                <w:color w:val="000000"/>
-              </w:rPr>
-            </w:pPr>
-            <w:r>
-              <w:rPr>
-                <w:rFonts w:ascii="Helvetica" w:hAnsi="Helvetica" w:eastAsia="Helvetica" w:cs="Helvetica"/>
-                <w:i w:val="false"/>
-                <w:b w:val="false"/>
-                <w:u w:val="none"/>
-                <w:sz w:val="22"/>
-                <w:szCs w:val="22"/>
-                <w:color w:val="000000"/>
-              </w:rPr>
-              <w:t xml:space="preserve">-0.35, -0.05</w:t>
-            </w:r>
-          </w:p>
-        </w:tc>
-        <w:tc>
-          <w:tcPr>
-            <w:tcBorders>
-              <w:bottom w:val="none" w:sz="0" w:space="0" w:color="000000"/>
-              <w:top w:val="none" w:sz="0" w:space="0" w:color="000000"/>
-              <w:left w:val="none" w:sz="0" w:space="0" w:color="000000"/>
-              <w:right w:val="none" w:sz="0" w:space="0" w:color="000000"/>
-            </w:tcBorders>
-            <w:shd w:val="clear" w:color="auto" w:fill="FFFFFF"/>
-            <w:tcMar>
-              <w:top w:w="0" w:type="dxa"/>
-              <w:bottom w:w="0" w:type="dxa"/>
-              <w:left w:w="0" w:type="dxa"/>
-              <w:right w:w="0" w:type="dxa"/>
-            </w:tcMar>
-            <w:vAlign w:val="top"/>
-          </w:tcPr>
-          <w:p>
-            <w:pPr>
-              <w:pStyle w:val="Normal"/>
-              <w:jc w:val="center"/>
-              <w:pBdr>
-                <w:bottom w:val="none" w:sz="0" w:space="0" w:color="000000"/>
-                <w:top w:val="none" w:sz="0" w:space="0" w:color="000000"/>
-                <w:left w:val="none" w:sz="0" w:space="0" w:color="000000"/>
-                <w:right w:val="none" w:sz="0" w:space="0" w:color="000000"/>
-              </w:pBdr>
-              <w:spacing w:after="100" w:before="100" w:line="240"/>
-              <w:ind w:left="100" w:right="100" w:firstLine="0" w:firstLineChars="0"/>
-              <w:rPr>
-                <w:rFonts w:ascii="Helvetica" w:hAnsi="Helvetica" w:eastAsia="Helvetica" w:cs="Helvetica"/>
-                <w:i w:val="false"/>
-                <w:b w:val="false"/>
-                <w:u w:val="none"/>
-                <w:sz w:val="22"/>
-                <w:szCs w:val="22"/>
-                <w:color w:val="000000"/>
-              </w:rPr>
-            </w:pPr>
-            <w:r>
-              <w:rPr>
-                <w:rFonts w:ascii="Helvetica" w:hAnsi="Helvetica" w:eastAsia="Helvetica" w:cs="Helvetica"/>
-                <w:i w:val="false"/>
-                <w:b w:val="false"/>
-                <w:u w:val="none"/>
-                <w:sz w:val="22"/>
-                <w:szCs w:val="22"/>
-                <w:color w:val="000000"/>
-              </w:rPr>
-              <w:t xml:space="preserve">0.008</w:t>
+              <w:t xml:space="preserve">-0.11</w:t>
+            </w:r>
+          </w:p>
+        </w:tc>
+        <w:tc>
+          <w:tcPr>
+            <w:tcBorders>
+              <w:bottom w:val="none" w:sz="0" w:space="0" w:color="000000"/>
+              <w:top w:val="none" w:sz="0" w:space="0" w:color="000000"/>
+              <w:left w:val="none" w:sz="0" w:space="0" w:color="000000"/>
+              <w:right w:val="none" w:sz="0" w:space="0" w:color="000000"/>
+            </w:tcBorders>
+            <w:shd w:val="clear" w:color="auto" w:fill="FFFFFF"/>
+            <w:tcMar>
+              <w:top w:w="0" w:type="dxa"/>
+              <w:bottom w:w="0" w:type="dxa"/>
+              <w:left w:w="0" w:type="dxa"/>
+              <w:right w:w="0" w:type="dxa"/>
+            </w:tcMar>
+            <w:vAlign w:val="top"/>
+          </w:tcPr>
+          <w:p>
+            <w:pPr>
+              <w:pStyle w:val="Normal"/>
+              <w:jc w:val="center"/>
+              <w:pBdr>
+                <w:bottom w:val="none" w:sz="0" w:space="0" w:color="000000"/>
+                <w:top w:val="none" w:sz="0" w:space="0" w:color="000000"/>
+                <w:left w:val="none" w:sz="0" w:space="0" w:color="000000"/>
+                <w:right w:val="none" w:sz="0" w:space="0" w:color="000000"/>
+              </w:pBdr>
+              <w:spacing w:after="100" w:before="100" w:line="240"/>
+              <w:ind w:left="100" w:right="100" w:firstLine="0" w:firstLineChars="0"/>
+              <w:rPr>
+                <w:rFonts w:ascii="Helvetica" w:hAnsi="Helvetica" w:eastAsia="Helvetica" w:cs="Helvetica"/>
+                <w:i w:val="false"/>
+                <w:b w:val="false"/>
+                <w:u w:val="none"/>
+                <w:sz w:val="22"/>
+                <w:szCs w:val="22"/>
+                <w:color w:val="000000"/>
+              </w:rPr>
+            </w:pPr>
+            <w:r>
+              <w:rPr>
+                <w:rFonts w:ascii="Helvetica" w:hAnsi="Helvetica" w:eastAsia="Helvetica" w:cs="Helvetica"/>
+                <w:i w:val="false"/>
+                <w:b w:val="false"/>
+                <w:u w:val="none"/>
+                <w:sz w:val="22"/>
+                <w:szCs w:val="22"/>
+                <w:color w:val="000000"/>
+              </w:rPr>
+              <w:t xml:space="preserve">-0.24, 0.01</w:t>
+            </w:r>
+          </w:p>
+        </w:tc>
+        <w:tc>
+          <w:tcPr>
+            <w:tcBorders>
+              <w:bottom w:val="none" w:sz="0" w:space="0" w:color="000000"/>
+              <w:top w:val="none" w:sz="0" w:space="0" w:color="000000"/>
+              <w:left w:val="none" w:sz="0" w:space="0" w:color="000000"/>
+              <w:right w:val="none" w:sz="0" w:space="0" w:color="000000"/>
+            </w:tcBorders>
+            <w:shd w:val="clear" w:color="auto" w:fill="FFFFFF"/>
+            <w:tcMar>
+              <w:top w:w="0" w:type="dxa"/>
+              <w:bottom w:w="0" w:type="dxa"/>
+              <w:left w:w="0" w:type="dxa"/>
+              <w:right w:w="0" w:type="dxa"/>
+            </w:tcMar>
+            <w:vAlign w:val="top"/>
+          </w:tcPr>
+          <w:p>
+            <w:pPr>
+              <w:pStyle w:val="Normal"/>
+              <w:jc w:val="center"/>
+              <w:pBdr>
+                <w:bottom w:val="none" w:sz="0" w:space="0" w:color="000000"/>
+                <w:top w:val="none" w:sz="0" w:space="0" w:color="000000"/>
+                <w:left w:val="none" w:sz="0" w:space="0" w:color="000000"/>
+                <w:right w:val="none" w:sz="0" w:space="0" w:color="000000"/>
+              </w:pBdr>
+              <w:spacing w:after="100" w:before="100" w:line="240"/>
+              <w:ind w:left="100" w:right="100" w:firstLine="0" w:firstLineChars="0"/>
+              <w:rPr>
+                <w:rFonts w:ascii="Helvetica" w:hAnsi="Helvetica" w:eastAsia="Helvetica" w:cs="Helvetica"/>
+                <w:i w:val="false"/>
+                <w:b w:val="false"/>
+                <w:u w:val="none"/>
+                <w:sz w:val="22"/>
+                <w:szCs w:val="22"/>
+                <w:color w:val="000000"/>
+              </w:rPr>
+            </w:pPr>
+            <w:r>
+              <w:rPr>
+                <w:rFonts w:ascii="Helvetica" w:hAnsi="Helvetica" w:eastAsia="Helvetica" w:cs="Helvetica"/>
+                <w:i w:val="false"/>
+                <w:b w:val="false"/>
+                <w:u w:val="none"/>
+                <w:sz w:val="22"/>
+                <w:szCs w:val="22"/>
+                <w:color w:val="000000"/>
+              </w:rPr>
+              <w:t xml:space="preserve">0.082</w:t>
             </w:r>
           </w:p>
         </w:tc>
@@ -3975,113 +3975,113 @@
                 <w:szCs w:val="22"/>
                 <w:color w:val="000000"/>
               </w:rPr>
-              <w:t xml:space="preserve">0.41</w:t>
-            </w:r>
-          </w:p>
-        </w:tc>
-        <w:tc>
-          <w:tcPr>
-            <w:tcBorders>
-              <w:bottom w:val="none" w:sz="0" w:space="0" w:color="000000"/>
-              <w:top w:val="none" w:sz="0" w:space="0" w:color="000000"/>
-              <w:left w:val="none" w:sz="0" w:space="0" w:color="000000"/>
-              <w:right w:val="none" w:sz="0" w:space="0" w:color="000000"/>
-            </w:tcBorders>
-            <w:shd w:val="clear" w:color="auto" w:fill="FFFFFF"/>
-            <w:tcMar>
-              <w:top w:w="0" w:type="dxa"/>
-              <w:bottom w:w="0" w:type="dxa"/>
-              <w:left w:w="0" w:type="dxa"/>
-              <w:right w:w="0" w:type="dxa"/>
-            </w:tcMar>
-            <w:vAlign w:val="top"/>
-          </w:tcPr>
-          <w:p>
-            <w:pPr>
-              <w:pStyle w:val="Normal"/>
-              <w:jc w:val="center"/>
-              <w:pBdr>
-                <w:bottom w:val="none" w:sz="0" w:space="0" w:color="000000"/>
-                <w:top w:val="none" w:sz="0" w:space="0" w:color="000000"/>
-                <w:left w:val="none" w:sz="0" w:space="0" w:color="000000"/>
-                <w:right w:val="none" w:sz="0" w:space="0" w:color="000000"/>
-              </w:pBdr>
-              <w:spacing w:after="100" w:before="100" w:line="240"/>
-              <w:ind w:left="100" w:right="100" w:firstLine="0" w:firstLineChars="0"/>
-              <w:rPr>
-                <w:rFonts w:ascii="Helvetica" w:hAnsi="Helvetica" w:eastAsia="Helvetica" w:cs="Helvetica"/>
-                <w:i w:val="false"/>
-                <w:b w:val="false"/>
-                <w:u w:val="none"/>
-                <w:sz w:val="22"/>
-                <w:szCs w:val="22"/>
-                <w:color w:val="000000"/>
-              </w:rPr>
-            </w:pPr>
-            <w:r>
-              <w:rPr>
-                <w:rFonts w:ascii="Helvetica" w:hAnsi="Helvetica" w:eastAsia="Helvetica" w:cs="Helvetica"/>
-                <w:i w:val="false"/>
-                <w:b w:val="false"/>
-                <w:u w:val="none"/>
-                <w:sz w:val="22"/>
-                <w:szCs w:val="22"/>
-                <w:color w:val="000000"/>
-              </w:rPr>
-              <w:t xml:space="preserve">-2.9, 3.7</w:t>
-            </w:r>
-          </w:p>
-        </w:tc>
-        <w:tc>
-          <w:tcPr>
-            <w:tcBorders>
-              <w:bottom w:val="none" w:sz="0" w:space="0" w:color="000000"/>
-              <w:top w:val="none" w:sz="0" w:space="0" w:color="000000"/>
-              <w:left w:val="none" w:sz="0" w:space="0" w:color="000000"/>
-              <w:right w:val="none" w:sz="0" w:space="0" w:color="000000"/>
-            </w:tcBorders>
-            <w:shd w:val="clear" w:color="auto" w:fill="FFFFFF"/>
-            <w:tcMar>
-              <w:top w:w="0" w:type="dxa"/>
-              <w:bottom w:w="0" w:type="dxa"/>
-              <w:left w:w="0" w:type="dxa"/>
-              <w:right w:w="0" w:type="dxa"/>
-            </w:tcMar>
-            <w:vAlign w:val="top"/>
-          </w:tcPr>
-          <w:p>
-            <w:pPr>
-              <w:pStyle w:val="Normal"/>
-              <w:jc w:val="center"/>
-              <w:pBdr>
-                <w:bottom w:val="none" w:sz="0" w:space="0" w:color="000000"/>
-                <w:top w:val="none" w:sz="0" w:space="0" w:color="000000"/>
-                <w:left w:val="none" w:sz="0" w:space="0" w:color="000000"/>
-                <w:right w:val="none" w:sz="0" w:space="0" w:color="000000"/>
-              </w:pBdr>
-              <w:spacing w:after="100" w:before="100" w:line="240"/>
-              <w:ind w:left="100" w:right="100" w:firstLine="0" w:firstLineChars="0"/>
-              <w:rPr>
-                <w:rFonts w:ascii="Helvetica" w:hAnsi="Helvetica" w:eastAsia="Helvetica" w:cs="Helvetica"/>
-                <w:i w:val="false"/>
-                <w:b w:val="false"/>
-                <w:u w:val="none"/>
-                <w:sz w:val="22"/>
-                <w:szCs w:val="22"/>
-                <w:color w:val="000000"/>
-              </w:rPr>
-            </w:pPr>
-            <w:r>
-              <w:rPr>
-                <w:rFonts w:ascii="Helvetica" w:hAnsi="Helvetica" w:eastAsia="Helvetica" w:cs="Helvetica"/>
-                <w:i w:val="false"/>
-                <w:b w:val="false"/>
-                <w:u w:val="none"/>
-                <w:sz w:val="22"/>
-                <w:szCs w:val="22"/>
-                <w:color w:val="000000"/>
-              </w:rPr>
-              <w:t xml:space="preserve">0.804</w:t>
+              <w:t xml:space="preserve">-0.50</w:t>
+            </w:r>
+          </w:p>
+        </w:tc>
+        <w:tc>
+          <w:tcPr>
+            <w:tcBorders>
+              <w:bottom w:val="none" w:sz="0" w:space="0" w:color="000000"/>
+              <w:top w:val="none" w:sz="0" w:space="0" w:color="000000"/>
+              <w:left w:val="none" w:sz="0" w:space="0" w:color="000000"/>
+              <w:right w:val="none" w:sz="0" w:space="0" w:color="000000"/>
+            </w:tcBorders>
+            <w:shd w:val="clear" w:color="auto" w:fill="FFFFFF"/>
+            <w:tcMar>
+              <w:top w:w="0" w:type="dxa"/>
+              <w:bottom w:w="0" w:type="dxa"/>
+              <w:left w:w="0" w:type="dxa"/>
+              <w:right w:w="0" w:type="dxa"/>
+            </w:tcMar>
+            <w:vAlign w:val="top"/>
+          </w:tcPr>
+          <w:p>
+            <w:pPr>
+              <w:pStyle w:val="Normal"/>
+              <w:jc w:val="center"/>
+              <w:pBdr>
+                <w:bottom w:val="none" w:sz="0" w:space="0" w:color="000000"/>
+                <w:top w:val="none" w:sz="0" w:space="0" w:color="000000"/>
+                <w:left w:val="none" w:sz="0" w:space="0" w:color="000000"/>
+                <w:right w:val="none" w:sz="0" w:space="0" w:color="000000"/>
+              </w:pBdr>
+              <w:spacing w:after="100" w:before="100" w:line="240"/>
+              <w:ind w:left="100" w:right="100" w:firstLine="0" w:firstLineChars="0"/>
+              <w:rPr>
+                <w:rFonts w:ascii="Helvetica" w:hAnsi="Helvetica" w:eastAsia="Helvetica" w:cs="Helvetica"/>
+                <w:i w:val="false"/>
+                <w:b w:val="false"/>
+                <w:u w:val="none"/>
+                <w:sz w:val="22"/>
+                <w:szCs w:val="22"/>
+                <w:color w:val="000000"/>
+              </w:rPr>
+            </w:pPr>
+            <w:r>
+              <w:rPr>
+                <w:rFonts w:ascii="Helvetica" w:hAnsi="Helvetica" w:eastAsia="Helvetica" w:cs="Helvetica"/>
+                <w:i w:val="false"/>
+                <w:b w:val="false"/>
+                <w:u w:val="none"/>
+                <w:sz w:val="22"/>
+                <w:szCs w:val="22"/>
+                <w:color w:val="000000"/>
+              </w:rPr>
+              <w:t xml:space="preserve">-3.7, 2.7</w:t>
+            </w:r>
+          </w:p>
+        </w:tc>
+        <w:tc>
+          <w:tcPr>
+            <w:tcBorders>
+              <w:bottom w:val="none" w:sz="0" w:space="0" w:color="000000"/>
+              <w:top w:val="none" w:sz="0" w:space="0" w:color="000000"/>
+              <w:left w:val="none" w:sz="0" w:space="0" w:color="000000"/>
+              <w:right w:val="none" w:sz="0" w:space="0" w:color="000000"/>
+            </w:tcBorders>
+            <w:shd w:val="clear" w:color="auto" w:fill="FFFFFF"/>
+            <w:tcMar>
+              <w:top w:w="0" w:type="dxa"/>
+              <w:bottom w:w="0" w:type="dxa"/>
+              <w:left w:w="0" w:type="dxa"/>
+              <w:right w:w="0" w:type="dxa"/>
+            </w:tcMar>
+            <w:vAlign w:val="top"/>
+          </w:tcPr>
+          <w:p>
+            <w:pPr>
+              <w:pStyle w:val="Normal"/>
+              <w:jc w:val="center"/>
+              <w:pBdr>
+                <w:bottom w:val="none" w:sz="0" w:space="0" w:color="000000"/>
+                <w:top w:val="none" w:sz="0" w:space="0" w:color="000000"/>
+                <w:left w:val="none" w:sz="0" w:space="0" w:color="000000"/>
+                <w:right w:val="none" w:sz="0" w:space="0" w:color="000000"/>
+              </w:pBdr>
+              <w:spacing w:after="100" w:before="100" w:line="240"/>
+              <w:ind w:left="100" w:right="100" w:firstLine="0" w:firstLineChars="0"/>
+              <w:rPr>
+                <w:rFonts w:ascii="Helvetica" w:hAnsi="Helvetica" w:eastAsia="Helvetica" w:cs="Helvetica"/>
+                <w:i w:val="false"/>
+                <w:b w:val="false"/>
+                <w:u w:val="none"/>
+                <w:sz w:val="22"/>
+                <w:szCs w:val="22"/>
+                <w:color w:val="000000"/>
+              </w:rPr>
+            </w:pPr>
+            <w:r>
+              <w:rPr>
+                <w:rFonts w:ascii="Helvetica" w:hAnsi="Helvetica" w:eastAsia="Helvetica" w:cs="Helvetica"/>
+                <w:i w:val="false"/>
+                <w:b w:val="false"/>
+                <w:u w:val="none"/>
+                <w:sz w:val="22"/>
+                <w:szCs w:val="22"/>
+                <w:color w:val="000000"/>
+              </w:rPr>
+              <w:t xml:space="preserve">0.762</w:t>
             </w:r>
           </w:p>
         </w:tc>
@@ -4458,113 +4458,113 @@
                 <w:szCs w:val="22"/>
                 <w:color w:val="000000"/>
               </w:rPr>
-              <w:t xml:space="preserve">-0.35</w:t>
-            </w:r>
-          </w:p>
-        </w:tc>
-        <w:tc>
-          <w:tcPr>
-            <w:tcBorders>
-              <w:bottom w:val="none" w:sz="0" w:space="0" w:color="000000"/>
-              <w:top w:val="none" w:sz="0" w:space="0" w:color="000000"/>
-              <w:left w:val="none" w:sz="0" w:space="0" w:color="000000"/>
-              <w:right w:val="none" w:sz="0" w:space="0" w:color="000000"/>
-            </w:tcBorders>
-            <w:shd w:val="clear" w:color="auto" w:fill="FFFFFF"/>
-            <w:tcMar>
-              <w:top w:w="0" w:type="dxa"/>
-              <w:bottom w:w="0" w:type="dxa"/>
-              <w:left w:w="0" w:type="dxa"/>
-              <w:right w:w="0" w:type="dxa"/>
-            </w:tcMar>
-            <w:vAlign w:val="top"/>
-          </w:tcPr>
-          <w:p>
-            <w:pPr>
-              <w:pStyle w:val="Normal"/>
-              <w:jc w:val="center"/>
-              <w:pBdr>
-                <w:bottom w:val="none" w:sz="0" w:space="0" w:color="000000"/>
-                <w:top w:val="none" w:sz="0" w:space="0" w:color="000000"/>
-                <w:left w:val="none" w:sz="0" w:space="0" w:color="000000"/>
-                <w:right w:val="none" w:sz="0" w:space="0" w:color="000000"/>
-              </w:pBdr>
-              <w:spacing w:after="100" w:before="100" w:line="240"/>
-              <w:ind w:left="100" w:right="100" w:firstLine="0" w:firstLineChars="0"/>
-              <w:rPr>
-                <w:rFonts w:ascii="Helvetica" w:hAnsi="Helvetica" w:eastAsia="Helvetica" w:cs="Helvetica"/>
-                <w:i w:val="false"/>
-                <w:b w:val="false"/>
-                <w:u w:val="none"/>
-                <w:sz w:val="22"/>
-                <w:szCs w:val="22"/>
-                <w:color w:val="000000"/>
-              </w:rPr>
-            </w:pPr>
-            <w:r>
-              <w:rPr>
-                <w:rFonts w:ascii="Helvetica" w:hAnsi="Helvetica" w:eastAsia="Helvetica" w:cs="Helvetica"/>
-                <w:i w:val="false"/>
-                <w:b w:val="false"/>
-                <w:u w:val="none"/>
-                <w:sz w:val="22"/>
-                <w:szCs w:val="22"/>
-                <w:color w:val="000000"/>
-              </w:rPr>
-              <w:t xml:space="preserve">-0.83, 0.12</w:t>
-            </w:r>
-          </w:p>
-        </w:tc>
-        <w:tc>
-          <w:tcPr>
-            <w:tcBorders>
-              <w:bottom w:val="none" w:sz="0" w:space="0" w:color="000000"/>
-              <w:top w:val="none" w:sz="0" w:space="0" w:color="000000"/>
-              <w:left w:val="none" w:sz="0" w:space="0" w:color="000000"/>
-              <w:right w:val="none" w:sz="0" w:space="0" w:color="000000"/>
-            </w:tcBorders>
-            <w:shd w:val="clear" w:color="auto" w:fill="FFFFFF"/>
-            <w:tcMar>
-              <w:top w:w="0" w:type="dxa"/>
-              <w:bottom w:w="0" w:type="dxa"/>
-              <w:left w:w="0" w:type="dxa"/>
-              <w:right w:w="0" w:type="dxa"/>
-            </w:tcMar>
-            <w:vAlign w:val="top"/>
-          </w:tcPr>
-          <w:p>
-            <w:pPr>
-              <w:pStyle w:val="Normal"/>
-              <w:jc w:val="center"/>
-              <w:pBdr>
-                <w:bottom w:val="none" w:sz="0" w:space="0" w:color="000000"/>
-                <w:top w:val="none" w:sz="0" w:space="0" w:color="000000"/>
-                <w:left w:val="none" w:sz="0" w:space="0" w:color="000000"/>
-                <w:right w:val="none" w:sz="0" w:space="0" w:color="000000"/>
-              </w:pBdr>
-              <w:spacing w:after="100" w:before="100" w:line="240"/>
-              <w:ind w:left="100" w:right="100" w:firstLine="0" w:firstLineChars="0"/>
-              <w:rPr>
-                <w:rFonts w:ascii="Helvetica" w:hAnsi="Helvetica" w:eastAsia="Helvetica" w:cs="Helvetica"/>
-                <w:i w:val="false"/>
-                <w:b w:val="false"/>
-                <w:u w:val="none"/>
-                <w:sz w:val="22"/>
-                <w:szCs w:val="22"/>
-                <w:color w:val="000000"/>
-              </w:rPr>
-            </w:pPr>
-            <w:r>
-              <w:rPr>
-                <w:rFonts w:ascii="Helvetica" w:hAnsi="Helvetica" w:eastAsia="Helvetica" w:cs="Helvetica"/>
-                <w:i w:val="false"/>
-                <w:b w:val="false"/>
-                <w:u w:val="none"/>
-                <w:sz w:val="22"/>
-                <w:szCs w:val="22"/>
-                <w:color w:val="000000"/>
-              </w:rPr>
-              <w:t xml:space="preserve">0.146</w:t>
+              <w:t xml:space="preserve">-0.40</w:t>
+            </w:r>
+          </w:p>
+        </w:tc>
+        <w:tc>
+          <w:tcPr>
+            <w:tcBorders>
+              <w:bottom w:val="none" w:sz="0" w:space="0" w:color="000000"/>
+              <w:top w:val="none" w:sz="0" w:space="0" w:color="000000"/>
+              <w:left w:val="none" w:sz="0" w:space="0" w:color="000000"/>
+              <w:right w:val="none" w:sz="0" w:space="0" w:color="000000"/>
+            </w:tcBorders>
+            <w:shd w:val="clear" w:color="auto" w:fill="FFFFFF"/>
+            <w:tcMar>
+              <w:top w:w="0" w:type="dxa"/>
+              <w:bottom w:w="0" w:type="dxa"/>
+              <w:left w:w="0" w:type="dxa"/>
+              <w:right w:w="0" w:type="dxa"/>
+            </w:tcMar>
+            <w:vAlign w:val="top"/>
+          </w:tcPr>
+          <w:p>
+            <w:pPr>
+              <w:pStyle w:val="Normal"/>
+              <w:jc w:val="center"/>
+              <w:pBdr>
+                <w:bottom w:val="none" w:sz="0" w:space="0" w:color="000000"/>
+                <w:top w:val="none" w:sz="0" w:space="0" w:color="000000"/>
+                <w:left w:val="none" w:sz="0" w:space="0" w:color="000000"/>
+                <w:right w:val="none" w:sz="0" w:space="0" w:color="000000"/>
+              </w:pBdr>
+              <w:spacing w:after="100" w:before="100" w:line="240"/>
+              <w:ind w:left="100" w:right="100" w:firstLine="0" w:firstLineChars="0"/>
+              <w:rPr>
+                <w:rFonts w:ascii="Helvetica" w:hAnsi="Helvetica" w:eastAsia="Helvetica" w:cs="Helvetica"/>
+                <w:i w:val="false"/>
+                <w:b w:val="false"/>
+                <w:u w:val="none"/>
+                <w:sz w:val="22"/>
+                <w:szCs w:val="22"/>
+                <w:color w:val="000000"/>
+              </w:rPr>
+            </w:pPr>
+            <w:r>
+              <w:rPr>
+                <w:rFonts w:ascii="Helvetica" w:hAnsi="Helvetica" w:eastAsia="Helvetica" w:cs="Helvetica"/>
+                <w:i w:val="false"/>
+                <w:b w:val="false"/>
+                <w:u w:val="none"/>
+                <w:sz w:val="22"/>
+                <w:szCs w:val="22"/>
+                <w:color w:val="000000"/>
+              </w:rPr>
+              <w:t xml:space="preserve">-0.88, 0.08</w:t>
+            </w:r>
+          </w:p>
+        </w:tc>
+        <w:tc>
+          <w:tcPr>
+            <w:tcBorders>
+              <w:bottom w:val="none" w:sz="0" w:space="0" w:color="000000"/>
+              <w:top w:val="none" w:sz="0" w:space="0" w:color="000000"/>
+              <w:left w:val="none" w:sz="0" w:space="0" w:color="000000"/>
+              <w:right w:val="none" w:sz="0" w:space="0" w:color="000000"/>
+            </w:tcBorders>
+            <w:shd w:val="clear" w:color="auto" w:fill="FFFFFF"/>
+            <w:tcMar>
+              <w:top w:w="0" w:type="dxa"/>
+              <w:bottom w:w="0" w:type="dxa"/>
+              <w:left w:w="0" w:type="dxa"/>
+              <w:right w:w="0" w:type="dxa"/>
+            </w:tcMar>
+            <w:vAlign w:val="top"/>
+          </w:tcPr>
+          <w:p>
+            <w:pPr>
+              <w:pStyle w:val="Normal"/>
+              <w:jc w:val="center"/>
+              <w:pBdr>
+                <w:bottom w:val="none" w:sz="0" w:space="0" w:color="000000"/>
+                <w:top w:val="none" w:sz="0" w:space="0" w:color="000000"/>
+                <w:left w:val="none" w:sz="0" w:space="0" w:color="000000"/>
+                <w:right w:val="none" w:sz="0" w:space="0" w:color="000000"/>
+              </w:pBdr>
+              <w:spacing w:after="100" w:before="100" w:line="240"/>
+              <w:ind w:left="100" w:right="100" w:firstLine="0" w:firstLineChars="0"/>
+              <w:rPr>
+                <w:rFonts w:ascii="Helvetica" w:hAnsi="Helvetica" w:eastAsia="Helvetica" w:cs="Helvetica"/>
+                <w:i w:val="false"/>
+                <w:b w:val="false"/>
+                <w:u w:val="none"/>
+                <w:sz w:val="22"/>
+                <w:szCs w:val="22"/>
+                <w:color w:val="000000"/>
+              </w:rPr>
+            </w:pPr>
+            <w:r>
+              <w:rPr>
+                <w:rFonts w:ascii="Helvetica" w:hAnsi="Helvetica" w:eastAsia="Helvetica" w:cs="Helvetica"/>
+                <w:i w:val="false"/>
+                <w:b w:val="false"/>
+                <w:u w:val="none"/>
+                <w:sz w:val="22"/>
+                <w:szCs w:val="22"/>
+                <w:color w:val="000000"/>
+              </w:rPr>
+              <w:t xml:space="preserve">0.100</w:t>
             </w:r>
           </w:p>
         </w:tc>
@@ -5907,113 +5907,113 @@
                 <w:szCs w:val="22"/>
                 <w:color w:val="000000"/>
               </w:rPr>
-              <w:t xml:space="preserve">-2.1</w:t>
-            </w:r>
-          </w:p>
-        </w:tc>
-        <w:tc>
-          <w:tcPr>
-            <w:tcBorders>
-              <w:bottom w:val="none" w:sz="0" w:space="0" w:color="000000"/>
-              <w:top w:val="none" w:sz="0" w:space="0" w:color="000000"/>
-              <w:left w:val="none" w:sz="0" w:space="0" w:color="000000"/>
-              <w:right w:val="none" w:sz="0" w:space="0" w:color="000000"/>
-            </w:tcBorders>
-            <w:shd w:val="clear" w:color="auto" w:fill="FFFFFF"/>
-            <w:tcMar>
-              <w:top w:w="0" w:type="dxa"/>
-              <w:bottom w:w="0" w:type="dxa"/>
-              <w:left w:w="0" w:type="dxa"/>
-              <w:right w:w="0" w:type="dxa"/>
-            </w:tcMar>
-            <w:vAlign w:val="top"/>
-          </w:tcPr>
-          <w:p>
-            <w:pPr>
-              <w:pStyle w:val="Normal"/>
-              <w:jc w:val="center"/>
-              <w:pBdr>
-                <w:bottom w:val="none" w:sz="0" w:space="0" w:color="000000"/>
-                <w:top w:val="none" w:sz="0" w:space="0" w:color="000000"/>
-                <w:left w:val="none" w:sz="0" w:space="0" w:color="000000"/>
-                <w:right w:val="none" w:sz="0" w:space="0" w:color="000000"/>
-              </w:pBdr>
-              <w:spacing w:after="100" w:before="100" w:line="240"/>
-              <w:ind w:left="100" w:right="100" w:firstLine="0" w:firstLineChars="0"/>
-              <w:rPr>
-                <w:rFonts w:ascii="Helvetica" w:hAnsi="Helvetica" w:eastAsia="Helvetica" w:cs="Helvetica"/>
-                <w:i w:val="false"/>
-                <w:b w:val="false"/>
-                <w:u w:val="none"/>
-                <w:sz w:val="22"/>
-                <w:szCs w:val="22"/>
-                <w:color w:val="000000"/>
-              </w:rPr>
-            </w:pPr>
-            <w:r>
-              <w:rPr>
-                <w:rFonts w:ascii="Helvetica" w:hAnsi="Helvetica" w:eastAsia="Helvetica" w:cs="Helvetica"/>
-                <w:i w:val="false"/>
-                <w:b w:val="false"/>
-                <w:u w:val="none"/>
-                <w:sz w:val="22"/>
-                <w:szCs w:val="22"/>
-                <w:color w:val="000000"/>
-              </w:rPr>
-              <w:t xml:space="preserve">-4.9, 0.70</w:t>
-            </w:r>
-          </w:p>
-        </w:tc>
-        <w:tc>
-          <w:tcPr>
-            <w:tcBorders>
-              <w:bottom w:val="none" w:sz="0" w:space="0" w:color="000000"/>
-              <w:top w:val="none" w:sz="0" w:space="0" w:color="000000"/>
-              <w:left w:val="none" w:sz="0" w:space="0" w:color="000000"/>
-              <w:right w:val="none" w:sz="0" w:space="0" w:color="000000"/>
-            </w:tcBorders>
-            <w:shd w:val="clear" w:color="auto" w:fill="FFFFFF"/>
-            <w:tcMar>
-              <w:top w:w="0" w:type="dxa"/>
-              <w:bottom w:w="0" w:type="dxa"/>
-              <w:left w:w="0" w:type="dxa"/>
-              <w:right w:w="0" w:type="dxa"/>
-            </w:tcMar>
-            <w:vAlign w:val="top"/>
-          </w:tcPr>
-          <w:p>
-            <w:pPr>
-              <w:pStyle w:val="Normal"/>
-              <w:jc w:val="center"/>
-              <w:pBdr>
-                <w:bottom w:val="none" w:sz="0" w:space="0" w:color="000000"/>
-                <w:top w:val="none" w:sz="0" w:space="0" w:color="000000"/>
-                <w:left w:val="none" w:sz="0" w:space="0" w:color="000000"/>
-                <w:right w:val="none" w:sz="0" w:space="0" w:color="000000"/>
-              </w:pBdr>
-              <w:spacing w:after="100" w:before="100" w:line="240"/>
-              <w:ind w:left="100" w:right="100" w:firstLine="0" w:firstLineChars="0"/>
-              <w:rPr>
-                <w:rFonts w:ascii="Helvetica" w:hAnsi="Helvetica" w:eastAsia="Helvetica" w:cs="Helvetica"/>
-                <w:i w:val="false"/>
-                <w:b w:val="false"/>
-                <w:u w:val="none"/>
-                <w:sz w:val="22"/>
-                <w:szCs w:val="22"/>
-                <w:color w:val="000000"/>
-              </w:rPr>
-            </w:pPr>
-            <w:r>
-              <w:rPr>
-                <w:rFonts w:ascii="Helvetica" w:hAnsi="Helvetica" w:eastAsia="Helvetica" w:cs="Helvetica"/>
-                <w:i w:val="false"/>
-                <w:b w:val="false"/>
-                <w:u w:val="none"/>
-                <w:sz w:val="22"/>
-                <w:szCs w:val="22"/>
-                <w:color w:val="000000"/>
-              </w:rPr>
-              <w:t xml:space="preserve">0.143</w:t>
+              <w:t xml:space="preserve">-2.4</w:t>
+            </w:r>
+          </w:p>
+        </w:tc>
+        <w:tc>
+          <w:tcPr>
+            <w:tcBorders>
+              <w:bottom w:val="none" w:sz="0" w:space="0" w:color="000000"/>
+              <w:top w:val="none" w:sz="0" w:space="0" w:color="000000"/>
+              <w:left w:val="none" w:sz="0" w:space="0" w:color="000000"/>
+              <w:right w:val="none" w:sz="0" w:space="0" w:color="000000"/>
+            </w:tcBorders>
+            <w:shd w:val="clear" w:color="auto" w:fill="FFFFFF"/>
+            <w:tcMar>
+              <w:top w:w="0" w:type="dxa"/>
+              <w:bottom w:w="0" w:type="dxa"/>
+              <w:left w:w="0" w:type="dxa"/>
+              <w:right w:w="0" w:type="dxa"/>
+            </w:tcMar>
+            <w:vAlign w:val="top"/>
+          </w:tcPr>
+          <w:p>
+            <w:pPr>
+              <w:pStyle w:val="Normal"/>
+              <w:jc w:val="center"/>
+              <w:pBdr>
+                <w:bottom w:val="none" w:sz="0" w:space="0" w:color="000000"/>
+                <w:top w:val="none" w:sz="0" w:space="0" w:color="000000"/>
+                <w:left w:val="none" w:sz="0" w:space="0" w:color="000000"/>
+                <w:right w:val="none" w:sz="0" w:space="0" w:color="000000"/>
+              </w:pBdr>
+              <w:spacing w:after="100" w:before="100" w:line="240"/>
+              <w:ind w:left="100" w:right="100" w:firstLine="0" w:firstLineChars="0"/>
+              <w:rPr>
+                <w:rFonts w:ascii="Helvetica" w:hAnsi="Helvetica" w:eastAsia="Helvetica" w:cs="Helvetica"/>
+                <w:i w:val="false"/>
+                <w:b w:val="false"/>
+                <w:u w:val="none"/>
+                <w:sz w:val="22"/>
+                <w:szCs w:val="22"/>
+                <w:color w:val="000000"/>
+              </w:rPr>
+            </w:pPr>
+            <w:r>
+              <w:rPr>
+                <w:rFonts w:ascii="Helvetica" w:hAnsi="Helvetica" w:eastAsia="Helvetica" w:cs="Helvetica"/>
+                <w:i w:val="false"/>
+                <w:b w:val="false"/>
+                <w:u w:val="none"/>
+                <w:sz w:val="22"/>
+                <w:szCs w:val="22"/>
+                <w:color w:val="000000"/>
+              </w:rPr>
+              <w:t xml:space="preserve">-5.2, 0.37</w:t>
+            </w:r>
+          </w:p>
+        </w:tc>
+        <w:tc>
+          <w:tcPr>
+            <w:tcBorders>
+              <w:bottom w:val="none" w:sz="0" w:space="0" w:color="000000"/>
+              <w:top w:val="none" w:sz="0" w:space="0" w:color="000000"/>
+              <w:left w:val="none" w:sz="0" w:space="0" w:color="000000"/>
+              <w:right w:val="none" w:sz="0" w:space="0" w:color="000000"/>
+            </w:tcBorders>
+            <w:shd w:val="clear" w:color="auto" w:fill="FFFFFF"/>
+            <w:tcMar>
+              <w:top w:w="0" w:type="dxa"/>
+              <w:bottom w:w="0" w:type="dxa"/>
+              <w:left w:w="0" w:type="dxa"/>
+              <w:right w:w="0" w:type="dxa"/>
+            </w:tcMar>
+            <w:vAlign w:val="top"/>
+          </w:tcPr>
+          <w:p>
+            <w:pPr>
+              <w:pStyle w:val="Normal"/>
+              <w:jc w:val="center"/>
+              <w:pBdr>
+                <w:bottom w:val="none" w:sz="0" w:space="0" w:color="000000"/>
+                <w:top w:val="none" w:sz="0" w:space="0" w:color="000000"/>
+                <w:left w:val="none" w:sz="0" w:space="0" w:color="000000"/>
+                <w:right w:val="none" w:sz="0" w:space="0" w:color="000000"/>
+              </w:pBdr>
+              <w:spacing w:after="100" w:before="100" w:line="240"/>
+              <w:ind w:left="100" w:right="100" w:firstLine="0" w:firstLineChars="0"/>
+              <w:rPr>
+                <w:rFonts w:ascii="Helvetica" w:hAnsi="Helvetica" w:eastAsia="Helvetica" w:cs="Helvetica"/>
+                <w:i w:val="false"/>
+                <w:b w:val="false"/>
+                <w:u w:val="none"/>
+                <w:sz w:val="22"/>
+                <w:szCs w:val="22"/>
+                <w:color w:val="000000"/>
+              </w:rPr>
+            </w:pPr>
+            <w:r>
+              <w:rPr>
+                <w:rFonts w:ascii="Helvetica" w:hAnsi="Helvetica" w:eastAsia="Helvetica" w:cs="Helvetica"/>
+                <w:i w:val="false"/>
+                <w:b w:val="false"/>
+                <w:u w:val="none"/>
+                <w:sz w:val="22"/>
+                <w:szCs w:val="22"/>
+                <w:color w:val="000000"/>
+              </w:rPr>
+              <w:t xml:space="preserve">0.089</w:t>
             </w:r>
           </w:p>
         </w:tc>
@@ -7356,113 +7356,113 @@
                 <w:szCs w:val="22"/>
                 <w:color w:val="000000"/>
               </w:rPr>
-              <w:t xml:space="preserve">-7.3</w:t>
-            </w:r>
-          </w:p>
-        </w:tc>
-        <w:tc>
-          <w:tcPr>
-            <w:tcBorders>
-              <w:bottom w:val="none" w:sz="0" w:space="0" w:color="000000"/>
-              <w:top w:val="none" w:sz="0" w:space="0" w:color="000000"/>
-              <w:left w:val="none" w:sz="0" w:space="0" w:color="000000"/>
-              <w:right w:val="none" w:sz="0" w:space="0" w:color="000000"/>
-            </w:tcBorders>
-            <w:shd w:val="clear" w:color="auto" w:fill="FFFFFF"/>
-            <w:tcMar>
-              <w:top w:w="0" w:type="dxa"/>
-              <w:bottom w:w="0" w:type="dxa"/>
-              <w:left w:w="0" w:type="dxa"/>
-              <w:right w:w="0" w:type="dxa"/>
-            </w:tcMar>
-            <w:vAlign w:val="top"/>
-          </w:tcPr>
-          <w:p>
-            <w:pPr>
-              <w:pStyle w:val="Normal"/>
-              <w:jc w:val="center"/>
-              <w:pBdr>
-                <w:bottom w:val="none" w:sz="0" w:space="0" w:color="000000"/>
-                <w:top w:val="none" w:sz="0" w:space="0" w:color="000000"/>
-                <w:left w:val="none" w:sz="0" w:space="0" w:color="000000"/>
-                <w:right w:val="none" w:sz="0" w:space="0" w:color="000000"/>
-              </w:pBdr>
-              <w:spacing w:after="100" w:before="100" w:line="240"/>
-              <w:ind w:left="100" w:right="100" w:firstLine="0" w:firstLineChars="0"/>
-              <w:rPr>
-                <w:rFonts w:ascii="Helvetica" w:hAnsi="Helvetica" w:eastAsia="Helvetica" w:cs="Helvetica"/>
-                <w:i w:val="false"/>
-                <w:b w:val="false"/>
-                <w:u w:val="none"/>
-                <w:sz w:val="22"/>
-                <w:szCs w:val="22"/>
-                <w:color w:val="000000"/>
-              </w:rPr>
-            </w:pPr>
-            <w:r>
-              <w:rPr>
-                <w:rFonts w:ascii="Helvetica" w:hAnsi="Helvetica" w:eastAsia="Helvetica" w:cs="Helvetica"/>
-                <w:i w:val="false"/>
-                <w:b w:val="false"/>
-                <w:u w:val="none"/>
-                <w:sz w:val="22"/>
-                <w:szCs w:val="22"/>
-                <w:color w:val="000000"/>
-              </w:rPr>
-              <w:t xml:space="preserve">-14, -0.72</w:t>
-            </w:r>
-          </w:p>
-        </w:tc>
-        <w:tc>
-          <w:tcPr>
-            <w:tcBorders>
-              <w:bottom w:val="none" w:sz="0" w:space="0" w:color="000000"/>
-              <w:top w:val="none" w:sz="0" w:space="0" w:color="000000"/>
-              <w:left w:val="none" w:sz="0" w:space="0" w:color="000000"/>
-              <w:right w:val="none" w:sz="0" w:space="0" w:color="000000"/>
-            </w:tcBorders>
-            <w:shd w:val="clear" w:color="auto" w:fill="FFFFFF"/>
-            <w:tcMar>
-              <w:top w:w="0" w:type="dxa"/>
-              <w:bottom w:w="0" w:type="dxa"/>
-              <w:left w:w="0" w:type="dxa"/>
-              <w:right w:w="0" w:type="dxa"/>
-            </w:tcMar>
-            <w:vAlign w:val="top"/>
-          </w:tcPr>
-          <w:p>
-            <w:pPr>
-              <w:pStyle w:val="Normal"/>
-              <w:jc w:val="center"/>
-              <w:pBdr>
-                <w:bottom w:val="none" w:sz="0" w:space="0" w:color="000000"/>
-                <w:top w:val="none" w:sz="0" w:space="0" w:color="000000"/>
-                <w:left w:val="none" w:sz="0" w:space="0" w:color="000000"/>
-                <w:right w:val="none" w:sz="0" w:space="0" w:color="000000"/>
-              </w:pBdr>
-              <w:spacing w:after="100" w:before="100" w:line="240"/>
-              <w:ind w:left="100" w:right="100" w:firstLine="0" w:firstLineChars="0"/>
-              <w:rPr>
-                <w:rFonts w:ascii="Helvetica" w:hAnsi="Helvetica" w:eastAsia="Helvetica" w:cs="Helvetica"/>
-                <w:i w:val="false"/>
-                <w:b w:val="false"/>
-                <w:u w:val="none"/>
-                <w:sz w:val="22"/>
-                <w:szCs w:val="22"/>
-                <w:color w:val="000000"/>
-              </w:rPr>
-            </w:pPr>
-            <w:r>
-              <w:rPr>
-                <w:rFonts w:ascii="Helvetica" w:hAnsi="Helvetica" w:eastAsia="Helvetica" w:cs="Helvetica"/>
-                <w:i w:val="false"/>
-                <w:b w:val="false"/>
-                <w:u w:val="none"/>
-                <w:sz w:val="22"/>
-                <w:szCs w:val="22"/>
-                <w:color w:val="000000"/>
-              </w:rPr>
-              <w:t xml:space="preserve">0.030</w:t>
+              <w:t xml:space="preserve">-6.8</w:t>
+            </w:r>
+          </w:p>
+        </w:tc>
+        <w:tc>
+          <w:tcPr>
+            <w:tcBorders>
+              <w:bottom w:val="none" w:sz="0" w:space="0" w:color="000000"/>
+              <w:top w:val="none" w:sz="0" w:space="0" w:color="000000"/>
+              <w:left w:val="none" w:sz="0" w:space="0" w:color="000000"/>
+              <w:right w:val="none" w:sz="0" w:space="0" w:color="000000"/>
+            </w:tcBorders>
+            <w:shd w:val="clear" w:color="auto" w:fill="FFFFFF"/>
+            <w:tcMar>
+              <w:top w:w="0" w:type="dxa"/>
+              <w:bottom w:w="0" w:type="dxa"/>
+              <w:left w:w="0" w:type="dxa"/>
+              <w:right w:w="0" w:type="dxa"/>
+            </w:tcMar>
+            <w:vAlign w:val="top"/>
+          </w:tcPr>
+          <w:p>
+            <w:pPr>
+              <w:pStyle w:val="Normal"/>
+              <w:jc w:val="center"/>
+              <w:pBdr>
+                <w:bottom w:val="none" w:sz="0" w:space="0" w:color="000000"/>
+                <w:top w:val="none" w:sz="0" w:space="0" w:color="000000"/>
+                <w:left w:val="none" w:sz="0" w:space="0" w:color="000000"/>
+                <w:right w:val="none" w:sz="0" w:space="0" w:color="000000"/>
+              </w:pBdr>
+              <w:spacing w:after="100" w:before="100" w:line="240"/>
+              <w:ind w:left="100" w:right="100" w:firstLine="0" w:firstLineChars="0"/>
+              <w:rPr>
+                <w:rFonts w:ascii="Helvetica" w:hAnsi="Helvetica" w:eastAsia="Helvetica" w:cs="Helvetica"/>
+                <w:i w:val="false"/>
+                <w:b w:val="false"/>
+                <w:u w:val="none"/>
+                <w:sz w:val="22"/>
+                <w:szCs w:val="22"/>
+                <w:color w:val="000000"/>
+              </w:rPr>
+            </w:pPr>
+            <w:r>
+              <w:rPr>
+                <w:rFonts w:ascii="Helvetica" w:hAnsi="Helvetica" w:eastAsia="Helvetica" w:cs="Helvetica"/>
+                <w:i w:val="false"/>
+                <w:b w:val="false"/>
+                <w:u w:val="none"/>
+                <w:sz w:val="22"/>
+                <w:szCs w:val="22"/>
+                <w:color w:val="000000"/>
+              </w:rPr>
+              <w:t xml:space="preserve">-13, -0.30</w:t>
+            </w:r>
+          </w:p>
+        </w:tc>
+        <w:tc>
+          <w:tcPr>
+            <w:tcBorders>
+              <w:bottom w:val="none" w:sz="0" w:space="0" w:color="000000"/>
+              <w:top w:val="none" w:sz="0" w:space="0" w:color="000000"/>
+              <w:left w:val="none" w:sz="0" w:space="0" w:color="000000"/>
+              <w:right w:val="none" w:sz="0" w:space="0" w:color="000000"/>
+            </w:tcBorders>
+            <w:shd w:val="clear" w:color="auto" w:fill="FFFFFF"/>
+            <w:tcMar>
+              <w:top w:w="0" w:type="dxa"/>
+              <w:bottom w:w="0" w:type="dxa"/>
+              <w:left w:w="0" w:type="dxa"/>
+              <w:right w:w="0" w:type="dxa"/>
+            </w:tcMar>
+            <w:vAlign w:val="top"/>
+          </w:tcPr>
+          <w:p>
+            <w:pPr>
+              <w:pStyle w:val="Normal"/>
+              <w:jc w:val="center"/>
+              <w:pBdr>
+                <w:bottom w:val="none" w:sz="0" w:space="0" w:color="000000"/>
+                <w:top w:val="none" w:sz="0" w:space="0" w:color="000000"/>
+                <w:left w:val="none" w:sz="0" w:space="0" w:color="000000"/>
+                <w:right w:val="none" w:sz="0" w:space="0" w:color="000000"/>
+              </w:pBdr>
+              <w:spacing w:after="100" w:before="100" w:line="240"/>
+              <w:ind w:left="100" w:right="100" w:firstLine="0" w:firstLineChars="0"/>
+              <w:rPr>
+                <w:rFonts w:ascii="Helvetica" w:hAnsi="Helvetica" w:eastAsia="Helvetica" w:cs="Helvetica"/>
+                <w:i w:val="false"/>
+                <w:b w:val="false"/>
+                <w:u w:val="none"/>
+                <w:sz w:val="22"/>
+                <w:szCs w:val="22"/>
+                <w:color w:val="000000"/>
+              </w:rPr>
+            </w:pPr>
+            <w:r>
+              <w:rPr>
+                <w:rFonts w:ascii="Helvetica" w:hAnsi="Helvetica" w:eastAsia="Helvetica" w:cs="Helvetica"/>
+                <w:i w:val="false"/>
+                <w:b w:val="false"/>
+                <w:u w:val="none"/>
+                <w:sz w:val="22"/>
+                <w:szCs w:val="22"/>
+                <w:color w:val="000000"/>
+              </w:rPr>
+              <w:t xml:space="preserve">0.040</w:t>
             </w:r>
           </w:p>
         </w:tc>
@@ -7839,113 +7839,113 @@
                 <w:szCs w:val="22"/>
                 <w:color w:val="000000"/>
               </w:rPr>
-              <w:t xml:space="preserve">0.79</w:t>
-            </w:r>
-          </w:p>
-        </w:tc>
-        <w:tc>
-          <w:tcPr>
-            <w:tcBorders>
-              <w:bottom w:val="none" w:sz="0" w:space="0" w:color="000000"/>
-              <w:top w:val="none" w:sz="0" w:space="0" w:color="000000"/>
-              <w:left w:val="none" w:sz="0" w:space="0" w:color="000000"/>
-              <w:right w:val="none" w:sz="0" w:space="0" w:color="000000"/>
-            </w:tcBorders>
-            <w:shd w:val="clear" w:color="auto" w:fill="FFFFFF"/>
-            <w:tcMar>
-              <w:top w:w="0" w:type="dxa"/>
-              <w:bottom w:w="0" w:type="dxa"/>
-              <w:left w:w="0" w:type="dxa"/>
-              <w:right w:w="0" w:type="dxa"/>
-            </w:tcMar>
-            <w:vAlign w:val="top"/>
-          </w:tcPr>
-          <w:p>
-            <w:pPr>
-              <w:pStyle w:val="Normal"/>
-              <w:jc w:val="center"/>
-              <w:pBdr>
-                <w:bottom w:val="none" w:sz="0" w:space="0" w:color="000000"/>
-                <w:top w:val="none" w:sz="0" w:space="0" w:color="000000"/>
-                <w:left w:val="none" w:sz="0" w:space="0" w:color="000000"/>
-                <w:right w:val="none" w:sz="0" w:space="0" w:color="000000"/>
-              </w:pBdr>
-              <w:spacing w:after="100" w:before="100" w:line="240"/>
-              <w:ind w:left="100" w:right="100" w:firstLine="0" w:firstLineChars="0"/>
-              <w:rPr>
-                <w:rFonts w:ascii="Helvetica" w:hAnsi="Helvetica" w:eastAsia="Helvetica" w:cs="Helvetica"/>
-                <w:i w:val="false"/>
-                <w:b w:val="false"/>
-                <w:u w:val="none"/>
-                <w:sz w:val="22"/>
-                <w:szCs w:val="22"/>
-                <w:color w:val="000000"/>
-              </w:rPr>
-            </w:pPr>
-            <w:r>
-              <w:rPr>
-                <w:rFonts w:ascii="Helvetica" w:hAnsi="Helvetica" w:eastAsia="Helvetica" w:cs="Helvetica"/>
-                <w:i w:val="false"/>
-                <w:b w:val="false"/>
-                <w:u w:val="none"/>
-                <w:sz w:val="22"/>
-                <w:szCs w:val="22"/>
-                <w:color w:val="000000"/>
-              </w:rPr>
-              <w:t xml:space="preserve">-5.2, 6.8</w:t>
-            </w:r>
-          </w:p>
-        </w:tc>
-        <w:tc>
-          <w:tcPr>
-            <w:tcBorders>
-              <w:bottom w:val="none" w:sz="0" w:space="0" w:color="000000"/>
-              <w:top w:val="none" w:sz="0" w:space="0" w:color="000000"/>
-              <w:left w:val="none" w:sz="0" w:space="0" w:color="000000"/>
-              <w:right w:val="none" w:sz="0" w:space="0" w:color="000000"/>
-            </w:tcBorders>
-            <w:shd w:val="clear" w:color="auto" w:fill="FFFFFF"/>
-            <w:tcMar>
-              <w:top w:w="0" w:type="dxa"/>
-              <w:bottom w:w="0" w:type="dxa"/>
-              <w:left w:w="0" w:type="dxa"/>
-              <w:right w:w="0" w:type="dxa"/>
-            </w:tcMar>
-            <w:vAlign w:val="top"/>
-          </w:tcPr>
-          <w:p>
-            <w:pPr>
-              <w:pStyle w:val="Normal"/>
-              <w:jc w:val="center"/>
-              <w:pBdr>
-                <w:bottom w:val="none" w:sz="0" w:space="0" w:color="000000"/>
-                <w:top w:val="none" w:sz="0" w:space="0" w:color="000000"/>
-                <w:left w:val="none" w:sz="0" w:space="0" w:color="000000"/>
-                <w:right w:val="none" w:sz="0" w:space="0" w:color="000000"/>
-              </w:pBdr>
-              <w:spacing w:after="100" w:before="100" w:line="240"/>
-              <w:ind w:left="100" w:right="100" w:firstLine="0" w:firstLineChars="0"/>
-              <w:rPr>
-                <w:rFonts w:ascii="Helvetica" w:hAnsi="Helvetica" w:eastAsia="Helvetica" w:cs="Helvetica"/>
-                <w:i w:val="false"/>
-                <w:b w:val="false"/>
-                <w:u w:val="none"/>
-                <w:sz w:val="22"/>
-                <w:szCs w:val="22"/>
-                <w:color w:val="000000"/>
-              </w:rPr>
-            </w:pPr>
-            <w:r>
-              <w:rPr>
-                <w:rFonts w:ascii="Helvetica" w:hAnsi="Helvetica" w:eastAsia="Helvetica" w:cs="Helvetica"/>
-                <w:i w:val="false"/>
-                <w:b w:val="false"/>
-                <w:u w:val="none"/>
-                <w:sz w:val="22"/>
-                <w:szCs w:val="22"/>
-                <w:color w:val="000000"/>
-              </w:rPr>
-              <w:t xml:space="preserve">0.797</w:t>
+              <w:t xml:space="preserve">-0.22</w:t>
+            </w:r>
+          </w:p>
+        </w:tc>
+        <w:tc>
+          <w:tcPr>
+            <w:tcBorders>
+              <w:bottom w:val="none" w:sz="0" w:space="0" w:color="000000"/>
+              <w:top w:val="none" w:sz="0" w:space="0" w:color="000000"/>
+              <w:left w:val="none" w:sz="0" w:space="0" w:color="000000"/>
+              <w:right w:val="none" w:sz="0" w:space="0" w:color="000000"/>
+            </w:tcBorders>
+            <w:shd w:val="clear" w:color="auto" w:fill="FFFFFF"/>
+            <w:tcMar>
+              <w:top w:w="0" w:type="dxa"/>
+              <w:bottom w:w="0" w:type="dxa"/>
+              <w:left w:w="0" w:type="dxa"/>
+              <w:right w:w="0" w:type="dxa"/>
+            </w:tcMar>
+            <w:vAlign w:val="top"/>
+          </w:tcPr>
+          <w:p>
+            <w:pPr>
+              <w:pStyle w:val="Normal"/>
+              <w:jc w:val="center"/>
+              <w:pBdr>
+                <w:bottom w:val="none" w:sz="0" w:space="0" w:color="000000"/>
+                <w:top w:val="none" w:sz="0" w:space="0" w:color="000000"/>
+                <w:left w:val="none" w:sz="0" w:space="0" w:color="000000"/>
+                <w:right w:val="none" w:sz="0" w:space="0" w:color="000000"/>
+              </w:pBdr>
+              <w:spacing w:after="100" w:before="100" w:line="240"/>
+              <w:ind w:left="100" w:right="100" w:firstLine="0" w:firstLineChars="0"/>
+              <w:rPr>
+                <w:rFonts w:ascii="Helvetica" w:hAnsi="Helvetica" w:eastAsia="Helvetica" w:cs="Helvetica"/>
+                <w:i w:val="false"/>
+                <w:b w:val="false"/>
+                <w:u w:val="none"/>
+                <w:sz w:val="22"/>
+                <w:szCs w:val="22"/>
+                <w:color w:val="000000"/>
+              </w:rPr>
+            </w:pPr>
+            <w:r>
+              <w:rPr>
+                <w:rFonts w:ascii="Helvetica" w:hAnsi="Helvetica" w:eastAsia="Helvetica" w:cs="Helvetica"/>
+                <w:i w:val="false"/>
+                <w:b w:val="false"/>
+                <w:u w:val="none"/>
+                <w:sz w:val="22"/>
+                <w:szCs w:val="22"/>
+                <w:color w:val="000000"/>
+              </w:rPr>
+              <w:t xml:space="preserve">-6.2, 5.8</w:t>
+            </w:r>
+          </w:p>
+        </w:tc>
+        <w:tc>
+          <w:tcPr>
+            <w:tcBorders>
+              <w:bottom w:val="none" w:sz="0" w:space="0" w:color="000000"/>
+              <w:top w:val="none" w:sz="0" w:space="0" w:color="000000"/>
+              <w:left w:val="none" w:sz="0" w:space="0" w:color="000000"/>
+              <w:right w:val="none" w:sz="0" w:space="0" w:color="000000"/>
+            </w:tcBorders>
+            <w:shd w:val="clear" w:color="auto" w:fill="FFFFFF"/>
+            <w:tcMar>
+              <w:top w:w="0" w:type="dxa"/>
+              <w:bottom w:w="0" w:type="dxa"/>
+              <w:left w:w="0" w:type="dxa"/>
+              <w:right w:w="0" w:type="dxa"/>
+            </w:tcMar>
+            <w:vAlign w:val="top"/>
+          </w:tcPr>
+          <w:p>
+            <w:pPr>
+              <w:pStyle w:val="Normal"/>
+              <w:jc w:val="center"/>
+              <w:pBdr>
+                <w:bottom w:val="none" w:sz="0" w:space="0" w:color="000000"/>
+                <w:top w:val="none" w:sz="0" w:space="0" w:color="000000"/>
+                <w:left w:val="none" w:sz="0" w:space="0" w:color="000000"/>
+                <w:right w:val="none" w:sz="0" w:space="0" w:color="000000"/>
+              </w:pBdr>
+              <w:spacing w:after="100" w:before="100" w:line="240"/>
+              <w:ind w:left="100" w:right="100" w:firstLine="0" w:firstLineChars="0"/>
+              <w:rPr>
+                <w:rFonts w:ascii="Helvetica" w:hAnsi="Helvetica" w:eastAsia="Helvetica" w:cs="Helvetica"/>
+                <w:i w:val="false"/>
+                <w:b w:val="false"/>
+                <w:u w:val="none"/>
+                <w:sz w:val="22"/>
+                <w:szCs w:val="22"/>
+                <w:color w:val="000000"/>
+              </w:rPr>
+            </w:pPr>
+            <w:r>
+              <w:rPr>
+                <w:rFonts w:ascii="Helvetica" w:hAnsi="Helvetica" w:eastAsia="Helvetica" w:cs="Helvetica"/>
+                <w:i w:val="false"/>
+                <w:b w:val="false"/>
+                <w:u w:val="none"/>
+                <w:sz w:val="22"/>
+                <w:szCs w:val="22"/>
+                <w:color w:val="000000"/>
+              </w:rPr>
+              <w:t xml:space="preserve">0.942</w:t>
             </w:r>
           </w:p>
         </w:tc>
@@ -8322,113 +8322,113 @@
                 <w:szCs w:val="22"/>
                 <w:color w:val="000000"/>
               </w:rPr>
-              <w:t xml:space="preserve">-5.0</w:t>
-            </w:r>
-          </w:p>
-        </w:tc>
-        <w:tc>
-          <w:tcPr>
-            <w:tcBorders>
-              <w:bottom w:val="none" w:sz="0" w:space="0" w:color="000000"/>
-              <w:top w:val="none" w:sz="0" w:space="0" w:color="000000"/>
-              <w:left w:val="none" w:sz="0" w:space="0" w:color="000000"/>
-              <w:right w:val="none" w:sz="0" w:space="0" w:color="000000"/>
-            </w:tcBorders>
-            <w:shd w:val="clear" w:color="auto" w:fill="FFFFFF"/>
-            <w:tcMar>
-              <w:top w:w="0" w:type="dxa"/>
-              <w:bottom w:w="0" w:type="dxa"/>
-              <w:left w:w="0" w:type="dxa"/>
-              <w:right w:w="0" w:type="dxa"/>
-            </w:tcMar>
-            <w:vAlign w:val="top"/>
-          </w:tcPr>
-          <w:p>
-            <w:pPr>
-              <w:pStyle w:val="Normal"/>
-              <w:jc w:val="center"/>
-              <w:pBdr>
-                <w:bottom w:val="none" w:sz="0" w:space="0" w:color="000000"/>
-                <w:top w:val="none" w:sz="0" w:space="0" w:color="000000"/>
-                <w:left w:val="none" w:sz="0" w:space="0" w:color="000000"/>
-                <w:right w:val="none" w:sz="0" w:space="0" w:color="000000"/>
-              </w:pBdr>
-              <w:spacing w:after="100" w:before="100" w:line="240"/>
-              <w:ind w:left="100" w:right="100" w:firstLine="0" w:firstLineChars="0"/>
-              <w:rPr>
-                <w:rFonts w:ascii="Helvetica" w:hAnsi="Helvetica" w:eastAsia="Helvetica" w:cs="Helvetica"/>
-                <w:i w:val="false"/>
-                <w:b w:val="false"/>
-                <w:u w:val="none"/>
-                <w:sz w:val="22"/>
-                <w:szCs w:val="22"/>
-                <w:color w:val="000000"/>
-              </w:rPr>
-            </w:pPr>
-            <w:r>
-              <w:rPr>
-                <w:rFonts w:ascii="Helvetica" w:hAnsi="Helvetica" w:eastAsia="Helvetica" w:cs="Helvetica"/>
-                <w:i w:val="false"/>
-                <w:b w:val="false"/>
-                <w:u w:val="none"/>
-                <w:sz w:val="22"/>
-                <w:szCs w:val="22"/>
-                <w:color w:val="000000"/>
-              </w:rPr>
-              <w:t xml:space="preserve">-12, 1.9</w:t>
-            </w:r>
-          </w:p>
-        </w:tc>
-        <w:tc>
-          <w:tcPr>
-            <w:tcBorders>
-              <w:bottom w:val="none" w:sz="0" w:space="0" w:color="000000"/>
-              <w:top w:val="none" w:sz="0" w:space="0" w:color="000000"/>
-              <w:left w:val="none" w:sz="0" w:space="0" w:color="000000"/>
-              <w:right w:val="none" w:sz="0" w:space="0" w:color="000000"/>
-            </w:tcBorders>
-            <w:shd w:val="clear" w:color="auto" w:fill="FFFFFF"/>
-            <w:tcMar>
-              <w:top w:w="0" w:type="dxa"/>
-              <w:bottom w:w="0" w:type="dxa"/>
-              <w:left w:w="0" w:type="dxa"/>
-              <w:right w:w="0" w:type="dxa"/>
-            </w:tcMar>
-            <w:vAlign w:val="top"/>
-          </w:tcPr>
-          <w:p>
-            <w:pPr>
-              <w:pStyle w:val="Normal"/>
-              <w:jc w:val="center"/>
-              <w:pBdr>
-                <w:bottom w:val="none" w:sz="0" w:space="0" w:color="000000"/>
-                <w:top w:val="none" w:sz="0" w:space="0" w:color="000000"/>
-                <w:left w:val="none" w:sz="0" w:space="0" w:color="000000"/>
-                <w:right w:val="none" w:sz="0" w:space="0" w:color="000000"/>
-              </w:pBdr>
-              <w:spacing w:after="100" w:before="100" w:line="240"/>
-              <w:ind w:left="100" w:right="100" w:firstLine="0" w:firstLineChars="0"/>
-              <w:rPr>
-                <w:rFonts w:ascii="Helvetica" w:hAnsi="Helvetica" w:eastAsia="Helvetica" w:cs="Helvetica"/>
-                <w:i w:val="false"/>
-                <w:b w:val="false"/>
-                <w:u w:val="none"/>
-                <w:sz w:val="22"/>
-                <w:szCs w:val="22"/>
-                <w:color w:val="000000"/>
-              </w:rPr>
-            </w:pPr>
-            <w:r>
-              <w:rPr>
-                <w:rFonts w:ascii="Helvetica" w:hAnsi="Helvetica" w:eastAsia="Helvetica" w:cs="Helvetica"/>
-                <w:i w:val="false"/>
-                <w:b w:val="false"/>
-                <w:u w:val="none"/>
-                <w:sz w:val="22"/>
-                <w:szCs w:val="22"/>
-                <w:color w:val="000000"/>
-              </w:rPr>
-              <w:t xml:space="preserve">0.153</w:t>
+              <w:t xml:space="preserve">-5.5</w:t>
+            </w:r>
+          </w:p>
+        </w:tc>
+        <w:tc>
+          <w:tcPr>
+            <w:tcBorders>
+              <w:bottom w:val="none" w:sz="0" w:space="0" w:color="000000"/>
+              <w:top w:val="none" w:sz="0" w:space="0" w:color="000000"/>
+              <w:left w:val="none" w:sz="0" w:space="0" w:color="000000"/>
+              <w:right w:val="none" w:sz="0" w:space="0" w:color="000000"/>
+            </w:tcBorders>
+            <w:shd w:val="clear" w:color="auto" w:fill="FFFFFF"/>
+            <w:tcMar>
+              <w:top w:w="0" w:type="dxa"/>
+              <w:bottom w:w="0" w:type="dxa"/>
+              <w:left w:w="0" w:type="dxa"/>
+              <w:right w:w="0" w:type="dxa"/>
+            </w:tcMar>
+            <w:vAlign w:val="top"/>
+          </w:tcPr>
+          <w:p>
+            <w:pPr>
+              <w:pStyle w:val="Normal"/>
+              <w:jc w:val="center"/>
+              <w:pBdr>
+                <w:bottom w:val="none" w:sz="0" w:space="0" w:color="000000"/>
+                <w:top w:val="none" w:sz="0" w:space="0" w:color="000000"/>
+                <w:left w:val="none" w:sz="0" w:space="0" w:color="000000"/>
+                <w:right w:val="none" w:sz="0" w:space="0" w:color="000000"/>
+              </w:pBdr>
+              <w:spacing w:after="100" w:before="100" w:line="240"/>
+              <w:ind w:left="100" w:right="100" w:firstLine="0" w:firstLineChars="0"/>
+              <w:rPr>
+                <w:rFonts w:ascii="Helvetica" w:hAnsi="Helvetica" w:eastAsia="Helvetica" w:cs="Helvetica"/>
+                <w:i w:val="false"/>
+                <w:b w:val="false"/>
+                <w:u w:val="none"/>
+                <w:sz w:val="22"/>
+                <w:szCs w:val="22"/>
+                <w:color w:val="000000"/>
+              </w:rPr>
+            </w:pPr>
+            <w:r>
+              <w:rPr>
+                <w:rFonts w:ascii="Helvetica" w:hAnsi="Helvetica" w:eastAsia="Helvetica" w:cs="Helvetica"/>
+                <w:i w:val="false"/>
+                <w:b w:val="false"/>
+                <w:u w:val="none"/>
+                <w:sz w:val="22"/>
+                <w:szCs w:val="22"/>
+                <w:color w:val="000000"/>
+              </w:rPr>
+              <w:t xml:space="preserve">-12, 1.4</w:t>
+            </w:r>
+          </w:p>
+        </w:tc>
+        <w:tc>
+          <w:tcPr>
+            <w:tcBorders>
+              <w:bottom w:val="none" w:sz="0" w:space="0" w:color="000000"/>
+              <w:top w:val="none" w:sz="0" w:space="0" w:color="000000"/>
+              <w:left w:val="none" w:sz="0" w:space="0" w:color="000000"/>
+              <w:right w:val="none" w:sz="0" w:space="0" w:color="000000"/>
+            </w:tcBorders>
+            <w:shd w:val="clear" w:color="auto" w:fill="FFFFFF"/>
+            <w:tcMar>
+              <w:top w:w="0" w:type="dxa"/>
+              <w:bottom w:w="0" w:type="dxa"/>
+              <w:left w:w="0" w:type="dxa"/>
+              <w:right w:w="0" w:type="dxa"/>
+            </w:tcMar>
+            <w:vAlign w:val="top"/>
+          </w:tcPr>
+          <w:p>
+            <w:pPr>
+              <w:pStyle w:val="Normal"/>
+              <w:jc w:val="center"/>
+              <w:pBdr>
+                <w:bottom w:val="none" w:sz="0" w:space="0" w:color="000000"/>
+                <w:top w:val="none" w:sz="0" w:space="0" w:color="000000"/>
+                <w:left w:val="none" w:sz="0" w:space="0" w:color="000000"/>
+                <w:right w:val="none" w:sz="0" w:space="0" w:color="000000"/>
+              </w:pBdr>
+              <w:spacing w:after="100" w:before="100" w:line="240"/>
+              <w:ind w:left="100" w:right="100" w:firstLine="0" w:firstLineChars="0"/>
+              <w:rPr>
+                <w:rFonts w:ascii="Helvetica" w:hAnsi="Helvetica" w:eastAsia="Helvetica" w:cs="Helvetica"/>
+                <w:i w:val="false"/>
+                <w:b w:val="false"/>
+                <w:u w:val="none"/>
+                <w:sz w:val="22"/>
+                <w:szCs w:val="22"/>
+                <w:color w:val="000000"/>
+              </w:rPr>
+            </w:pPr>
+            <w:r>
+              <w:rPr>
+                <w:rFonts w:ascii="Helvetica" w:hAnsi="Helvetica" w:eastAsia="Helvetica" w:cs="Helvetica"/>
+                <w:i w:val="false"/>
+                <w:b w:val="false"/>
+                <w:u w:val="none"/>
+                <w:sz w:val="22"/>
+                <w:szCs w:val="22"/>
+                <w:color w:val="000000"/>
+              </w:rPr>
+              <w:t xml:space="preserve">0.116</w:t>
             </w:r>
           </w:p>
         </w:tc>
@@ -9288,113 +9288,113 @@
                 <w:szCs w:val="22"/>
                 <w:color w:val="000000"/>
               </w:rPr>
-              <w:t xml:space="preserve">5.4</w:t>
-            </w:r>
-          </w:p>
-        </w:tc>
-        <w:tc>
-          <w:tcPr>
-            <w:tcBorders>
-              <w:bottom w:val="none" w:sz="0" w:space="0" w:color="000000"/>
-              <w:top w:val="none" w:sz="0" w:space="0" w:color="000000"/>
-              <w:left w:val="none" w:sz="0" w:space="0" w:color="000000"/>
-              <w:right w:val="none" w:sz="0" w:space="0" w:color="000000"/>
-            </w:tcBorders>
-            <w:shd w:val="clear" w:color="auto" w:fill="FFFFFF"/>
-            <w:tcMar>
-              <w:top w:w="0" w:type="dxa"/>
-              <w:bottom w:w="0" w:type="dxa"/>
-              <w:left w:w="0" w:type="dxa"/>
-              <w:right w:w="0" w:type="dxa"/>
-            </w:tcMar>
-            <w:vAlign w:val="top"/>
-          </w:tcPr>
-          <w:p>
-            <w:pPr>
-              <w:pStyle w:val="Normal"/>
-              <w:jc w:val="center"/>
-              <w:pBdr>
-                <w:bottom w:val="none" w:sz="0" w:space="0" w:color="000000"/>
-                <w:top w:val="none" w:sz="0" w:space="0" w:color="000000"/>
-                <w:left w:val="none" w:sz="0" w:space="0" w:color="000000"/>
-                <w:right w:val="none" w:sz="0" w:space="0" w:color="000000"/>
-              </w:pBdr>
-              <w:spacing w:after="100" w:before="100" w:line="240"/>
-              <w:ind w:left="100" w:right="100" w:firstLine="0" w:firstLineChars="0"/>
-              <w:rPr>
-                <w:rFonts w:ascii="Helvetica" w:hAnsi="Helvetica" w:eastAsia="Helvetica" w:cs="Helvetica"/>
-                <w:i w:val="false"/>
-                <w:b w:val="false"/>
-                <w:u w:val="none"/>
-                <w:sz w:val="22"/>
-                <w:szCs w:val="22"/>
-                <w:color w:val="000000"/>
-              </w:rPr>
-            </w:pPr>
-            <w:r>
-              <w:rPr>
-                <w:rFonts w:ascii="Helvetica" w:hAnsi="Helvetica" w:eastAsia="Helvetica" w:cs="Helvetica"/>
-                <w:i w:val="false"/>
-                <w:b w:val="false"/>
-                <w:u w:val="none"/>
-                <w:sz w:val="22"/>
-                <w:szCs w:val="22"/>
-                <w:color w:val="000000"/>
-              </w:rPr>
-              <w:t xml:space="preserve">-0.17, 11</w:t>
-            </w:r>
-          </w:p>
-        </w:tc>
-        <w:tc>
-          <w:tcPr>
-            <w:tcBorders>
-              <w:bottom w:val="none" w:sz="0" w:space="0" w:color="000000"/>
-              <w:top w:val="none" w:sz="0" w:space="0" w:color="000000"/>
-              <w:left w:val="none" w:sz="0" w:space="0" w:color="000000"/>
-              <w:right w:val="none" w:sz="0" w:space="0" w:color="000000"/>
-            </w:tcBorders>
-            <w:shd w:val="clear" w:color="auto" w:fill="FFFFFF"/>
-            <w:tcMar>
-              <w:top w:w="0" w:type="dxa"/>
-              <w:bottom w:w="0" w:type="dxa"/>
-              <w:left w:w="0" w:type="dxa"/>
-              <w:right w:w="0" w:type="dxa"/>
-            </w:tcMar>
-            <w:vAlign w:val="top"/>
-          </w:tcPr>
-          <w:p>
-            <w:pPr>
-              <w:pStyle w:val="Normal"/>
-              <w:jc w:val="center"/>
-              <w:pBdr>
-                <w:bottom w:val="none" w:sz="0" w:space="0" w:color="000000"/>
-                <w:top w:val="none" w:sz="0" w:space="0" w:color="000000"/>
-                <w:left w:val="none" w:sz="0" w:space="0" w:color="000000"/>
-                <w:right w:val="none" w:sz="0" w:space="0" w:color="000000"/>
-              </w:pBdr>
-              <w:spacing w:after="100" w:before="100" w:line="240"/>
-              <w:ind w:left="100" w:right="100" w:firstLine="0" w:firstLineChars="0"/>
-              <w:rPr>
-                <w:rFonts w:ascii="Helvetica" w:hAnsi="Helvetica" w:eastAsia="Helvetica" w:cs="Helvetica"/>
-                <w:i w:val="false"/>
-                <w:b w:val="false"/>
-                <w:u w:val="none"/>
-                <w:sz w:val="22"/>
-                <w:szCs w:val="22"/>
-                <w:color w:val="000000"/>
-              </w:rPr>
-            </w:pPr>
-            <w:r>
-              <w:rPr>
-                <w:rFonts w:ascii="Helvetica" w:hAnsi="Helvetica" w:eastAsia="Helvetica" w:cs="Helvetica"/>
-                <w:i w:val="false"/>
-                <w:b w:val="false"/>
-                <w:u w:val="none"/>
-                <w:sz w:val="22"/>
-                <w:szCs w:val="22"/>
-                <w:color w:val="000000"/>
-              </w:rPr>
-              <w:t xml:space="preserve">0.057</w:t>
+              <w:t xml:space="preserve">4.7</w:t>
+            </w:r>
+          </w:p>
+        </w:tc>
+        <w:tc>
+          <w:tcPr>
+            <w:tcBorders>
+              <w:bottom w:val="none" w:sz="0" w:space="0" w:color="000000"/>
+              <w:top w:val="none" w:sz="0" w:space="0" w:color="000000"/>
+              <w:left w:val="none" w:sz="0" w:space="0" w:color="000000"/>
+              <w:right w:val="none" w:sz="0" w:space="0" w:color="000000"/>
+            </w:tcBorders>
+            <w:shd w:val="clear" w:color="auto" w:fill="FFFFFF"/>
+            <w:tcMar>
+              <w:top w:w="0" w:type="dxa"/>
+              <w:bottom w:w="0" w:type="dxa"/>
+              <w:left w:w="0" w:type="dxa"/>
+              <w:right w:w="0" w:type="dxa"/>
+            </w:tcMar>
+            <w:vAlign w:val="top"/>
+          </w:tcPr>
+          <w:p>
+            <w:pPr>
+              <w:pStyle w:val="Normal"/>
+              <w:jc w:val="center"/>
+              <w:pBdr>
+                <w:bottom w:val="none" w:sz="0" w:space="0" w:color="000000"/>
+                <w:top w:val="none" w:sz="0" w:space="0" w:color="000000"/>
+                <w:left w:val="none" w:sz="0" w:space="0" w:color="000000"/>
+                <w:right w:val="none" w:sz="0" w:space="0" w:color="000000"/>
+              </w:pBdr>
+              <w:spacing w:after="100" w:before="100" w:line="240"/>
+              <w:ind w:left="100" w:right="100" w:firstLine="0" w:firstLineChars="0"/>
+              <w:rPr>
+                <w:rFonts w:ascii="Helvetica" w:hAnsi="Helvetica" w:eastAsia="Helvetica" w:cs="Helvetica"/>
+                <w:i w:val="false"/>
+                <w:b w:val="false"/>
+                <w:u w:val="none"/>
+                <w:sz w:val="22"/>
+                <w:szCs w:val="22"/>
+                <w:color w:val="000000"/>
+              </w:rPr>
+            </w:pPr>
+            <w:r>
+              <w:rPr>
+                <w:rFonts w:ascii="Helvetica" w:hAnsi="Helvetica" w:eastAsia="Helvetica" w:cs="Helvetica"/>
+                <w:i w:val="false"/>
+                <w:b w:val="false"/>
+                <w:u w:val="none"/>
+                <w:sz w:val="22"/>
+                <w:szCs w:val="22"/>
+                <w:color w:val="000000"/>
+              </w:rPr>
+              <w:t xml:space="preserve">-0.92, 10</w:t>
+            </w:r>
+          </w:p>
+        </w:tc>
+        <w:tc>
+          <w:tcPr>
+            <w:tcBorders>
+              <w:bottom w:val="none" w:sz="0" w:space="0" w:color="000000"/>
+              <w:top w:val="none" w:sz="0" w:space="0" w:color="000000"/>
+              <w:left w:val="none" w:sz="0" w:space="0" w:color="000000"/>
+              <w:right w:val="none" w:sz="0" w:space="0" w:color="000000"/>
+            </w:tcBorders>
+            <w:shd w:val="clear" w:color="auto" w:fill="FFFFFF"/>
+            <w:tcMar>
+              <w:top w:w="0" w:type="dxa"/>
+              <w:bottom w:w="0" w:type="dxa"/>
+              <w:left w:w="0" w:type="dxa"/>
+              <w:right w:w="0" w:type="dxa"/>
+            </w:tcMar>
+            <w:vAlign w:val="top"/>
+          </w:tcPr>
+          <w:p>
+            <w:pPr>
+              <w:pStyle w:val="Normal"/>
+              <w:jc w:val="center"/>
+              <w:pBdr>
+                <w:bottom w:val="none" w:sz="0" w:space="0" w:color="000000"/>
+                <w:top w:val="none" w:sz="0" w:space="0" w:color="000000"/>
+                <w:left w:val="none" w:sz="0" w:space="0" w:color="000000"/>
+                <w:right w:val="none" w:sz="0" w:space="0" w:color="000000"/>
+              </w:pBdr>
+              <w:spacing w:after="100" w:before="100" w:line="240"/>
+              <w:ind w:left="100" w:right="100" w:firstLine="0" w:firstLineChars="0"/>
+              <w:rPr>
+                <w:rFonts w:ascii="Helvetica" w:hAnsi="Helvetica" w:eastAsia="Helvetica" w:cs="Helvetica"/>
+                <w:i w:val="false"/>
+                <w:b w:val="false"/>
+                <w:u w:val="none"/>
+                <w:sz w:val="22"/>
+                <w:szCs w:val="22"/>
+                <w:color w:val="000000"/>
+              </w:rPr>
+            </w:pPr>
+            <w:r>
+              <w:rPr>
+                <w:rFonts w:ascii="Helvetica" w:hAnsi="Helvetica" w:eastAsia="Helvetica" w:cs="Helvetica"/>
+                <w:i w:val="false"/>
+                <w:b w:val="false"/>
+                <w:u w:val="none"/>
+                <w:sz w:val="22"/>
+                <w:szCs w:val="22"/>
+                <w:color w:val="000000"/>
+              </w:rPr>
+              <w:t xml:space="preserve">0.101</w:t>
             </w:r>
           </w:p>
         </w:tc>
@@ -9771,113 +9771,113 @@
                 <w:szCs w:val="22"/>
                 <w:color w:val="000000"/>
               </w:rPr>
-              <w:t xml:space="preserve">-0.12</w:t>
-            </w:r>
-          </w:p>
-        </w:tc>
-        <w:tc>
-          <w:tcPr>
-            <w:tcBorders>
-              <w:bottom w:val="none" w:sz="0" w:space="0" w:color="000000"/>
-              <w:top w:val="none" w:sz="0" w:space="0" w:color="000000"/>
-              <w:left w:val="none" w:sz="0" w:space="0" w:color="000000"/>
-              <w:right w:val="none" w:sz="0" w:space="0" w:color="000000"/>
-            </w:tcBorders>
-            <w:shd w:val="clear" w:color="auto" w:fill="FFFFFF"/>
-            <w:tcMar>
-              <w:top w:w="0" w:type="dxa"/>
-              <w:bottom w:w="0" w:type="dxa"/>
-              <w:left w:w="0" w:type="dxa"/>
-              <w:right w:w="0" w:type="dxa"/>
-            </w:tcMar>
-            <w:vAlign w:val="top"/>
-          </w:tcPr>
-          <w:p>
-            <w:pPr>
-              <w:pStyle w:val="Normal"/>
-              <w:jc w:val="center"/>
-              <w:pBdr>
-                <w:bottom w:val="none" w:sz="0" w:space="0" w:color="000000"/>
-                <w:top w:val="none" w:sz="0" w:space="0" w:color="000000"/>
-                <w:left w:val="none" w:sz="0" w:space="0" w:color="000000"/>
-                <w:right w:val="none" w:sz="0" w:space="0" w:color="000000"/>
-              </w:pBdr>
-              <w:spacing w:after="100" w:before="100" w:line="240"/>
-              <w:ind w:left="100" w:right="100" w:firstLine="0" w:firstLineChars="0"/>
-              <w:rPr>
-                <w:rFonts w:ascii="Helvetica" w:hAnsi="Helvetica" w:eastAsia="Helvetica" w:cs="Helvetica"/>
-                <w:i w:val="false"/>
-                <w:b w:val="false"/>
-                <w:u w:val="none"/>
-                <w:sz w:val="22"/>
-                <w:szCs w:val="22"/>
-                <w:color w:val="000000"/>
-              </w:rPr>
-            </w:pPr>
-            <w:r>
-              <w:rPr>
-                <w:rFonts w:ascii="Helvetica" w:hAnsi="Helvetica" w:eastAsia="Helvetica" w:cs="Helvetica"/>
-                <w:i w:val="false"/>
-                <w:b w:val="false"/>
-                <w:u w:val="none"/>
-                <w:sz w:val="22"/>
-                <w:szCs w:val="22"/>
-                <w:color w:val="000000"/>
-              </w:rPr>
-              <w:t xml:space="preserve">-6.8, 6.6</w:t>
-            </w:r>
-          </w:p>
-        </w:tc>
-        <w:tc>
-          <w:tcPr>
-            <w:tcBorders>
-              <w:bottom w:val="none" w:sz="0" w:space="0" w:color="000000"/>
-              <w:top w:val="none" w:sz="0" w:space="0" w:color="000000"/>
-              <w:left w:val="none" w:sz="0" w:space="0" w:color="000000"/>
-              <w:right w:val="none" w:sz="0" w:space="0" w:color="000000"/>
-            </w:tcBorders>
-            <w:shd w:val="clear" w:color="auto" w:fill="FFFFFF"/>
-            <w:tcMar>
-              <w:top w:w="0" w:type="dxa"/>
-              <w:bottom w:w="0" w:type="dxa"/>
-              <w:left w:w="0" w:type="dxa"/>
-              <w:right w:w="0" w:type="dxa"/>
-            </w:tcMar>
-            <w:vAlign w:val="top"/>
-          </w:tcPr>
-          <w:p>
-            <w:pPr>
-              <w:pStyle w:val="Normal"/>
-              <w:jc w:val="center"/>
-              <w:pBdr>
-                <w:bottom w:val="none" w:sz="0" w:space="0" w:color="000000"/>
-                <w:top w:val="none" w:sz="0" w:space="0" w:color="000000"/>
-                <w:left w:val="none" w:sz="0" w:space="0" w:color="000000"/>
-                <w:right w:val="none" w:sz="0" w:space="0" w:color="000000"/>
-              </w:pBdr>
-              <w:spacing w:after="100" w:before="100" w:line="240"/>
-              <w:ind w:left="100" w:right="100" w:firstLine="0" w:firstLineChars="0"/>
-              <w:rPr>
-                <w:rFonts w:ascii="Helvetica" w:hAnsi="Helvetica" w:eastAsia="Helvetica" w:cs="Helvetica"/>
-                <w:i w:val="false"/>
-                <w:b w:val="false"/>
-                <w:u w:val="none"/>
-                <w:sz w:val="22"/>
-                <w:szCs w:val="22"/>
-                <w:color w:val="000000"/>
-              </w:rPr>
-            </w:pPr>
-            <w:r>
-              <w:rPr>
-                <w:rFonts w:ascii="Helvetica" w:hAnsi="Helvetica" w:eastAsia="Helvetica" w:cs="Helvetica"/>
-                <w:i w:val="false"/>
-                <w:b w:val="false"/>
-                <w:u w:val="none"/>
-                <w:sz w:val="22"/>
-                <w:szCs w:val="22"/>
-                <w:color w:val="000000"/>
-              </w:rPr>
-              <w:t xml:space="preserve">0.971</w:t>
+              <w:t xml:space="preserve">-0.66</w:t>
+            </w:r>
+          </w:p>
+        </w:tc>
+        <w:tc>
+          <w:tcPr>
+            <w:tcBorders>
+              <w:bottom w:val="none" w:sz="0" w:space="0" w:color="000000"/>
+              <w:top w:val="none" w:sz="0" w:space="0" w:color="000000"/>
+              <w:left w:val="none" w:sz="0" w:space="0" w:color="000000"/>
+              <w:right w:val="none" w:sz="0" w:space="0" w:color="000000"/>
+            </w:tcBorders>
+            <w:shd w:val="clear" w:color="auto" w:fill="FFFFFF"/>
+            <w:tcMar>
+              <w:top w:w="0" w:type="dxa"/>
+              <w:bottom w:w="0" w:type="dxa"/>
+              <w:left w:w="0" w:type="dxa"/>
+              <w:right w:w="0" w:type="dxa"/>
+            </w:tcMar>
+            <w:vAlign w:val="top"/>
+          </w:tcPr>
+          <w:p>
+            <w:pPr>
+              <w:pStyle w:val="Normal"/>
+              <w:jc w:val="center"/>
+              <w:pBdr>
+                <w:bottom w:val="none" w:sz="0" w:space="0" w:color="000000"/>
+                <w:top w:val="none" w:sz="0" w:space="0" w:color="000000"/>
+                <w:left w:val="none" w:sz="0" w:space="0" w:color="000000"/>
+                <w:right w:val="none" w:sz="0" w:space="0" w:color="000000"/>
+              </w:pBdr>
+              <w:spacing w:after="100" w:before="100" w:line="240"/>
+              <w:ind w:left="100" w:right="100" w:firstLine="0" w:firstLineChars="0"/>
+              <w:rPr>
+                <w:rFonts w:ascii="Helvetica" w:hAnsi="Helvetica" w:eastAsia="Helvetica" w:cs="Helvetica"/>
+                <w:i w:val="false"/>
+                <w:b w:val="false"/>
+                <w:u w:val="none"/>
+                <w:sz w:val="22"/>
+                <w:szCs w:val="22"/>
+                <w:color w:val="000000"/>
+              </w:rPr>
+            </w:pPr>
+            <w:r>
+              <w:rPr>
+                <w:rFonts w:ascii="Helvetica" w:hAnsi="Helvetica" w:eastAsia="Helvetica" w:cs="Helvetica"/>
+                <w:i w:val="false"/>
+                <w:b w:val="false"/>
+                <w:u w:val="none"/>
+                <w:sz w:val="22"/>
+                <w:szCs w:val="22"/>
+                <w:color w:val="000000"/>
+              </w:rPr>
+              <w:t xml:space="preserve">-7.4, 6.0</w:t>
+            </w:r>
+          </w:p>
+        </w:tc>
+        <w:tc>
+          <w:tcPr>
+            <w:tcBorders>
+              <w:bottom w:val="none" w:sz="0" w:space="0" w:color="000000"/>
+              <w:top w:val="none" w:sz="0" w:space="0" w:color="000000"/>
+              <w:left w:val="none" w:sz="0" w:space="0" w:color="000000"/>
+              <w:right w:val="none" w:sz="0" w:space="0" w:color="000000"/>
+            </w:tcBorders>
+            <w:shd w:val="clear" w:color="auto" w:fill="FFFFFF"/>
+            <w:tcMar>
+              <w:top w:w="0" w:type="dxa"/>
+              <w:bottom w:w="0" w:type="dxa"/>
+              <w:left w:w="0" w:type="dxa"/>
+              <w:right w:w="0" w:type="dxa"/>
+            </w:tcMar>
+            <w:vAlign w:val="top"/>
+          </w:tcPr>
+          <w:p>
+            <w:pPr>
+              <w:pStyle w:val="Normal"/>
+              <w:jc w:val="center"/>
+              <w:pBdr>
+                <w:bottom w:val="none" w:sz="0" w:space="0" w:color="000000"/>
+                <w:top w:val="none" w:sz="0" w:space="0" w:color="000000"/>
+                <w:left w:val="none" w:sz="0" w:space="0" w:color="000000"/>
+                <w:right w:val="none" w:sz="0" w:space="0" w:color="000000"/>
+              </w:pBdr>
+              <w:spacing w:after="100" w:before="100" w:line="240"/>
+              <w:ind w:left="100" w:right="100" w:firstLine="0" w:firstLineChars="0"/>
+              <w:rPr>
+                <w:rFonts w:ascii="Helvetica" w:hAnsi="Helvetica" w:eastAsia="Helvetica" w:cs="Helvetica"/>
+                <w:i w:val="false"/>
+                <w:b w:val="false"/>
+                <w:u w:val="none"/>
+                <w:sz w:val="22"/>
+                <w:szCs w:val="22"/>
+                <w:color w:val="000000"/>
+              </w:rPr>
+            </w:pPr>
+            <w:r>
+              <w:rPr>
+                <w:rFonts w:ascii="Helvetica" w:hAnsi="Helvetica" w:eastAsia="Helvetica" w:cs="Helvetica"/>
+                <w:i w:val="false"/>
+                <w:b w:val="false"/>
+                <w:u w:val="none"/>
+                <w:sz w:val="22"/>
+                <w:szCs w:val="22"/>
+                <w:color w:val="000000"/>
+              </w:rPr>
+              <w:t xml:space="preserve">0.847</w:t>
             </w:r>
           </w:p>
         </w:tc>
@@ -11220,113 +11220,113 @@
                 <w:szCs w:val="22"/>
                 <w:color w:val="000000"/>
               </w:rPr>
-              <w:t xml:space="preserve">0.55</w:t>
-            </w:r>
-          </w:p>
-        </w:tc>
-        <w:tc>
-          <w:tcPr>
-            <w:tcBorders>
-              <w:bottom w:val="none" w:sz="0" w:space="0" w:color="000000"/>
-              <w:top w:val="none" w:sz="0" w:space="0" w:color="000000"/>
-              <w:left w:val="none" w:sz="0" w:space="0" w:color="000000"/>
-              <w:right w:val="none" w:sz="0" w:space="0" w:color="000000"/>
-            </w:tcBorders>
-            <w:shd w:val="clear" w:color="auto" w:fill="FFFFFF"/>
-            <w:tcMar>
-              <w:top w:w="0" w:type="dxa"/>
-              <w:bottom w:w="0" w:type="dxa"/>
-              <w:left w:w="0" w:type="dxa"/>
-              <w:right w:w="0" w:type="dxa"/>
-            </w:tcMar>
-            <w:vAlign w:val="top"/>
-          </w:tcPr>
-          <w:p>
-            <w:pPr>
-              <w:pStyle w:val="Normal"/>
-              <w:jc w:val="center"/>
-              <w:pBdr>
-                <w:bottom w:val="none" w:sz="0" w:space="0" w:color="000000"/>
-                <w:top w:val="none" w:sz="0" w:space="0" w:color="000000"/>
-                <w:left w:val="none" w:sz="0" w:space="0" w:color="000000"/>
-                <w:right w:val="none" w:sz="0" w:space="0" w:color="000000"/>
-              </w:pBdr>
-              <w:spacing w:after="100" w:before="100" w:line="240"/>
-              <w:ind w:left="100" w:right="100" w:firstLine="0" w:firstLineChars="0"/>
-              <w:rPr>
-                <w:rFonts w:ascii="Helvetica" w:hAnsi="Helvetica" w:eastAsia="Helvetica" w:cs="Helvetica"/>
-                <w:i w:val="false"/>
-                <w:b w:val="false"/>
-                <w:u w:val="none"/>
-                <w:sz w:val="22"/>
-                <w:szCs w:val="22"/>
-                <w:color w:val="000000"/>
-              </w:rPr>
-            </w:pPr>
-            <w:r>
-              <w:rPr>
-                <w:rFonts w:ascii="Helvetica" w:hAnsi="Helvetica" w:eastAsia="Helvetica" w:cs="Helvetica"/>
-                <w:i w:val="false"/>
-                <w:b w:val="false"/>
-                <w:u w:val="none"/>
-                <w:sz w:val="22"/>
-                <w:szCs w:val="22"/>
-                <w:color w:val="000000"/>
-              </w:rPr>
-              <w:t xml:space="preserve">-2.3, 3.4</w:t>
-            </w:r>
-          </w:p>
-        </w:tc>
-        <w:tc>
-          <w:tcPr>
-            <w:tcBorders>
-              <w:bottom w:val="none" w:sz="0" w:space="0" w:color="000000"/>
-              <w:top w:val="none" w:sz="0" w:space="0" w:color="000000"/>
-              <w:left w:val="none" w:sz="0" w:space="0" w:color="000000"/>
-              <w:right w:val="none" w:sz="0" w:space="0" w:color="000000"/>
-            </w:tcBorders>
-            <w:shd w:val="clear" w:color="auto" w:fill="FFFFFF"/>
-            <w:tcMar>
-              <w:top w:w="0" w:type="dxa"/>
-              <w:bottom w:w="0" w:type="dxa"/>
-              <w:left w:w="0" w:type="dxa"/>
-              <w:right w:w="0" w:type="dxa"/>
-            </w:tcMar>
-            <w:vAlign w:val="top"/>
-          </w:tcPr>
-          <w:p>
-            <w:pPr>
-              <w:pStyle w:val="Normal"/>
-              <w:jc w:val="center"/>
-              <w:pBdr>
-                <w:bottom w:val="none" w:sz="0" w:space="0" w:color="000000"/>
-                <w:top w:val="none" w:sz="0" w:space="0" w:color="000000"/>
-                <w:left w:val="none" w:sz="0" w:space="0" w:color="000000"/>
-                <w:right w:val="none" w:sz="0" w:space="0" w:color="000000"/>
-              </w:pBdr>
-              <w:spacing w:after="100" w:before="100" w:line="240"/>
-              <w:ind w:left="100" w:right="100" w:firstLine="0" w:firstLineChars="0"/>
-              <w:rPr>
-                <w:rFonts w:ascii="Helvetica" w:hAnsi="Helvetica" w:eastAsia="Helvetica" w:cs="Helvetica"/>
-                <w:i w:val="false"/>
-                <w:b w:val="false"/>
-                <w:u w:val="none"/>
-                <w:sz w:val="22"/>
-                <w:szCs w:val="22"/>
-                <w:color w:val="000000"/>
-              </w:rPr>
-            </w:pPr>
-            <w:r>
-              <w:rPr>
-                <w:rFonts w:ascii="Helvetica" w:hAnsi="Helvetica" w:eastAsia="Helvetica" w:cs="Helvetica"/>
-                <w:i w:val="false"/>
-                <w:b w:val="false"/>
-                <w:u w:val="none"/>
-                <w:sz w:val="22"/>
-                <w:szCs w:val="22"/>
-                <w:color w:val="000000"/>
-              </w:rPr>
-              <w:t xml:space="preserve">0.705</w:t>
+              <w:t xml:space="preserve">0.62</w:t>
+            </w:r>
+          </w:p>
+        </w:tc>
+        <w:tc>
+          <w:tcPr>
+            <w:tcBorders>
+              <w:bottom w:val="none" w:sz="0" w:space="0" w:color="000000"/>
+              <w:top w:val="none" w:sz="0" w:space="0" w:color="000000"/>
+              <w:left w:val="none" w:sz="0" w:space="0" w:color="000000"/>
+              <w:right w:val="none" w:sz="0" w:space="0" w:color="000000"/>
+            </w:tcBorders>
+            <w:shd w:val="clear" w:color="auto" w:fill="FFFFFF"/>
+            <w:tcMar>
+              <w:top w:w="0" w:type="dxa"/>
+              <w:bottom w:w="0" w:type="dxa"/>
+              <w:left w:w="0" w:type="dxa"/>
+              <w:right w:w="0" w:type="dxa"/>
+            </w:tcMar>
+            <w:vAlign w:val="top"/>
+          </w:tcPr>
+          <w:p>
+            <w:pPr>
+              <w:pStyle w:val="Normal"/>
+              <w:jc w:val="center"/>
+              <w:pBdr>
+                <w:bottom w:val="none" w:sz="0" w:space="0" w:color="000000"/>
+                <w:top w:val="none" w:sz="0" w:space="0" w:color="000000"/>
+                <w:left w:val="none" w:sz="0" w:space="0" w:color="000000"/>
+                <w:right w:val="none" w:sz="0" w:space="0" w:color="000000"/>
+              </w:pBdr>
+              <w:spacing w:after="100" w:before="100" w:line="240"/>
+              <w:ind w:left="100" w:right="100" w:firstLine="0" w:firstLineChars="0"/>
+              <w:rPr>
+                <w:rFonts w:ascii="Helvetica" w:hAnsi="Helvetica" w:eastAsia="Helvetica" w:cs="Helvetica"/>
+                <w:i w:val="false"/>
+                <w:b w:val="false"/>
+                <w:u w:val="none"/>
+                <w:sz w:val="22"/>
+                <w:szCs w:val="22"/>
+                <w:color w:val="000000"/>
+              </w:rPr>
+            </w:pPr>
+            <w:r>
+              <w:rPr>
+                <w:rFonts w:ascii="Helvetica" w:hAnsi="Helvetica" w:eastAsia="Helvetica" w:cs="Helvetica"/>
+                <w:i w:val="false"/>
+                <w:b w:val="false"/>
+                <w:u w:val="none"/>
+                <w:sz w:val="22"/>
+                <w:szCs w:val="22"/>
+                <w:color w:val="000000"/>
+              </w:rPr>
+              <w:t xml:space="preserve">-2.2, 3.5</w:t>
+            </w:r>
+          </w:p>
+        </w:tc>
+        <w:tc>
+          <w:tcPr>
+            <w:tcBorders>
+              <w:bottom w:val="none" w:sz="0" w:space="0" w:color="000000"/>
+              <w:top w:val="none" w:sz="0" w:space="0" w:color="000000"/>
+              <w:left w:val="none" w:sz="0" w:space="0" w:color="000000"/>
+              <w:right w:val="none" w:sz="0" w:space="0" w:color="000000"/>
+            </w:tcBorders>
+            <w:shd w:val="clear" w:color="auto" w:fill="FFFFFF"/>
+            <w:tcMar>
+              <w:top w:w="0" w:type="dxa"/>
+              <w:bottom w:w="0" w:type="dxa"/>
+              <w:left w:w="0" w:type="dxa"/>
+              <w:right w:w="0" w:type="dxa"/>
+            </w:tcMar>
+            <w:vAlign w:val="top"/>
+          </w:tcPr>
+          <w:p>
+            <w:pPr>
+              <w:pStyle w:val="Normal"/>
+              <w:jc w:val="center"/>
+              <w:pBdr>
+                <w:bottom w:val="none" w:sz="0" w:space="0" w:color="000000"/>
+                <w:top w:val="none" w:sz="0" w:space="0" w:color="000000"/>
+                <w:left w:val="none" w:sz="0" w:space="0" w:color="000000"/>
+                <w:right w:val="none" w:sz="0" w:space="0" w:color="000000"/>
+              </w:pBdr>
+              <w:spacing w:after="100" w:before="100" w:line="240"/>
+              <w:ind w:left="100" w:right="100" w:firstLine="0" w:firstLineChars="0"/>
+              <w:rPr>
+                <w:rFonts w:ascii="Helvetica" w:hAnsi="Helvetica" w:eastAsia="Helvetica" w:cs="Helvetica"/>
+                <w:i w:val="false"/>
+                <w:b w:val="false"/>
+                <w:u w:val="none"/>
+                <w:sz w:val="22"/>
+                <w:szCs w:val="22"/>
+                <w:color w:val="000000"/>
+              </w:rPr>
+            </w:pPr>
+            <w:r>
+              <w:rPr>
+                <w:rFonts w:ascii="Helvetica" w:hAnsi="Helvetica" w:eastAsia="Helvetica" w:cs="Helvetica"/>
+                <w:i w:val="false"/>
+                <w:b w:val="false"/>
+                <w:u w:val="none"/>
+                <w:sz w:val="22"/>
+                <w:szCs w:val="22"/>
+                <w:color w:val="000000"/>
+              </w:rPr>
+              <w:t xml:space="preserve">0.667</w:t>
             </w:r>
           </w:p>
         </w:tc>
@@ -12669,7 +12669,7 @@
                 <w:szCs w:val="22"/>
                 <w:color w:val="000000"/>
               </w:rPr>
-              <w:t xml:space="preserve">-9.3</w:t>
+              <w:t xml:space="preserve">-9.2</w:t>
             </w:r>
           </w:p>
         </w:tc>
@@ -14118,113 +14118,113 @@
                 <w:szCs w:val="22"/>
                 <w:color w:val="000000"/>
               </w:rPr>
-              <w:t xml:space="preserve">-3.9</w:t>
-            </w:r>
-          </w:p>
-        </w:tc>
-        <w:tc>
-          <w:tcPr>
-            <w:tcBorders>
-              <w:bottom w:val="none" w:sz="0" w:space="0" w:color="000000"/>
-              <w:top w:val="none" w:sz="0" w:space="0" w:color="000000"/>
-              <w:left w:val="none" w:sz="0" w:space="0" w:color="000000"/>
-              <w:right w:val="none" w:sz="0" w:space="0" w:color="000000"/>
-            </w:tcBorders>
-            <w:shd w:val="clear" w:color="auto" w:fill="FFFFFF"/>
-            <w:tcMar>
-              <w:top w:w="0" w:type="dxa"/>
-              <w:bottom w:w="0" w:type="dxa"/>
-              <w:left w:w="0" w:type="dxa"/>
-              <w:right w:w="0" w:type="dxa"/>
-            </w:tcMar>
-            <w:vAlign w:val="top"/>
-          </w:tcPr>
-          <w:p>
-            <w:pPr>
-              <w:pStyle w:val="Normal"/>
-              <w:jc w:val="center"/>
-              <w:pBdr>
-                <w:bottom w:val="none" w:sz="0" w:space="0" w:color="000000"/>
-                <w:top w:val="none" w:sz="0" w:space="0" w:color="000000"/>
-                <w:left w:val="none" w:sz="0" w:space="0" w:color="000000"/>
-                <w:right w:val="none" w:sz="0" w:space="0" w:color="000000"/>
-              </w:pBdr>
-              <w:spacing w:after="100" w:before="100" w:line="240"/>
-              <w:ind w:left="100" w:right="100" w:firstLine="0" w:firstLineChars="0"/>
-              <w:rPr>
-                <w:rFonts w:ascii="Helvetica" w:hAnsi="Helvetica" w:eastAsia="Helvetica" w:cs="Helvetica"/>
-                <w:i w:val="false"/>
-                <w:b w:val="false"/>
-                <w:u w:val="none"/>
-                <w:sz w:val="22"/>
-                <w:szCs w:val="22"/>
-                <w:color w:val="000000"/>
-              </w:rPr>
-            </w:pPr>
-            <w:r>
-              <w:rPr>
-                <w:rFonts w:ascii="Helvetica" w:hAnsi="Helvetica" w:eastAsia="Helvetica" w:cs="Helvetica"/>
-                <w:i w:val="false"/>
-                <w:b w:val="false"/>
-                <w:u w:val="none"/>
-                <w:sz w:val="22"/>
-                <w:szCs w:val="22"/>
-                <w:color w:val="000000"/>
-              </w:rPr>
-              <w:t xml:space="preserve">-7.4, -0.47</w:t>
-            </w:r>
-          </w:p>
-        </w:tc>
-        <w:tc>
-          <w:tcPr>
-            <w:tcBorders>
-              <w:bottom w:val="none" w:sz="0" w:space="0" w:color="000000"/>
-              <w:top w:val="none" w:sz="0" w:space="0" w:color="000000"/>
-              <w:left w:val="none" w:sz="0" w:space="0" w:color="000000"/>
-              <w:right w:val="none" w:sz="0" w:space="0" w:color="000000"/>
-            </w:tcBorders>
-            <w:shd w:val="clear" w:color="auto" w:fill="FFFFFF"/>
-            <w:tcMar>
-              <w:top w:w="0" w:type="dxa"/>
-              <w:bottom w:w="0" w:type="dxa"/>
-              <w:left w:w="0" w:type="dxa"/>
-              <w:right w:w="0" w:type="dxa"/>
-            </w:tcMar>
-            <w:vAlign w:val="top"/>
-          </w:tcPr>
-          <w:p>
-            <w:pPr>
-              <w:pStyle w:val="Normal"/>
-              <w:jc w:val="center"/>
-              <w:pBdr>
-                <w:bottom w:val="none" w:sz="0" w:space="0" w:color="000000"/>
-                <w:top w:val="none" w:sz="0" w:space="0" w:color="000000"/>
-                <w:left w:val="none" w:sz="0" w:space="0" w:color="000000"/>
-                <w:right w:val="none" w:sz="0" w:space="0" w:color="000000"/>
-              </w:pBdr>
-              <w:spacing w:after="100" w:before="100" w:line="240"/>
-              <w:ind w:left="100" w:right="100" w:firstLine="0" w:firstLineChars="0"/>
-              <w:rPr>
-                <w:rFonts w:ascii="Helvetica" w:hAnsi="Helvetica" w:eastAsia="Helvetica" w:cs="Helvetica"/>
-                <w:i w:val="false"/>
-                <w:b w:val="false"/>
-                <w:u w:val="none"/>
-                <w:sz w:val="22"/>
-                <w:szCs w:val="22"/>
-                <w:color w:val="000000"/>
-              </w:rPr>
-            </w:pPr>
-            <w:r>
-              <w:rPr>
-                <w:rFonts w:ascii="Helvetica" w:hAnsi="Helvetica" w:eastAsia="Helvetica" w:cs="Helvetica"/>
-                <w:i w:val="false"/>
-                <w:b w:val="false"/>
-                <w:u w:val="none"/>
-                <w:sz w:val="22"/>
-                <w:szCs w:val="22"/>
-                <w:color w:val="000000"/>
-              </w:rPr>
-              <w:t xml:space="preserve">0.026</w:t>
+              <w:t xml:space="preserve">-4.2</w:t>
+            </w:r>
+          </w:p>
+        </w:tc>
+        <w:tc>
+          <w:tcPr>
+            <w:tcBorders>
+              <w:bottom w:val="none" w:sz="0" w:space="0" w:color="000000"/>
+              <w:top w:val="none" w:sz="0" w:space="0" w:color="000000"/>
+              <w:left w:val="none" w:sz="0" w:space="0" w:color="000000"/>
+              <w:right w:val="none" w:sz="0" w:space="0" w:color="000000"/>
+            </w:tcBorders>
+            <w:shd w:val="clear" w:color="auto" w:fill="FFFFFF"/>
+            <w:tcMar>
+              <w:top w:w="0" w:type="dxa"/>
+              <w:bottom w:w="0" w:type="dxa"/>
+              <w:left w:w="0" w:type="dxa"/>
+              <w:right w:w="0" w:type="dxa"/>
+            </w:tcMar>
+            <w:vAlign w:val="top"/>
+          </w:tcPr>
+          <w:p>
+            <w:pPr>
+              <w:pStyle w:val="Normal"/>
+              <w:jc w:val="center"/>
+              <w:pBdr>
+                <w:bottom w:val="none" w:sz="0" w:space="0" w:color="000000"/>
+                <w:top w:val="none" w:sz="0" w:space="0" w:color="000000"/>
+                <w:left w:val="none" w:sz="0" w:space="0" w:color="000000"/>
+                <w:right w:val="none" w:sz="0" w:space="0" w:color="000000"/>
+              </w:pBdr>
+              <w:spacing w:after="100" w:before="100" w:line="240"/>
+              <w:ind w:left="100" w:right="100" w:firstLine="0" w:firstLineChars="0"/>
+              <w:rPr>
+                <w:rFonts w:ascii="Helvetica" w:hAnsi="Helvetica" w:eastAsia="Helvetica" w:cs="Helvetica"/>
+                <w:i w:val="false"/>
+                <w:b w:val="false"/>
+                <w:u w:val="none"/>
+                <w:sz w:val="22"/>
+                <w:szCs w:val="22"/>
+                <w:color w:val="000000"/>
+              </w:rPr>
+            </w:pPr>
+            <w:r>
+              <w:rPr>
+                <w:rFonts w:ascii="Helvetica" w:hAnsi="Helvetica" w:eastAsia="Helvetica" w:cs="Helvetica"/>
+                <w:i w:val="false"/>
+                <w:b w:val="false"/>
+                <w:u w:val="none"/>
+                <w:sz w:val="22"/>
+                <w:szCs w:val="22"/>
+                <w:color w:val="000000"/>
+              </w:rPr>
+              <w:t xml:space="preserve">-7.7, -0.77</w:t>
+            </w:r>
+          </w:p>
+        </w:tc>
+        <w:tc>
+          <w:tcPr>
+            <w:tcBorders>
+              <w:bottom w:val="none" w:sz="0" w:space="0" w:color="000000"/>
+              <w:top w:val="none" w:sz="0" w:space="0" w:color="000000"/>
+              <w:left w:val="none" w:sz="0" w:space="0" w:color="000000"/>
+              <w:right w:val="none" w:sz="0" w:space="0" w:color="000000"/>
+            </w:tcBorders>
+            <w:shd w:val="clear" w:color="auto" w:fill="FFFFFF"/>
+            <w:tcMar>
+              <w:top w:w="0" w:type="dxa"/>
+              <w:bottom w:w="0" w:type="dxa"/>
+              <w:left w:w="0" w:type="dxa"/>
+              <w:right w:w="0" w:type="dxa"/>
+            </w:tcMar>
+            <w:vAlign w:val="top"/>
+          </w:tcPr>
+          <w:p>
+            <w:pPr>
+              <w:pStyle w:val="Normal"/>
+              <w:jc w:val="center"/>
+              <w:pBdr>
+                <w:bottom w:val="none" w:sz="0" w:space="0" w:color="000000"/>
+                <w:top w:val="none" w:sz="0" w:space="0" w:color="000000"/>
+                <w:left w:val="none" w:sz="0" w:space="0" w:color="000000"/>
+                <w:right w:val="none" w:sz="0" w:space="0" w:color="000000"/>
+              </w:pBdr>
+              <w:spacing w:after="100" w:before="100" w:line="240"/>
+              <w:ind w:left="100" w:right="100" w:firstLine="0" w:firstLineChars="0"/>
+              <w:rPr>
+                <w:rFonts w:ascii="Helvetica" w:hAnsi="Helvetica" w:eastAsia="Helvetica" w:cs="Helvetica"/>
+                <w:i w:val="false"/>
+                <w:b w:val="false"/>
+                <w:u w:val="none"/>
+                <w:sz w:val="22"/>
+                <w:szCs w:val="22"/>
+                <w:color w:val="000000"/>
+              </w:rPr>
+            </w:pPr>
+            <w:r>
+              <w:rPr>
+                <w:rFonts w:ascii="Helvetica" w:hAnsi="Helvetica" w:eastAsia="Helvetica" w:cs="Helvetica"/>
+                <w:i w:val="false"/>
+                <w:b w:val="false"/>
+                <w:u w:val="none"/>
+                <w:sz w:val="22"/>
+                <w:szCs w:val="22"/>
+                <w:color w:val="000000"/>
+              </w:rPr>
+              <w:t xml:space="preserve">0.017</w:t>
             </w:r>
           </w:p>
         </w:tc>
@@ -14601,113 +14601,113 @@
                 <w:szCs w:val="22"/>
                 <w:color w:val="000000"/>
               </w:rPr>
-              <w:t xml:space="preserve">-1.5</w:t>
-            </w:r>
-          </w:p>
-        </w:tc>
-        <w:tc>
-          <w:tcPr>
-            <w:tcBorders>
-              <w:bottom w:val="none" w:sz="0" w:space="0" w:color="000000"/>
-              <w:top w:val="none" w:sz="0" w:space="0" w:color="000000"/>
-              <w:left w:val="none" w:sz="0" w:space="0" w:color="000000"/>
-              <w:right w:val="none" w:sz="0" w:space="0" w:color="000000"/>
-            </w:tcBorders>
-            <w:shd w:val="clear" w:color="auto" w:fill="FFFFFF"/>
-            <w:tcMar>
-              <w:top w:w="0" w:type="dxa"/>
-              <w:bottom w:w="0" w:type="dxa"/>
-              <w:left w:w="0" w:type="dxa"/>
-              <w:right w:w="0" w:type="dxa"/>
-            </w:tcMar>
-            <w:vAlign w:val="top"/>
-          </w:tcPr>
-          <w:p>
-            <w:pPr>
-              <w:pStyle w:val="Normal"/>
-              <w:jc w:val="center"/>
-              <w:pBdr>
-                <w:bottom w:val="none" w:sz="0" w:space="0" w:color="000000"/>
-                <w:top w:val="none" w:sz="0" w:space="0" w:color="000000"/>
-                <w:left w:val="none" w:sz="0" w:space="0" w:color="000000"/>
-                <w:right w:val="none" w:sz="0" w:space="0" w:color="000000"/>
-              </w:pBdr>
-              <w:spacing w:after="100" w:before="100" w:line="240"/>
-              <w:ind w:left="100" w:right="100" w:firstLine="0" w:firstLineChars="0"/>
-              <w:rPr>
-                <w:rFonts w:ascii="Helvetica" w:hAnsi="Helvetica" w:eastAsia="Helvetica" w:cs="Helvetica"/>
-                <w:i w:val="false"/>
-                <w:b w:val="false"/>
-                <w:u w:val="none"/>
-                <w:sz w:val="22"/>
-                <w:szCs w:val="22"/>
-                <w:color w:val="000000"/>
-              </w:rPr>
-            </w:pPr>
-            <w:r>
-              <w:rPr>
-                <w:rFonts w:ascii="Helvetica" w:hAnsi="Helvetica" w:eastAsia="Helvetica" w:cs="Helvetica"/>
-                <w:i w:val="false"/>
-                <w:b w:val="false"/>
-                <w:u w:val="none"/>
-                <w:sz w:val="22"/>
-                <w:szCs w:val="22"/>
-                <w:color w:val="000000"/>
-              </w:rPr>
-              <w:t xml:space="preserve">-5.8, 2.8</w:t>
-            </w:r>
-          </w:p>
-        </w:tc>
-        <w:tc>
-          <w:tcPr>
-            <w:tcBorders>
-              <w:bottom w:val="none" w:sz="0" w:space="0" w:color="000000"/>
-              <w:top w:val="none" w:sz="0" w:space="0" w:color="000000"/>
-              <w:left w:val="none" w:sz="0" w:space="0" w:color="000000"/>
-              <w:right w:val="none" w:sz="0" w:space="0" w:color="000000"/>
-            </w:tcBorders>
-            <w:shd w:val="clear" w:color="auto" w:fill="FFFFFF"/>
-            <w:tcMar>
-              <w:top w:w="0" w:type="dxa"/>
-              <w:bottom w:w="0" w:type="dxa"/>
-              <w:left w:w="0" w:type="dxa"/>
-              <w:right w:w="0" w:type="dxa"/>
-            </w:tcMar>
-            <w:vAlign w:val="top"/>
-          </w:tcPr>
-          <w:p>
-            <w:pPr>
-              <w:pStyle w:val="Normal"/>
-              <w:jc w:val="center"/>
-              <w:pBdr>
-                <w:bottom w:val="none" w:sz="0" w:space="0" w:color="000000"/>
-                <w:top w:val="none" w:sz="0" w:space="0" w:color="000000"/>
-                <w:left w:val="none" w:sz="0" w:space="0" w:color="000000"/>
-                <w:right w:val="none" w:sz="0" w:space="0" w:color="000000"/>
-              </w:pBdr>
-              <w:spacing w:after="100" w:before="100" w:line="240"/>
-              <w:ind w:left="100" w:right="100" w:firstLine="0" w:firstLineChars="0"/>
-              <w:rPr>
-                <w:rFonts w:ascii="Helvetica" w:hAnsi="Helvetica" w:eastAsia="Helvetica" w:cs="Helvetica"/>
-                <w:i w:val="false"/>
-                <w:b w:val="false"/>
-                <w:u w:val="none"/>
-                <w:sz w:val="22"/>
-                <w:szCs w:val="22"/>
-                <w:color w:val="000000"/>
-              </w:rPr>
-            </w:pPr>
-            <w:r>
-              <w:rPr>
-                <w:rFonts w:ascii="Helvetica" w:hAnsi="Helvetica" w:eastAsia="Helvetica" w:cs="Helvetica"/>
-                <w:i w:val="false"/>
-                <w:b w:val="false"/>
-                <w:u w:val="none"/>
-                <w:sz w:val="22"/>
-                <w:szCs w:val="22"/>
-                <w:color w:val="000000"/>
-              </w:rPr>
-              <w:t xml:space="preserve">0.498</w:t>
+              <w:t xml:space="preserve">-1.8</w:t>
+            </w:r>
+          </w:p>
+        </w:tc>
+        <w:tc>
+          <w:tcPr>
+            <w:tcBorders>
+              <w:bottom w:val="none" w:sz="0" w:space="0" w:color="000000"/>
+              <w:top w:val="none" w:sz="0" w:space="0" w:color="000000"/>
+              <w:left w:val="none" w:sz="0" w:space="0" w:color="000000"/>
+              <w:right w:val="none" w:sz="0" w:space="0" w:color="000000"/>
+            </w:tcBorders>
+            <w:shd w:val="clear" w:color="auto" w:fill="FFFFFF"/>
+            <w:tcMar>
+              <w:top w:w="0" w:type="dxa"/>
+              <w:bottom w:w="0" w:type="dxa"/>
+              <w:left w:w="0" w:type="dxa"/>
+              <w:right w:w="0" w:type="dxa"/>
+            </w:tcMar>
+            <w:vAlign w:val="top"/>
+          </w:tcPr>
+          <w:p>
+            <w:pPr>
+              <w:pStyle w:val="Normal"/>
+              <w:jc w:val="center"/>
+              <w:pBdr>
+                <w:bottom w:val="none" w:sz="0" w:space="0" w:color="000000"/>
+                <w:top w:val="none" w:sz="0" w:space="0" w:color="000000"/>
+                <w:left w:val="none" w:sz="0" w:space="0" w:color="000000"/>
+                <w:right w:val="none" w:sz="0" w:space="0" w:color="000000"/>
+              </w:pBdr>
+              <w:spacing w:after="100" w:before="100" w:line="240"/>
+              <w:ind w:left="100" w:right="100" w:firstLine="0" w:firstLineChars="0"/>
+              <w:rPr>
+                <w:rFonts w:ascii="Helvetica" w:hAnsi="Helvetica" w:eastAsia="Helvetica" w:cs="Helvetica"/>
+                <w:i w:val="false"/>
+                <w:b w:val="false"/>
+                <w:u w:val="none"/>
+                <w:sz w:val="22"/>
+                <w:szCs w:val="22"/>
+                <w:color w:val="000000"/>
+              </w:rPr>
+            </w:pPr>
+            <w:r>
+              <w:rPr>
+                <w:rFonts w:ascii="Helvetica" w:hAnsi="Helvetica" w:eastAsia="Helvetica" w:cs="Helvetica"/>
+                <w:i w:val="false"/>
+                <w:b w:val="false"/>
+                <w:u w:val="none"/>
+                <w:sz w:val="22"/>
+                <w:szCs w:val="22"/>
+                <w:color w:val="000000"/>
+              </w:rPr>
+              <w:t xml:space="preserve">-6.1, 2.5</w:t>
+            </w:r>
+          </w:p>
+        </w:tc>
+        <w:tc>
+          <w:tcPr>
+            <w:tcBorders>
+              <w:bottom w:val="none" w:sz="0" w:space="0" w:color="000000"/>
+              <w:top w:val="none" w:sz="0" w:space="0" w:color="000000"/>
+              <w:left w:val="none" w:sz="0" w:space="0" w:color="000000"/>
+              <w:right w:val="none" w:sz="0" w:space="0" w:color="000000"/>
+            </w:tcBorders>
+            <w:shd w:val="clear" w:color="auto" w:fill="FFFFFF"/>
+            <w:tcMar>
+              <w:top w:w="0" w:type="dxa"/>
+              <w:bottom w:w="0" w:type="dxa"/>
+              <w:left w:w="0" w:type="dxa"/>
+              <w:right w:w="0" w:type="dxa"/>
+            </w:tcMar>
+            <w:vAlign w:val="top"/>
+          </w:tcPr>
+          <w:p>
+            <w:pPr>
+              <w:pStyle w:val="Normal"/>
+              <w:jc w:val="center"/>
+              <w:pBdr>
+                <w:bottom w:val="none" w:sz="0" w:space="0" w:color="000000"/>
+                <w:top w:val="none" w:sz="0" w:space="0" w:color="000000"/>
+                <w:left w:val="none" w:sz="0" w:space="0" w:color="000000"/>
+                <w:right w:val="none" w:sz="0" w:space="0" w:color="000000"/>
+              </w:pBdr>
+              <w:spacing w:after="100" w:before="100" w:line="240"/>
+              <w:ind w:left="100" w:right="100" w:firstLine="0" w:firstLineChars="0"/>
+              <w:rPr>
+                <w:rFonts w:ascii="Helvetica" w:hAnsi="Helvetica" w:eastAsia="Helvetica" w:cs="Helvetica"/>
+                <w:i w:val="false"/>
+                <w:b w:val="false"/>
+                <w:u w:val="none"/>
+                <w:sz w:val="22"/>
+                <w:szCs w:val="22"/>
+                <w:color w:val="000000"/>
+              </w:rPr>
+            </w:pPr>
+            <w:r>
+              <w:rPr>
+                <w:rFonts w:ascii="Helvetica" w:hAnsi="Helvetica" w:eastAsia="Helvetica" w:cs="Helvetica"/>
+                <w:i w:val="false"/>
+                <w:b w:val="false"/>
+                <w:u w:val="none"/>
+                <w:sz w:val="22"/>
+                <w:szCs w:val="22"/>
+                <w:color w:val="000000"/>
+              </w:rPr>
+              <w:t xml:space="preserve">0.413</w:t>
             </w:r>
           </w:p>
         </w:tc>
@@ -15084,113 +15084,113 @@
                 <w:szCs w:val="22"/>
                 <w:color w:val="000000"/>
               </w:rPr>
-              <w:t xml:space="preserve">-5.6</w:t>
-            </w:r>
-          </w:p>
-        </w:tc>
-        <w:tc>
-          <w:tcPr>
-            <w:tcBorders>
-              <w:bottom w:val="none" w:sz="0" w:space="0" w:color="000000"/>
-              <w:top w:val="none" w:sz="0" w:space="0" w:color="000000"/>
-              <w:left w:val="none" w:sz="0" w:space="0" w:color="000000"/>
-              <w:right w:val="none" w:sz="0" w:space="0" w:color="000000"/>
-            </w:tcBorders>
-            <w:shd w:val="clear" w:color="auto" w:fill="FFFFFF"/>
-            <w:tcMar>
-              <w:top w:w="0" w:type="dxa"/>
-              <w:bottom w:w="0" w:type="dxa"/>
-              <w:left w:w="0" w:type="dxa"/>
-              <w:right w:w="0" w:type="dxa"/>
-            </w:tcMar>
-            <w:vAlign w:val="top"/>
-          </w:tcPr>
-          <w:p>
-            <w:pPr>
-              <w:pStyle w:val="Normal"/>
-              <w:jc w:val="center"/>
-              <w:pBdr>
-                <w:bottom w:val="none" w:sz="0" w:space="0" w:color="000000"/>
-                <w:top w:val="none" w:sz="0" w:space="0" w:color="000000"/>
-                <w:left w:val="none" w:sz="0" w:space="0" w:color="000000"/>
-                <w:right w:val="none" w:sz="0" w:space="0" w:color="000000"/>
-              </w:pBdr>
-              <w:spacing w:after="100" w:before="100" w:line="240"/>
-              <w:ind w:left="100" w:right="100" w:firstLine="0" w:firstLineChars="0"/>
-              <w:rPr>
-                <w:rFonts w:ascii="Helvetica" w:hAnsi="Helvetica" w:eastAsia="Helvetica" w:cs="Helvetica"/>
-                <w:i w:val="false"/>
-                <w:b w:val="false"/>
-                <w:u w:val="none"/>
-                <w:sz w:val="22"/>
-                <w:szCs w:val="22"/>
-                <w:color w:val="000000"/>
-              </w:rPr>
-            </w:pPr>
-            <w:r>
-              <w:rPr>
-                <w:rFonts w:ascii="Helvetica" w:hAnsi="Helvetica" w:eastAsia="Helvetica" w:cs="Helvetica"/>
-                <w:i w:val="false"/>
-                <w:b w:val="false"/>
-                <w:u w:val="none"/>
-                <w:sz w:val="22"/>
-                <w:szCs w:val="22"/>
-                <w:color w:val="000000"/>
-              </w:rPr>
-              <w:t xml:space="preserve">-11, -0.68</w:t>
-            </w:r>
-          </w:p>
-        </w:tc>
-        <w:tc>
-          <w:tcPr>
-            <w:tcBorders>
-              <w:bottom w:val="none" w:sz="0" w:space="0" w:color="000000"/>
-              <w:top w:val="none" w:sz="0" w:space="0" w:color="000000"/>
-              <w:left w:val="none" w:sz="0" w:space="0" w:color="000000"/>
-              <w:right w:val="none" w:sz="0" w:space="0" w:color="000000"/>
-            </w:tcBorders>
-            <w:shd w:val="clear" w:color="auto" w:fill="FFFFFF"/>
-            <w:tcMar>
-              <w:top w:w="0" w:type="dxa"/>
-              <w:bottom w:w="0" w:type="dxa"/>
-              <w:left w:w="0" w:type="dxa"/>
-              <w:right w:w="0" w:type="dxa"/>
-            </w:tcMar>
-            <w:vAlign w:val="top"/>
-          </w:tcPr>
-          <w:p>
-            <w:pPr>
-              <w:pStyle w:val="Normal"/>
-              <w:jc w:val="center"/>
-              <w:pBdr>
-                <w:bottom w:val="none" w:sz="0" w:space="0" w:color="000000"/>
-                <w:top w:val="none" w:sz="0" w:space="0" w:color="000000"/>
-                <w:left w:val="none" w:sz="0" w:space="0" w:color="000000"/>
-                <w:right w:val="none" w:sz="0" w:space="0" w:color="000000"/>
-              </w:pBdr>
-              <w:spacing w:after="100" w:before="100" w:line="240"/>
-              <w:ind w:left="100" w:right="100" w:firstLine="0" w:firstLineChars="0"/>
-              <w:rPr>
-                <w:rFonts w:ascii="Helvetica" w:hAnsi="Helvetica" w:eastAsia="Helvetica" w:cs="Helvetica"/>
-                <w:i w:val="false"/>
-                <w:b w:val="false"/>
-                <w:u w:val="none"/>
-                <w:sz w:val="22"/>
-                <w:szCs w:val="22"/>
-                <w:color w:val="000000"/>
-              </w:rPr>
-            </w:pPr>
-            <w:r>
-              <w:rPr>
-                <w:rFonts w:ascii="Helvetica" w:hAnsi="Helvetica" w:eastAsia="Helvetica" w:cs="Helvetica"/>
-                <w:i w:val="false"/>
-                <w:b w:val="false"/>
-                <w:u w:val="none"/>
-                <w:sz w:val="22"/>
-                <w:szCs w:val="22"/>
-                <w:color w:val="000000"/>
-              </w:rPr>
-              <w:t xml:space="preserve">0.026</w:t>
+              <w:t xml:space="preserve">-5.7</w:t>
+            </w:r>
+          </w:p>
+        </w:tc>
+        <w:tc>
+          <w:tcPr>
+            <w:tcBorders>
+              <w:bottom w:val="none" w:sz="0" w:space="0" w:color="000000"/>
+              <w:top w:val="none" w:sz="0" w:space="0" w:color="000000"/>
+              <w:left w:val="none" w:sz="0" w:space="0" w:color="000000"/>
+              <w:right w:val="none" w:sz="0" w:space="0" w:color="000000"/>
+            </w:tcBorders>
+            <w:shd w:val="clear" w:color="auto" w:fill="FFFFFF"/>
+            <w:tcMar>
+              <w:top w:w="0" w:type="dxa"/>
+              <w:bottom w:w="0" w:type="dxa"/>
+              <w:left w:w="0" w:type="dxa"/>
+              <w:right w:w="0" w:type="dxa"/>
+            </w:tcMar>
+            <w:vAlign w:val="top"/>
+          </w:tcPr>
+          <w:p>
+            <w:pPr>
+              <w:pStyle w:val="Normal"/>
+              <w:jc w:val="center"/>
+              <w:pBdr>
+                <w:bottom w:val="none" w:sz="0" w:space="0" w:color="000000"/>
+                <w:top w:val="none" w:sz="0" w:space="0" w:color="000000"/>
+                <w:left w:val="none" w:sz="0" w:space="0" w:color="000000"/>
+                <w:right w:val="none" w:sz="0" w:space="0" w:color="000000"/>
+              </w:pBdr>
+              <w:spacing w:after="100" w:before="100" w:line="240"/>
+              <w:ind w:left="100" w:right="100" w:firstLine="0" w:firstLineChars="0"/>
+              <w:rPr>
+                <w:rFonts w:ascii="Helvetica" w:hAnsi="Helvetica" w:eastAsia="Helvetica" w:cs="Helvetica"/>
+                <w:i w:val="false"/>
+                <w:b w:val="false"/>
+                <w:u w:val="none"/>
+                <w:sz w:val="22"/>
+                <w:szCs w:val="22"/>
+                <w:color w:val="000000"/>
+              </w:rPr>
+            </w:pPr>
+            <w:r>
+              <w:rPr>
+                <w:rFonts w:ascii="Helvetica" w:hAnsi="Helvetica" w:eastAsia="Helvetica" w:cs="Helvetica"/>
+                <w:i w:val="false"/>
+                <w:b w:val="false"/>
+                <w:u w:val="none"/>
+                <w:sz w:val="22"/>
+                <w:szCs w:val="22"/>
+                <w:color w:val="000000"/>
+              </w:rPr>
+              <w:t xml:space="preserve">-11, -0.76</w:t>
+            </w:r>
+          </w:p>
+        </w:tc>
+        <w:tc>
+          <w:tcPr>
+            <w:tcBorders>
+              <w:bottom w:val="none" w:sz="0" w:space="0" w:color="000000"/>
+              <w:top w:val="none" w:sz="0" w:space="0" w:color="000000"/>
+              <w:left w:val="none" w:sz="0" w:space="0" w:color="000000"/>
+              <w:right w:val="none" w:sz="0" w:space="0" w:color="000000"/>
+            </w:tcBorders>
+            <w:shd w:val="clear" w:color="auto" w:fill="FFFFFF"/>
+            <w:tcMar>
+              <w:top w:w="0" w:type="dxa"/>
+              <w:bottom w:w="0" w:type="dxa"/>
+              <w:left w:w="0" w:type="dxa"/>
+              <w:right w:w="0" w:type="dxa"/>
+            </w:tcMar>
+            <w:vAlign w:val="top"/>
+          </w:tcPr>
+          <w:p>
+            <w:pPr>
+              <w:pStyle w:val="Normal"/>
+              <w:jc w:val="center"/>
+              <w:pBdr>
+                <w:bottom w:val="none" w:sz="0" w:space="0" w:color="000000"/>
+                <w:top w:val="none" w:sz="0" w:space="0" w:color="000000"/>
+                <w:left w:val="none" w:sz="0" w:space="0" w:color="000000"/>
+                <w:right w:val="none" w:sz="0" w:space="0" w:color="000000"/>
+              </w:pBdr>
+              <w:spacing w:after="100" w:before="100" w:line="240"/>
+              <w:ind w:left="100" w:right="100" w:firstLine="0" w:firstLineChars="0"/>
+              <w:rPr>
+                <w:rFonts w:ascii="Helvetica" w:hAnsi="Helvetica" w:eastAsia="Helvetica" w:cs="Helvetica"/>
+                <w:i w:val="false"/>
+                <w:b w:val="false"/>
+                <w:u w:val="none"/>
+                <w:sz w:val="22"/>
+                <w:szCs w:val="22"/>
+                <w:color w:val="000000"/>
+              </w:rPr>
+            </w:pPr>
+            <w:r>
+              <w:rPr>
+                <w:rFonts w:ascii="Helvetica" w:hAnsi="Helvetica" w:eastAsia="Helvetica" w:cs="Helvetica"/>
+                <w:i w:val="false"/>
+                <w:b w:val="false"/>
+                <w:u w:val="none"/>
+                <w:sz w:val="22"/>
+                <w:szCs w:val="22"/>
+                <w:color w:val="000000"/>
+              </w:rPr>
+              <w:t xml:space="preserve">0.024</w:t>
             </w:r>
           </w:p>
         </w:tc>
@@ -15567,113 +15567,113 @@
                 <w:szCs w:val="22"/>
                 <w:color w:val="000000"/>
               </w:rPr>
-              <w:t xml:space="preserve">-3.7</w:t>
-            </w:r>
-          </w:p>
-        </w:tc>
-        <w:tc>
-          <w:tcPr>
-            <w:tcBorders>
-              <w:bottom w:val="none" w:sz="0" w:space="0" w:color="000000"/>
-              <w:top w:val="none" w:sz="0" w:space="0" w:color="000000"/>
-              <w:left w:val="none" w:sz="0" w:space="0" w:color="000000"/>
-              <w:right w:val="none" w:sz="0" w:space="0" w:color="000000"/>
-            </w:tcBorders>
-            <w:shd w:val="clear" w:color="auto" w:fill="FFFFFF"/>
-            <w:tcMar>
-              <w:top w:w="0" w:type="dxa"/>
-              <w:bottom w:w="0" w:type="dxa"/>
-              <w:left w:w="0" w:type="dxa"/>
-              <w:right w:w="0" w:type="dxa"/>
-            </w:tcMar>
-            <w:vAlign w:val="top"/>
-          </w:tcPr>
-          <w:p>
-            <w:pPr>
-              <w:pStyle w:val="Normal"/>
-              <w:jc w:val="center"/>
-              <w:pBdr>
-                <w:bottom w:val="none" w:sz="0" w:space="0" w:color="000000"/>
-                <w:top w:val="none" w:sz="0" w:space="0" w:color="000000"/>
-                <w:left w:val="none" w:sz="0" w:space="0" w:color="000000"/>
-                <w:right w:val="none" w:sz="0" w:space="0" w:color="000000"/>
-              </w:pBdr>
-              <w:spacing w:after="100" w:before="100" w:line="240"/>
-              <w:ind w:left="100" w:right="100" w:firstLine="0" w:firstLineChars="0"/>
-              <w:rPr>
-                <w:rFonts w:ascii="Helvetica" w:hAnsi="Helvetica" w:eastAsia="Helvetica" w:cs="Helvetica"/>
-                <w:i w:val="false"/>
-                <w:b w:val="false"/>
-                <w:u w:val="none"/>
-                <w:sz w:val="22"/>
-                <w:szCs w:val="22"/>
-                <w:color w:val="000000"/>
-              </w:rPr>
-            </w:pPr>
-            <w:r>
-              <w:rPr>
-                <w:rFonts w:ascii="Helvetica" w:hAnsi="Helvetica" w:eastAsia="Helvetica" w:cs="Helvetica"/>
-                <w:i w:val="false"/>
-                <w:b w:val="false"/>
-                <w:u w:val="none"/>
-                <w:sz w:val="22"/>
-                <w:szCs w:val="22"/>
-                <w:color w:val="000000"/>
-              </w:rPr>
-              <w:t xml:space="preserve">-9.6, 2.1</w:t>
-            </w:r>
-          </w:p>
-        </w:tc>
-        <w:tc>
-          <w:tcPr>
-            <w:tcBorders>
-              <w:bottom w:val="none" w:sz="0" w:space="0" w:color="000000"/>
-              <w:top w:val="none" w:sz="0" w:space="0" w:color="000000"/>
-              <w:left w:val="none" w:sz="0" w:space="0" w:color="000000"/>
-              <w:right w:val="none" w:sz="0" w:space="0" w:color="000000"/>
-            </w:tcBorders>
-            <w:shd w:val="clear" w:color="auto" w:fill="FFFFFF"/>
-            <w:tcMar>
-              <w:top w:w="0" w:type="dxa"/>
-              <w:bottom w:w="0" w:type="dxa"/>
-              <w:left w:w="0" w:type="dxa"/>
-              <w:right w:w="0" w:type="dxa"/>
-            </w:tcMar>
-            <w:vAlign w:val="top"/>
-          </w:tcPr>
-          <w:p>
-            <w:pPr>
-              <w:pStyle w:val="Normal"/>
-              <w:jc w:val="center"/>
-              <w:pBdr>
-                <w:bottom w:val="none" w:sz="0" w:space="0" w:color="000000"/>
-                <w:top w:val="none" w:sz="0" w:space="0" w:color="000000"/>
-                <w:left w:val="none" w:sz="0" w:space="0" w:color="000000"/>
-                <w:right w:val="none" w:sz="0" w:space="0" w:color="000000"/>
-              </w:pBdr>
-              <w:spacing w:after="100" w:before="100" w:line="240"/>
-              <w:ind w:left="100" w:right="100" w:firstLine="0" w:firstLineChars="0"/>
-              <w:rPr>
-                <w:rFonts w:ascii="Helvetica" w:hAnsi="Helvetica" w:eastAsia="Helvetica" w:cs="Helvetica"/>
-                <w:i w:val="false"/>
-                <w:b w:val="false"/>
-                <w:u w:val="none"/>
-                <w:sz w:val="22"/>
-                <w:szCs w:val="22"/>
-                <w:color w:val="000000"/>
-              </w:rPr>
-            </w:pPr>
-            <w:r>
-              <w:rPr>
-                <w:rFonts w:ascii="Helvetica" w:hAnsi="Helvetica" w:eastAsia="Helvetica" w:cs="Helvetica"/>
-                <w:i w:val="false"/>
-                <w:b w:val="false"/>
-                <w:u w:val="none"/>
-                <w:sz w:val="22"/>
-                <w:szCs w:val="22"/>
-                <w:color w:val="000000"/>
-              </w:rPr>
-              <w:t xml:space="preserve">0.210</w:t>
+              <w:t xml:space="preserve">-4.0</w:t>
+            </w:r>
+          </w:p>
+        </w:tc>
+        <w:tc>
+          <w:tcPr>
+            <w:tcBorders>
+              <w:bottom w:val="none" w:sz="0" w:space="0" w:color="000000"/>
+              <w:top w:val="none" w:sz="0" w:space="0" w:color="000000"/>
+              <w:left w:val="none" w:sz="0" w:space="0" w:color="000000"/>
+              <w:right w:val="none" w:sz="0" w:space="0" w:color="000000"/>
+            </w:tcBorders>
+            <w:shd w:val="clear" w:color="auto" w:fill="FFFFFF"/>
+            <w:tcMar>
+              <w:top w:w="0" w:type="dxa"/>
+              <w:bottom w:w="0" w:type="dxa"/>
+              <w:left w:w="0" w:type="dxa"/>
+              <w:right w:w="0" w:type="dxa"/>
+            </w:tcMar>
+            <w:vAlign w:val="top"/>
+          </w:tcPr>
+          <w:p>
+            <w:pPr>
+              <w:pStyle w:val="Normal"/>
+              <w:jc w:val="center"/>
+              <w:pBdr>
+                <w:bottom w:val="none" w:sz="0" w:space="0" w:color="000000"/>
+                <w:top w:val="none" w:sz="0" w:space="0" w:color="000000"/>
+                <w:left w:val="none" w:sz="0" w:space="0" w:color="000000"/>
+                <w:right w:val="none" w:sz="0" w:space="0" w:color="000000"/>
+              </w:pBdr>
+              <w:spacing w:after="100" w:before="100" w:line="240"/>
+              <w:ind w:left="100" w:right="100" w:firstLine="0" w:firstLineChars="0"/>
+              <w:rPr>
+                <w:rFonts w:ascii="Helvetica" w:hAnsi="Helvetica" w:eastAsia="Helvetica" w:cs="Helvetica"/>
+                <w:i w:val="false"/>
+                <w:b w:val="false"/>
+                <w:u w:val="none"/>
+                <w:sz w:val="22"/>
+                <w:szCs w:val="22"/>
+                <w:color w:val="000000"/>
+              </w:rPr>
+            </w:pPr>
+            <w:r>
+              <w:rPr>
+                <w:rFonts w:ascii="Helvetica" w:hAnsi="Helvetica" w:eastAsia="Helvetica" w:cs="Helvetica"/>
+                <w:i w:val="false"/>
+                <w:b w:val="false"/>
+                <w:u w:val="none"/>
+                <w:sz w:val="22"/>
+                <w:szCs w:val="22"/>
+                <w:color w:val="000000"/>
+              </w:rPr>
+              <w:t xml:space="preserve">-9.8, 1.9</w:t>
+            </w:r>
+          </w:p>
+        </w:tc>
+        <w:tc>
+          <w:tcPr>
+            <w:tcBorders>
+              <w:bottom w:val="none" w:sz="0" w:space="0" w:color="000000"/>
+              <w:top w:val="none" w:sz="0" w:space="0" w:color="000000"/>
+              <w:left w:val="none" w:sz="0" w:space="0" w:color="000000"/>
+              <w:right w:val="none" w:sz="0" w:space="0" w:color="000000"/>
+            </w:tcBorders>
+            <w:shd w:val="clear" w:color="auto" w:fill="FFFFFF"/>
+            <w:tcMar>
+              <w:top w:w="0" w:type="dxa"/>
+              <w:bottom w:w="0" w:type="dxa"/>
+              <w:left w:w="0" w:type="dxa"/>
+              <w:right w:w="0" w:type="dxa"/>
+            </w:tcMar>
+            <w:vAlign w:val="top"/>
+          </w:tcPr>
+          <w:p>
+            <w:pPr>
+              <w:pStyle w:val="Normal"/>
+              <w:jc w:val="center"/>
+              <w:pBdr>
+                <w:bottom w:val="none" w:sz="0" w:space="0" w:color="000000"/>
+                <w:top w:val="none" w:sz="0" w:space="0" w:color="000000"/>
+                <w:left w:val="none" w:sz="0" w:space="0" w:color="000000"/>
+                <w:right w:val="none" w:sz="0" w:space="0" w:color="000000"/>
+              </w:pBdr>
+              <w:spacing w:after="100" w:before="100" w:line="240"/>
+              <w:ind w:left="100" w:right="100" w:firstLine="0" w:firstLineChars="0"/>
+              <w:rPr>
+                <w:rFonts w:ascii="Helvetica" w:hAnsi="Helvetica" w:eastAsia="Helvetica" w:cs="Helvetica"/>
+                <w:i w:val="false"/>
+                <w:b w:val="false"/>
+                <w:u w:val="none"/>
+                <w:sz w:val="22"/>
+                <w:szCs w:val="22"/>
+                <w:color w:val="000000"/>
+              </w:rPr>
+            </w:pPr>
+            <w:r>
+              <w:rPr>
+                <w:rFonts w:ascii="Helvetica" w:hAnsi="Helvetica" w:eastAsia="Helvetica" w:cs="Helvetica"/>
+                <w:i w:val="false"/>
+                <w:b w:val="false"/>
+                <w:u w:val="none"/>
+                <w:sz w:val="22"/>
+                <w:szCs w:val="22"/>
+                <w:color w:val="000000"/>
+              </w:rPr>
+              <w:t xml:space="preserve">0.182</w:t>
             </w:r>
           </w:p>
         </w:tc>
@@ -16050,113 +16050,113 @@
                 <w:szCs w:val="22"/>
                 <w:color w:val="000000"/>
               </w:rPr>
-              <w:t xml:space="preserve">2.7</w:t>
-            </w:r>
-          </w:p>
-        </w:tc>
-        <w:tc>
-          <w:tcPr>
-            <w:tcBorders>
-              <w:bottom w:val="none" w:sz="0" w:space="0" w:color="000000"/>
-              <w:top w:val="none" w:sz="0" w:space="0" w:color="000000"/>
-              <w:left w:val="none" w:sz="0" w:space="0" w:color="000000"/>
-              <w:right w:val="none" w:sz="0" w:space="0" w:color="000000"/>
-            </w:tcBorders>
-            <w:shd w:val="clear" w:color="auto" w:fill="FFFFFF"/>
-            <w:tcMar>
-              <w:top w:w="0" w:type="dxa"/>
-              <w:bottom w:w="0" w:type="dxa"/>
-              <w:left w:w="0" w:type="dxa"/>
-              <w:right w:w="0" w:type="dxa"/>
-            </w:tcMar>
-            <w:vAlign w:val="top"/>
-          </w:tcPr>
-          <w:p>
-            <w:pPr>
-              <w:pStyle w:val="Normal"/>
-              <w:jc w:val="center"/>
-              <w:pBdr>
-                <w:bottom w:val="none" w:sz="0" w:space="0" w:color="000000"/>
-                <w:top w:val="none" w:sz="0" w:space="0" w:color="000000"/>
-                <w:left w:val="none" w:sz="0" w:space="0" w:color="000000"/>
-                <w:right w:val="none" w:sz="0" w:space="0" w:color="000000"/>
-              </w:pBdr>
-              <w:spacing w:after="100" w:before="100" w:line="240"/>
-              <w:ind w:left="100" w:right="100" w:firstLine="0" w:firstLineChars="0"/>
-              <w:rPr>
-                <w:rFonts w:ascii="Helvetica" w:hAnsi="Helvetica" w:eastAsia="Helvetica" w:cs="Helvetica"/>
-                <w:i w:val="false"/>
-                <w:b w:val="false"/>
-                <w:u w:val="none"/>
-                <w:sz w:val="22"/>
-                <w:szCs w:val="22"/>
-                <w:color w:val="000000"/>
-              </w:rPr>
-            </w:pPr>
-            <w:r>
-              <w:rPr>
-                <w:rFonts w:ascii="Helvetica" w:hAnsi="Helvetica" w:eastAsia="Helvetica" w:cs="Helvetica"/>
-                <w:i w:val="false"/>
-                <w:b w:val="false"/>
-                <w:u w:val="none"/>
-                <w:sz w:val="22"/>
-                <w:szCs w:val="22"/>
-                <w:color w:val="000000"/>
-              </w:rPr>
-              <w:t xml:space="preserve">-0.87, 6.3</w:t>
-            </w:r>
-          </w:p>
-        </w:tc>
-        <w:tc>
-          <w:tcPr>
-            <w:tcBorders>
-              <w:bottom w:val="none" w:sz="0" w:space="0" w:color="000000"/>
-              <w:top w:val="none" w:sz="0" w:space="0" w:color="000000"/>
-              <w:left w:val="none" w:sz="0" w:space="0" w:color="000000"/>
-              <w:right w:val="none" w:sz="0" w:space="0" w:color="000000"/>
-            </w:tcBorders>
-            <w:shd w:val="clear" w:color="auto" w:fill="FFFFFF"/>
-            <w:tcMar>
-              <w:top w:w="0" w:type="dxa"/>
-              <w:bottom w:w="0" w:type="dxa"/>
-              <w:left w:w="0" w:type="dxa"/>
-              <w:right w:w="0" w:type="dxa"/>
-            </w:tcMar>
-            <w:vAlign w:val="top"/>
-          </w:tcPr>
-          <w:p>
-            <w:pPr>
-              <w:pStyle w:val="Normal"/>
-              <w:jc w:val="center"/>
-              <w:pBdr>
-                <w:bottom w:val="none" w:sz="0" w:space="0" w:color="000000"/>
-                <w:top w:val="none" w:sz="0" w:space="0" w:color="000000"/>
-                <w:left w:val="none" w:sz="0" w:space="0" w:color="000000"/>
-                <w:right w:val="none" w:sz="0" w:space="0" w:color="000000"/>
-              </w:pBdr>
-              <w:spacing w:after="100" w:before="100" w:line="240"/>
-              <w:ind w:left="100" w:right="100" w:firstLine="0" w:firstLineChars="0"/>
-              <w:rPr>
-                <w:rFonts w:ascii="Helvetica" w:hAnsi="Helvetica" w:eastAsia="Helvetica" w:cs="Helvetica"/>
-                <w:i w:val="false"/>
-                <w:b w:val="false"/>
-                <w:u w:val="none"/>
-                <w:sz w:val="22"/>
-                <w:szCs w:val="22"/>
-                <w:color w:val="000000"/>
-              </w:rPr>
-            </w:pPr>
-            <w:r>
-              <w:rPr>
-                <w:rFonts w:ascii="Helvetica" w:hAnsi="Helvetica" w:eastAsia="Helvetica" w:cs="Helvetica"/>
-                <w:i w:val="false"/>
-                <w:b w:val="false"/>
-                <w:u w:val="none"/>
-                <w:sz w:val="22"/>
-                <w:szCs w:val="22"/>
-                <w:color w:val="000000"/>
-              </w:rPr>
-              <w:t xml:space="preserve">0.138</w:t>
+              <w:t xml:space="preserve">2.5</w:t>
+            </w:r>
+          </w:p>
+        </w:tc>
+        <w:tc>
+          <w:tcPr>
+            <w:tcBorders>
+              <w:bottom w:val="none" w:sz="0" w:space="0" w:color="000000"/>
+              <w:top w:val="none" w:sz="0" w:space="0" w:color="000000"/>
+              <w:left w:val="none" w:sz="0" w:space="0" w:color="000000"/>
+              <w:right w:val="none" w:sz="0" w:space="0" w:color="000000"/>
+            </w:tcBorders>
+            <w:shd w:val="clear" w:color="auto" w:fill="FFFFFF"/>
+            <w:tcMar>
+              <w:top w:w="0" w:type="dxa"/>
+              <w:bottom w:w="0" w:type="dxa"/>
+              <w:left w:w="0" w:type="dxa"/>
+              <w:right w:w="0" w:type="dxa"/>
+            </w:tcMar>
+            <w:vAlign w:val="top"/>
+          </w:tcPr>
+          <w:p>
+            <w:pPr>
+              <w:pStyle w:val="Normal"/>
+              <w:jc w:val="center"/>
+              <w:pBdr>
+                <w:bottom w:val="none" w:sz="0" w:space="0" w:color="000000"/>
+                <w:top w:val="none" w:sz="0" w:space="0" w:color="000000"/>
+                <w:left w:val="none" w:sz="0" w:space="0" w:color="000000"/>
+                <w:right w:val="none" w:sz="0" w:space="0" w:color="000000"/>
+              </w:pBdr>
+              <w:spacing w:after="100" w:before="100" w:line="240"/>
+              <w:ind w:left="100" w:right="100" w:firstLine="0" w:firstLineChars="0"/>
+              <w:rPr>
+                <w:rFonts w:ascii="Helvetica" w:hAnsi="Helvetica" w:eastAsia="Helvetica" w:cs="Helvetica"/>
+                <w:i w:val="false"/>
+                <w:b w:val="false"/>
+                <w:u w:val="none"/>
+                <w:sz w:val="22"/>
+                <w:szCs w:val="22"/>
+                <w:color w:val="000000"/>
+              </w:rPr>
+            </w:pPr>
+            <w:r>
+              <w:rPr>
+                <w:rFonts w:ascii="Helvetica" w:hAnsi="Helvetica" w:eastAsia="Helvetica" w:cs="Helvetica"/>
+                <w:i w:val="false"/>
+                <w:b w:val="false"/>
+                <w:u w:val="none"/>
+                <w:sz w:val="22"/>
+                <w:szCs w:val="22"/>
+                <w:color w:val="000000"/>
+              </w:rPr>
+              <w:t xml:space="preserve">-1.1, 6.1</w:t>
+            </w:r>
+          </w:p>
+        </w:tc>
+        <w:tc>
+          <w:tcPr>
+            <w:tcBorders>
+              <w:bottom w:val="none" w:sz="0" w:space="0" w:color="000000"/>
+              <w:top w:val="none" w:sz="0" w:space="0" w:color="000000"/>
+              <w:left w:val="none" w:sz="0" w:space="0" w:color="000000"/>
+              <w:right w:val="none" w:sz="0" w:space="0" w:color="000000"/>
+            </w:tcBorders>
+            <w:shd w:val="clear" w:color="auto" w:fill="FFFFFF"/>
+            <w:tcMar>
+              <w:top w:w="0" w:type="dxa"/>
+              <w:bottom w:w="0" w:type="dxa"/>
+              <w:left w:w="0" w:type="dxa"/>
+              <w:right w:w="0" w:type="dxa"/>
+            </w:tcMar>
+            <w:vAlign w:val="top"/>
+          </w:tcPr>
+          <w:p>
+            <w:pPr>
+              <w:pStyle w:val="Normal"/>
+              <w:jc w:val="center"/>
+              <w:pBdr>
+                <w:bottom w:val="none" w:sz="0" w:space="0" w:color="000000"/>
+                <w:top w:val="none" w:sz="0" w:space="0" w:color="000000"/>
+                <w:left w:val="none" w:sz="0" w:space="0" w:color="000000"/>
+                <w:right w:val="none" w:sz="0" w:space="0" w:color="000000"/>
+              </w:pBdr>
+              <w:spacing w:after="100" w:before="100" w:line="240"/>
+              <w:ind w:left="100" w:right="100" w:firstLine="0" w:firstLineChars="0"/>
+              <w:rPr>
+                <w:rFonts w:ascii="Helvetica" w:hAnsi="Helvetica" w:eastAsia="Helvetica" w:cs="Helvetica"/>
+                <w:i w:val="false"/>
+                <w:b w:val="false"/>
+                <w:u w:val="none"/>
+                <w:sz w:val="22"/>
+                <w:szCs w:val="22"/>
+                <w:color w:val="000000"/>
+              </w:rPr>
+            </w:pPr>
+            <w:r>
+              <w:rPr>
+                <w:rFonts w:ascii="Helvetica" w:hAnsi="Helvetica" w:eastAsia="Helvetica" w:cs="Helvetica"/>
+                <w:i w:val="false"/>
+                <w:b w:val="false"/>
+                <w:u w:val="none"/>
+                <w:sz w:val="22"/>
+                <w:szCs w:val="22"/>
+                <w:color w:val="000000"/>
+              </w:rPr>
+              <w:t xml:space="preserve">0.171</w:t>
             </w:r>
           </w:p>
         </w:tc>
@@ -16533,113 +16533,113 @@
                 <w:szCs w:val="22"/>
                 <w:color w:val="000000"/>
               </w:rPr>
-              <w:t xml:space="preserve">0.28</w:t>
-            </w:r>
-          </w:p>
-        </w:tc>
-        <w:tc>
-          <w:tcPr>
-            <w:tcBorders>
-              <w:bottom w:val="none" w:sz="0" w:space="0" w:color="000000"/>
-              <w:top w:val="none" w:sz="0" w:space="0" w:color="000000"/>
-              <w:left w:val="none" w:sz="0" w:space="0" w:color="000000"/>
-              <w:right w:val="none" w:sz="0" w:space="0" w:color="000000"/>
-            </w:tcBorders>
-            <w:shd w:val="clear" w:color="auto" w:fill="FFFFFF"/>
-            <w:tcMar>
-              <w:top w:w="0" w:type="dxa"/>
-              <w:bottom w:w="0" w:type="dxa"/>
-              <w:left w:w="0" w:type="dxa"/>
-              <w:right w:w="0" w:type="dxa"/>
-            </w:tcMar>
-            <w:vAlign w:val="top"/>
-          </w:tcPr>
-          <w:p>
-            <w:pPr>
-              <w:pStyle w:val="Normal"/>
-              <w:jc w:val="center"/>
-              <w:pBdr>
-                <w:bottom w:val="none" w:sz="0" w:space="0" w:color="000000"/>
-                <w:top w:val="none" w:sz="0" w:space="0" w:color="000000"/>
-                <w:left w:val="none" w:sz="0" w:space="0" w:color="000000"/>
-                <w:right w:val="none" w:sz="0" w:space="0" w:color="000000"/>
-              </w:pBdr>
-              <w:spacing w:after="100" w:before="100" w:line="240"/>
-              <w:ind w:left="100" w:right="100" w:firstLine="0" w:firstLineChars="0"/>
-              <w:rPr>
-                <w:rFonts w:ascii="Helvetica" w:hAnsi="Helvetica" w:eastAsia="Helvetica" w:cs="Helvetica"/>
-                <w:i w:val="false"/>
-                <w:b w:val="false"/>
-                <w:u w:val="none"/>
-                <w:sz w:val="22"/>
-                <w:szCs w:val="22"/>
-                <w:color w:val="000000"/>
-              </w:rPr>
-            </w:pPr>
-            <w:r>
-              <w:rPr>
-                <w:rFonts w:ascii="Helvetica" w:hAnsi="Helvetica" w:eastAsia="Helvetica" w:cs="Helvetica"/>
-                <w:i w:val="false"/>
-                <w:b w:val="false"/>
-                <w:u w:val="none"/>
-                <w:sz w:val="22"/>
-                <w:szCs w:val="22"/>
-                <w:color w:val="000000"/>
-              </w:rPr>
-              <w:t xml:space="preserve">0.01, 0.54</w:t>
-            </w:r>
-          </w:p>
-        </w:tc>
-        <w:tc>
-          <w:tcPr>
-            <w:tcBorders>
-              <w:bottom w:val="none" w:sz="0" w:space="0" w:color="000000"/>
-              <w:top w:val="none" w:sz="0" w:space="0" w:color="000000"/>
-              <w:left w:val="none" w:sz="0" w:space="0" w:color="000000"/>
-              <w:right w:val="none" w:sz="0" w:space="0" w:color="000000"/>
-            </w:tcBorders>
-            <w:shd w:val="clear" w:color="auto" w:fill="FFFFFF"/>
-            <w:tcMar>
-              <w:top w:w="0" w:type="dxa"/>
-              <w:bottom w:w="0" w:type="dxa"/>
-              <w:left w:w="0" w:type="dxa"/>
-              <w:right w:w="0" w:type="dxa"/>
-            </w:tcMar>
-            <w:vAlign w:val="top"/>
-          </w:tcPr>
-          <w:p>
-            <w:pPr>
-              <w:pStyle w:val="Normal"/>
-              <w:jc w:val="center"/>
-              <w:pBdr>
-                <w:bottom w:val="none" w:sz="0" w:space="0" w:color="000000"/>
-                <w:top w:val="none" w:sz="0" w:space="0" w:color="000000"/>
-                <w:left w:val="none" w:sz="0" w:space="0" w:color="000000"/>
-                <w:right w:val="none" w:sz="0" w:space="0" w:color="000000"/>
-              </w:pBdr>
-              <w:spacing w:after="100" w:before="100" w:line="240"/>
-              <w:ind w:left="100" w:right="100" w:firstLine="0" w:firstLineChars="0"/>
-              <w:rPr>
-                <w:rFonts w:ascii="Helvetica" w:hAnsi="Helvetica" w:eastAsia="Helvetica" w:cs="Helvetica"/>
-                <w:i w:val="false"/>
-                <w:b w:val="false"/>
-                <w:u w:val="none"/>
-                <w:sz w:val="22"/>
-                <w:szCs w:val="22"/>
-                <w:color w:val="000000"/>
-              </w:rPr>
-            </w:pPr>
-            <w:r>
-              <w:rPr>
-                <w:rFonts w:ascii="Helvetica" w:hAnsi="Helvetica" w:eastAsia="Helvetica" w:cs="Helvetica"/>
-                <w:i w:val="false"/>
-                <w:b w:val="false"/>
-                <w:u w:val="none"/>
-                <w:sz w:val="22"/>
-                <w:szCs w:val="22"/>
-                <w:color w:val="000000"/>
-              </w:rPr>
-              <w:t xml:space="preserve">0.046</w:t>
+              <w:t xml:space="preserve">-0.17</w:t>
+            </w:r>
+          </w:p>
+        </w:tc>
+        <w:tc>
+          <w:tcPr>
+            <w:tcBorders>
+              <w:bottom w:val="none" w:sz="0" w:space="0" w:color="000000"/>
+              <w:top w:val="none" w:sz="0" w:space="0" w:color="000000"/>
+              <w:left w:val="none" w:sz="0" w:space="0" w:color="000000"/>
+              <w:right w:val="none" w:sz="0" w:space="0" w:color="000000"/>
+            </w:tcBorders>
+            <w:shd w:val="clear" w:color="auto" w:fill="FFFFFF"/>
+            <w:tcMar>
+              <w:top w:w="0" w:type="dxa"/>
+              <w:bottom w:w="0" w:type="dxa"/>
+              <w:left w:w="0" w:type="dxa"/>
+              <w:right w:w="0" w:type="dxa"/>
+            </w:tcMar>
+            <w:vAlign w:val="top"/>
+          </w:tcPr>
+          <w:p>
+            <w:pPr>
+              <w:pStyle w:val="Normal"/>
+              <w:jc w:val="center"/>
+              <w:pBdr>
+                <w:bottom w:val="none" w:sz="0" w:space="0" w:color="000000"/>
+                <w:top w:val="none" w:sz="0" w:space="0" w:color="000000"/>
+                <w:left w:val="none" w:sz="0" w:space="0" w:color="000000"/>
+                <w:right w:val="none" w:sz="0" w:space="0" w:color="000000"/>
+              </w:pBdr>
+              <w:spacing w:after="100" w:before="100" w:line="240"/>
+              <w:ind w:left="100" w:right="100" w:firstLine="0" w:firstLineChars="0"/>
+              <w:rPr>
+                <w:rFonts w:ascii="Helvetica" w:hAnsi="Helvetica" w:eastAsia="Helvetica" w:cs="Helvetica"/>
+                <w:i w:val="false"/>
+                <w:b w:val="false"/>
+                <w:u w:val="none"/>
+                <w:sz w:val="22"/>
+                <w:szCs w:val="22"/>
+                <w:color w:val="000000"/>
+              </w:rPr>
+            </w:pPr>
+            <w:r>
+              <w:rPr>
+                <w:rFonts w:ascii="Helvetica" w:hAnsi="Helvetica" w:eastAsia="Helvetica" w:cs="Helvetica"/>
+                <w:i w:val="false"/>
+                <w:b w:val="false"/>
+                <w:u w:val="none"/>
+                <w:sz w:val="22"/>
+                <w:szCs w:val="22"/>
+                <w:color w:val="000000"/>
+              </w:rPr>
+              <w:t xml:space="preserve">-0.40, 0.06</w:t>
+            </w:r>
+          </w:p>
+        </w:tc>
+        <w:tc>
+          <w:tcPr>
+            <w:tcBorders>
+              <w:bottom w:val="none" w:sz="0" w:space="0" w:color="000000"/>
+              <w:top w:val="none" w:sz="0" w:space="0" w:color="000000"/>
+              <w:left w:val="none" w:sz="0" w:space="0" w:color="000000"/>
+              <w:right w:val="none" w:sz="0" w:space="0" w:color="000000"/>
+            </w:tcBorders>
+            <w:shd w:val="clear" w:color="auto" w:fill="FFFFFF"/>
+            <w:tcMar>
+              <w:top w:w="0" w:type="dxa"/>
+              <w:bottom w:w="0" w:type="dxa"/>
+              <w:left w:w="0" w:type="dxa"/>
+              <w:right w:w="0" w:type="dxa"/>
+            </w:tcMar>
+            <w:vAlign w:val="top"/>
+          </w:tcPr>
+          <w:p>
+            <w:pPr>
+              <w:pStyle w:val="Normal"/>
+              <w:jc w:val="center"/>
+              <w:pBdr>
+                <w:bottom w:val="none" w:sz="0" w:space="0" w:color="000000"/>
+                <w:top w:val="none" w:sz="0" w:space="0" w:color="000000"/>
+                <w:left w:val="none" w:sz="0" w:space="0" w:color="000000"/>
+                <w:right w:val="none" w:sz="0" w:space="0" w:color="000000"/>
+              </w:pBdr>
+              <w:spacing w:after="100" w:before="100" w:line="240"/>
+              <w:ind w:left="100" w:right="100" w:firstLine="0" w:firstLineChars="0"/>
+              <w:rPr>
+                <w:rFonts w:ascii="Helvetica" w:hAnsi="Helvetica" w:eastAsia="Helvetica" w:cs="Helvetica"/>
+                <w:i w:val="false"/>
+                <w:b w:val="false"/>
+                <w:u w:val="none"/>
+                <w:sz w:val="22"/>
+                <w:szCs w:val="22"/>
+                <w:color w:val="000000"/>
+              </w:rPr>
+            </w:pPr>
+            <w:r>
+              <w:rPr>
+                <w:rFonts w:ascii="Helvetica" w:hAnsi="Helvetica" w:eastAsia="Helvetica" w:cs="Helvetica"/>
+                <w:i w:val="false"/>
+                <w:b w:val="false"/>
+                <w:u w:val="none"/>
+                <w:sz w:val="22"/>
+                <w:szCs w:val="22"/>
+                <w:color w:val="000000"/>
+              </w:rPr>
+              <w:t xml:space="preserve">0.145</w:t>
             </w:r>
           </w:p>
         </w:tc>
@@ -17016,113 +17016,113 @@
                 <w:szCs w:val="22"/>
                 <w:color w:val="000000"/>
               </w:rPr>
-              <w:t xml:space="preserve">1.2</w:t>
-            </w:r>
-          </w:p>
-        </w:tc>
-        <w:tc>
-          <w:tcPr>
-            <w:tcBorders>
-              <w:bottom w:val="none" w:sz="0" w:space="0" w:color="000000"/>
-              <w:top w:val="none" w:sz="0" w:space="0" w:color="000000"/>
-              <w:left w:val="none" w:sz="0" w:space="0" w:color="000000"/>
-              <w:right w:val="none" w:sz="0" w:space="0" w:color="000000"/>
-            </w:tcBorders>
-            <w:shd w:val="clear" w:color="auto" w:fill="FFFFFF"/>
-            <w:tcMar>
-              <w:top w:w="0" w:type="dxa"/>
-              <w:bottom w:w="0" w:type="dxa"/>
-              <w:left w:w="0" w:type="dxa"/>
-              <w:right w:w="0" w:type="dxa"/>
-            </w:tcMar>
-            <w:vAlign w:val="top"/>
-          </w:tcPr>
-          <w:p>
-            <w:pPr>
-              <w:pStyle w:val="Normal"/>
-              <w:jc w:val="center"/>
-              <w:pBdr>
-                <w:bottom w:val="none" w:sz="0" w:space="0" w:color="000000"/>
-                <w:top w:val="none" w:sz="0" w:space="0" w:color="000000"/>
-                <w:left w:val="none" w:sz="0" w:space="0" w:color="000000"/>
-                <w:right w:val="none" w:sz="0" w:space="0" w:color="000000"/>
-              </w:pBdr>
-              <w:spacing w:after="100" w:before="100" w:line="240"/>
-              <w:ind w:left="100" w:right="100" w:firstLine="0" w:firstLineChars="0"/>
-              <w:rPr>
-                <w:rFonts w:ascii="Helvetica" w:hAnsi="Helvetica" w:eastAsia="Helvetica" w:cs="Helvetica"/>
-                <w:i w:val="false"/>
-                <w:b w:val="false"/>
-                <w:u w:val="none"/>
-                <w:sz w:val="22"/>
-                <w:szCs w:val="22"/>
-                <w:color w:val="000000"/>
-              </w:rPr>
-            </w:pPr>
-            <w:r>
-              <w:rPr>
-                <w:rFonts w:ascii="Helvetica" w:hAnsi="Helvetica" w:eastAsia="Helvetica" w:cs="Helvetica"/>
-                <w:i w:val="false"/>
-                <w:b w:val="false"/>
-                <w:u w:val="none"/>
-                <w:sz w:val="22"/>
-                <w:szCs w:val="22"/>
-                <w:color w:val="000000"/>
-              </w:rPr>
-              <w:t xml:space="preserve">-1.6, 4.1</w:t>
-            </w:r>
-          </w:p>
-        </w:tc>
-        <w:tc>
-          <w:tcPr>
-            <w:tcBorders>
-              <w:bottom w:val="none" w:sz="0" w:space="0" w:color="000000"/>
-              <w:top w:val="none" w:sz="0" w:space="0" w:color="000000"/>
-              <w:left w:val="none" w:sz="0" w:space="0" w:color="000000"/>
-              <w:right w:val="none" w:sz="0" w:space="0" w:color="000000"/>
-            </w:tcBorders>
-            <w:shd w:val="clear" w:color="auto" w:fill="FFFFFF"/>
-            <w:tcMar>
-              <w:top w:w="0" w:type="dxa"/>
-              <w:bottom w:w="0" w:type="dxa"/>
-              <w:left w:w="0" w:type="dxa"/>
-              <w:right w:w="0" w:type="dxa"/>
-            </w:tcMar>
-            <w:vAlign w:val="top"/>
-          </w:tcPr>
-          <w:p>
-            <w:pPr>
-              <w:pStyle w:val="Normal"/>
-              <w:jc w:val="center"/>
-              <w:pBdr>
-                <w:bottom w:val="none" w:sz="0" w:space="0" w:color="000000"/>
-                <w:top w:val="none" w:sz="0" w:space="0" w:color="000000"/>
-                <w:left w:val="none" w:sz="0" w:space="0" w:color="000000"/>
-                <w:right w:val="none" w:sz="0" w:space="0" w:color="000000"/>
-              </w:pBdr>
-              <w:spacing w:after="100" w:before="100" w:line="240"/>
-              <w:ind w:left="100" w:right="100" w:firstLine="0" w:firstLineChars="0"/>
-              <w:rPr>
-                <w:rFonts w:ascii="Helvetica" w:hAnsi="Helvetica" w:eastAsia="Helvetica" w:cs="Helvetica"/>
-                <w:i w:val="false"/>
-                <w:b w:val="false"/>
-                <w:u w:val="none"/>
-                <w:sz w:val="22"/>
-                <w:szCs w:val="22"/>
-                <w:color w:val="000000"/>
-              </w:rPr>
-            </w:pPr>
-            <w:r>
-              <w:rPr>
-                <w:rFonts w:ascii="Helvetica" w:hAnsi="Helvetica" w:eastAsia="Helvetica" w:cs="Helvetica"/>
-                <w:i w:val="false"/>
-                <w:b w:val="false"/>
-                <w:u w:val="none"/>
-                <w:sz w:val="22"/>
-                <w:szCs w:val="22"/>
-                <w:color w:val="000000"/>
-              </w:rPr>
-              <w:t xml:space="preserve">0.398</w:t>
+              <w:t xml:space="preserve">1.1</w:t>
+            </w:r>
+          </w:p>
+        </w:tc>
+        <w:tc>
+          <w:tcPr>
+            <w:tcBorders>
+              <w:bottom w:val="none" w:sz="0" w:space="0" w:color="000000"/>
+              <w:top w:val="none" w:sz="0" w:space="0" w:color="000000"/>
+              <w:left w:val="none" w:sz="0" w:space="0" w:color="000000"/>
+              <w:right w:val="none" w:sz="0" w:space="0" w:color="000000"/>
+            </w:tcBorders>
+            <w:shd w:val="clear" w:color="auto" w:fill="FFFFFF"/>
+            <w:tcMar>
+              <w:top w:w="0" w:type="dxa"/>
+              <w:bottom w:w="0" w:type="dxa"/>
+              <w:left w:w="0" w:type="dxa"/>
+              <w:right w:w="0" w:type="dxa"/>
+            </w:tcMar>
+            <w:vAlign w:val="top"/>
+          </w:tcPr>
+          <w:p>
+            <w:pPr>
+              <w:pStyle w:val="Normal"/>
+              <w:jc w:val="center"/>
+              <w:pBdr>
+                <w:bottom w:val="none" w:sz="0" w:space="0" w:color="000000"/>
+                <w:top w:val="none" w:sz="0" w:space="0" w:color="000000"/>
+                <w:left w:val="none" w:sz="0" w:space="0" w:color="000000"/>
+                <w:right w:val="none" w:sz="0" w:space="0" w:color="000000"/>
+              </w:pBdr>
+              <w:spacing w:after="100" w:before="100" w:line="240"/>
+              <w:ind w:left="100" w:right="100" w:firstLine="0" w:firstLineChars="0"/>
+              <w:rPr>
+                <w:rFonts w:ascii="Helvetica" w:hAnsi="Helvetica" w:eastAsia="Helvetica" w:cs="Helvetica"/>
+                <w:i w:val="false"/>
+                <w:b w:val="false"/>
+                <w:u w:val="none"/>
+                <w:sz w:val="22"/>
+                <w:szCs w:val="22"/>
+                <w:color w:val="000000"/>
+              </w:rPr>
+            </w:pPr>
+            <w:r>
+              <w:rPr>
+                <w:rFonts w:ascii="Helvetica" w:hAnsi="Helvetica" w:eastAsia="Helvetica" w:cs="Helvetica"/>
+                <w:i w:val="false"/>
+                <w:b w:val="false"/>
+                <w:u w:val="none"/>
+                <w:sz w:val="22"/>
+                <w:szCs w:val="22"/>
+                <w:color w:val="000000"/>
+              </w:rPr>
+              <w:t xml:space="preserve">-1.7, 4.0</w:t>
+            </w:r>
+          </w:p>
+        </w:tc>
+        <w:tc>
+          <w:tcPr>
+            <w:tcBorders>
+              <w:bottom w:val="none" w:sz="0" w:space="0" w:color="000000"/>
+              <w:top w:val="none" w:sz="0" w:space="0" w:color="000000"/>
+              <w:left w:val="none" w:sz="0" w:space="0" w:color="000000"/>
+              <w:right w:val="none" w:sz="0" w:space="0" w:color="000000"/>
+            </w:tcBorders>
+            <w:shd w:val="clear" w:color="auto" w:fill="FFFFFF"/>
+            <w:tcMar>
+              <w:top w:w="0" w:type="dxa"/>
+              <w:bottom w:w="0" w:type="dxa"/>
+              <w:left w:w="0" w:type="dxa"/>
+              <w:right w:w="0" w:type="dxa"/>
+            </w:tcMar>
+            <w:vAlign w:val="top"/>
+          </w:tcPr>
+          <w:p>
+            <w:pPr>
+              <w:pStyle w:val="Normal"/>
+              <w:jc w:val="center"/>
+              <w:pBdr>
+                <w:bottom w:val="none" w:sz="0" w:space="0" w:color="000000"/>
+                <w:top w:val="none" w:sz="0" w:space="0" w:color="000000"/>
+                <w:left w:val="none" w:sz="0" w:space="0" w:color="000000"/>
+                <w:right w:val="none" w:sz="0" w:space="0" w:color="000000"/>
+              </w:pBdr>
+              <w:spacing w:after="100" w:before="100" w:line="240"/>
+              <w:ind w:left="100" w:right="100" w:firstLine="0" w:firstLineChars="0"/>
+              <w:rPr>
+                <w:rFonts w:ascii="Helvetica" w:hAnsi="Helvetica" w:eastAsia="Helvetica" w:cs="Helvetica"/>
+                <w:i w:val="false"/>
+                <w:b w:val="false"/>
+                <w:u w:val="none"/>
+                <w:sz w:val="22"/>
+                <w:szCs w:val="22"/>
+                <w:color w:val="000000"/>
+              </w:rPr>
+            </w:pPr>
+            <w:r>
+              <w:rPr>
+                <w:rFonts w:ascii="Helvetica" w:hAnsi="Helvetica" w:eastAsia="Helvetica" w:cs="Helvetica"/>
+                <w:i w:val="false"/>
+                <w:b w:val="false"/>
+                <w:u w:val="none"/>
+                <w:sz w:val="22"/>
+                <w:szCs w:val="22"/>
+                <w:color w:val="000000"/>
+              </w:rPr>
+              <w:t xml:space="preserve">0.435</w:t>
             </w:r>
           </w:p>
         </w:tc>
@@ -17499,113 +17499,113 @@
                 <w:szCs w:val="22"/>
                 <w:color w:val="000000"/>
               </w:rPr>
-              <w:t xml:space="preserve">-0.48</w:t>
-            </w:r>
-          </w:p>
-        </w:tc>
-        <w:tc>
-          <w:tcPr>
-            <w:tcBorders>
-              <w:bottom w:val="none" w:sz="0" w:space="0" w:color="000000"/>
-              <w:top w:val="none" w:sz="0" w:space="0" w:color="000000"/>
-              <w:left w:val="none" w:sz="0" w:space="0" w:color="000000"/>
-              <w:right w:val="none" w:sz="0" w:space="0" w:color="000000"/>
-            </w:tcBorders>
-            <w:shd w:val="clear" w:color="auto" w:fill="FFFFFF"/>
-            <w:tcMar>
-              <w:top w:w="0" w:type="dxa"/>
-              <w:bottom w:w="0" w:type="dxa"/>
-              <w:left w:w="0" w:type="dxa"/>
-              <w:right w:w="0" w:type="dxa"/>
-            </w:tcMar>
-            <w:vAlign w:val="top"/>
-          </w:tcPr>
-          <w:p>
-            <w:pPr>
-              <w:pStyle w:val="Normal"/>
-              <w:jc w:val="center"/>
-              <w:pBdr>
-                <w:bottom w:val="none" w:sz="0" w:space="0" w:color="000000"/>
-                <w:top w:val="none" w:sz="0" w:space="0" w:color="000000"/>
-                <w:left w:val="none" w:sz="0" w:space="0" w:color="000000"/>
-                <w:right w:val="none" w:sz="0" w:space="0" w:color="000000"/>
-              </w:pBdr>
-              <w:spacing w:after="100" w:before="100" w:line="240"/>
-              <w:ind w:left="100" w:right="100" w:firstLine="0" w:firstLineChars="0"/>
-              <w:rPr>
-                <w:rFonts w:ascii="Helvetica" w:hAnsi="Helvetica" w:eastAsia="Helvetica" w:cs="Helvetica"/>
-                <w:i w:val="false"/>
-                <w:b w:val="false"/>
-                <w:u w:val="none"/>
-                <w:sz w:val="22"/>
-                <w:szCs w:val="22"/>
-                <w:color w:val="000000"/>
-              </w:rPr>
-            </w:pPr>
-            <w:r>
-              <w:rPr>
-                <w:rFonts w:ascii="Helvetica" w:hAnsi="Helvetica" w:eastAsia="Helvetica" w:cs="Helvetica"/>
-                <w:i w:val="false"/>
-                <w:b w:val="false"/>
-                <w:u w:val="none"/>
-                <w:sz w:val="22"/>
-                <w:szCs w:val="22"/>
-                <w:color w:val="000000"/>
-              </w:rPr>
-              <w:t xml:space="preserve">-8.1, 7.1</w:t>
-            </w:r>
-          </w:p>
-        </w:tc>
-        <w:tc>
-          <w:tcPr>
-            <w:tcBorders>
-              <w:bottom w:val="none" w:sz="0" w:space="0" w:color="000000"/>
-              <w:top w:val="none" w:sz="0" w:space="0" w:color="000000"/>
-              <w:left w:val="none" w:sz="0" w:space="0" w:color="000000"/>
-              <w:right w:val="none" w:sz="0" w:space="0" w:color="000000"/>
-            </w:tcBorders>
-            <w:shd w:val="clear" w:color="auto" w:fill="FFFFFF"/>
-            <w:tcMar>
-              <w:top w:w="0" w:type="dxa"/>
-              <w:bottom w:w="0" w:type="dxa"/>
-              <w:left w:w="0" w:type="dxa"/>
-              <w:right w:w="0" w:type="dxa"/>
-            </w:tcMar>
-            <w:vAlign w:val="top"/>
-          </w:tcPr>
-          <w:p>
-            <w:pPr>
-              <w:pStyle w:val="Normal"/>
-              <w:jc w:val="center"/>
-              <w:pBdr>
-                <w:bottom w:val="none" w:sz="0" w:space="0" w:color="000000"/>
-                <w:top w:val="none" w:sz="0" w:space="0" w:color="000000"/>
-                <w:left w:val="none" w:sz="0" w:space="0" w:color="000000"/>
-                <w:right w:val="none" w:sz="0" w:space="0" w:color="000000"/>
-              </w:pBdr>
-              <w:spacing w:after="100" w:before="100" w:line="240"/>
-              <w:ind w:left="100" w:right="100" w:firstLine="0" w:firstLineChars="0"/>
-              <w:rPr>
-                <w:rFonts w:ascii="Helvetica" w:hAnsi="Helvetica" w:eastAsia="Helvetica" w:cs="Helvetica"/>
-                <w:i w:val="false"/>
-                <w:b w:val="false"/>
-                <w:u w:val="none"/>
-                <w:sz w:val="22"/>
-                <w:szCs w:val="22"/>
-                <w:color w:val="000000"/>
-              </w:rPr>
-            </w:pPr>
-            <w:r>
-              <w:rPr>
-                <w:rFonts w:ascii="Helvetica" w:hAnsi="Helvetica" w:eastAsia="Helvetica" w:cs="Helvetica"/>
-                <w:i w:val="false"/>
-                <w:b w:val="false"/>
-                <w:u w:val="none"/>
-                <w:sz w:val="22"/>
-                <w:szCs w:val="22"/>
-                <w:color w:val="000000"/>
-              </w:rPr>
-              <w:t xml:space="preserve">0.901</w:t>
+              <w:t xml:space="preserve">-0.32</w:t>
+            </w:r>
+          </w:p>
+        </w:tc>
+        <w:tc>
+          <w:tcPr>
+            <w:tcBorders>
+              <w:bottom w:val="none" w:sz="0" w:space="0" w:color="000000"/>
+              <w:top w:val="none" w:sz="0" w:space="0" w:color="000000"/>
+              <w:left w:val="none" w:sz="0" w:space="0" w:color="000000"/>
+              <w:right w:val="none" w:sz="0" w:space="0" w:color="000000"/>
+            </w:tcBorders>
+            <w:shd w:val="clear" w:color="auto" w:fill="FFFFFF"/>
+            <w:tcMar>
+              <w:top w:w="0" w:type="dxa"/>
+              <w:bottom w:w="0" w:type="dxa"/>
+              <w:left w:w="0" w:type="dxa"/>
+              <w:right w:w="0" w:type="dxa"/>
+            </w:tcMar>
+            <w:vAlign w:val="top"/>
+          </w:tcPr>
+          <w:p>
+            <w:pPr>
+              <w:pStyle w:val="Normal"/>
+              <w:jc w:val="center"/>
+              <w:pBdr>
+                <w:bottom w:val="none" w:sz="0" w:space="0" w:color="000000"/>
+                <w:top w:val="none" w:sz="0" w:space="0" w:color="000000"/>
+                <w:left w:val="none" w:sz="0" w:space="0" w:color="000000"/>
+                <w:right w:val="none" w:sz="0" w:space="0" w:color="000000"/>
+              </w:pBdr>
+              <w:spacing w:after="100" w:before="100" w:line="240"/>
+              <w:ind w:left="100" w:right="100" w:firstLine="0" w:firstLineChars="0"/>
+              <w:rPr>
+                <w:rFonts w:ascii="Helvetica" w:hAnsi="Helvetica" w:eastAsia="Helvetica" w:cs="Helvetica"/>
+                <w:i w:val="false"/>
+                <w:b w:val="false"/>
+                <w:u w:val="none"/>
+                <w:sz w:val="22"/>
+                <w:szCs w:val="22"/>
+                <w:color w:val="000000"/>
+              </w:rPr>
+            </w:pPr>
+            <w:r>
+              <w:rPr>
+                <w:rFonts w:ascii="Helvetica" w:hAnsi="Helvetica" w:eastAsia="Helvetica" w:cs="Helvetica"/>
+                <w:i w:val="false"/>
+                <w:b w:val="false"/>
+                <w:u w:val="none"/>
+                <w:sz w:val="22"/>
+                <w:szCs w:val="22"/>
+                <w:color w:val="000000"/>
+              </w:rPr>
+              <w:t xml:space="preserve">-7.9, 7.3</w:t>
+            </w:r>
+          </w:p>
+        </w:tc>
+        <w:tc>
+          <w:tcPr>
+            <w:tcBorders>
+              <w:bottom w:val="none" w:sz="0" w:space="0" w:color="000000"/>
+              <w:top w:val="none" w:sz="0" w:space="0" w:color="000000"/>
+              <w:left w:val="none" w:sz="0" w:space="0" w:color="000000"/>
+              <w:right w:val="none" w:sz="0" w:space="0" w:color="000000"/>
+            </w:tcBorders>
+            <w:shd w:val="clear" w:color="auto" w:fill="FFFFFF"/>
+            <w:tcMar>
+              <w:top w:w="0" w:type="dxa"/>
+              <w:bottom w:w="0" w:type="dxa"/>
+              <w:left w:w="0" w:type="dxa"/>
+              <w:right w:w="0" w:type="dxa"/>
+            </w:tcMar>
+            <w:vAlign w:val="top"/>
+          </w:tcPr>
+          <w:p>
+            <w:pPr>
+              <w:pStyle w:val="Normal"/>
+              <w:jc w:val="center"/>
+              <w:pBdr>
+                <w:bottom w:val="none" w:sz="0" w:space="0" w:color="000000"/>
+                <w:top w:val="none" w:sz="0" w:space="0" w:color="000000"/>
+                <w:left w:val="none" w:sz="0" w:space="0" w:color="000000"/>
+                <w:right w:val="none" w:sz="0" w:space="0" w:color="000000"/>
+              </w:pBdr>
+              <w:spacing w:after="100" w:before="100" w:line="240"/>
+              <w:ind w:left="100" w:right="100" w:firstLine="0" w:firstLineChars="0"/>
+              <w:rPr>
+                <w:rFonts w:ascii="Helvetica" w:hAnsi="Helvetica" w:eastAsia="Helvetica" w:cs="Helvetica"/>
+                <w:i w:val="false"/>
+                <w:b w:val="false"/>
+                <w:u w:val="none"/>
+                <w:sz w:val="22"/>
+                <w:szCs w:val="22"/>
+                <w:color w:val="000000"/>
+              </w:rPr>
+            </w:pPr>
+            <w:r>
+              <w:rPr>
+                <w:rFonts w:ascii="Helvetica" w:hAnsi="Helvetica" w:eastAsia="Helvetica" w:cs="Helvetica"/>
+                <w:i w:val="false"/>
+                <w:b w:val="false"/>
+                <w:u w:val="none"/>
+                <w:sz w:val="22"/>
+                <w:szCs w:val="22"/>
+                <w:color w:val="000000"/>
+              </w:rPr>
+              <w:t xml:space="preserve">0.934</w:t>
             </w:r>
           </w:p>
         </w:tc>
@@ -17982,120 +17982,120 @@
                 <w:szCs w:val="22"/>
                 <w:color w:val="000000"/>
               </w:rPr>
-              <w:t xml:space="preserve">0.93</w:t>
-            </w:r>
-          </w:p>
-        </w:tc>
-        <w:tc>
-          <w:tcPr>
-            <w:tcBorders>
-              <w:bottom w:val="none" w:sz="0" w:space="0" w:color="000000"/>
-              <w:top w:val="none" w:sz="0" w:space="0" w:color="000000"/>
-              <w:left w:val="none" w:sz="0" w:space="0" w:color="000000"/>
-              <w:right w:val="none" w:sz="0" w:space="0" w:color="000000"/>
-            </w:tcBorders>
-            <w:shd w:val="clear" w:color="auto" w:fill="FFFFFF"/>
-            <w:tcMar>
-              <w:top w:w="0" w:type="dxa"/>
-              <w:bottom w:w="0" w:type="dxa"/>
-              <w:left w:w="0" w:type="dxa"/>
-              <w:right w:w="0" w:type="dxa"/>
-            </w:tcMar>
-            <w:vAlign w:val="top"/>
-          </w:tcPr>
-          <w:p>
-            <w:pPr>
-              <w:pStyle w:val="Normal"/>
-              <w:jc w:val="center"/>
-              <w:pBdr>
-                <w:bottom w:val="none" w:sz="0" w:space="0" w:color="000000"/>
-                <w:top w:val="none" w:sz="0" w:space="0" w:color="000000"/>
-                <w:left w:val="none" w:sz="0" w:space="0" w:color="000000"/>
-                <w:right w:val="none" w:sz="0" w:space="0" w:color="000000"/>
-              </w:pBdr>
-              <w:spacing w:after="100" w:before="100" w:line="240"/>
-              <w:ind w:left="100" w:right="100" w:firstLine="0" w:firstLineChars="0"/>
-              <w:rPr>
-                <w:rFonts w:ascii="Helvetica" w:hAnsi="Helvetica" w:eastAsia="Helvetica" w:cs="Helvetica"/>
-                <w:i w:val="false"/>
-                <w:b w:val="false"/>
-                <w:u w:val="none"/>
-                <w:sz w:val="22"/>
-                <w:szCs w:val="22"/>
-                <w:color w:val="000000"/>
-              </w:rPr>
-            </w:pPr>
-            <w:r>
-              <w:rPr>
-                <w:rFonts w:ascii="Helvetica" w:hAnsi="Helvetica" w:eastAsia="Helvetica" w:cs="Helvetica"/>
-                <w:i w:val="false"/>
-                <w:b w:val="false"/>
-                <w:u w:val="none"/>
-                <w:sz w:val="22"/>
-                <w:szCs w:val="22"/>
-                <w:color w:val="000000"/>
-              </w:rPr>
-              <w:t xml:space="preserve">-2.4, 4.3</w:t>
-            </w:r>
-          </w:p>
-        </w:tc>
-        <w:tc>
-          <w:tcPr>
-            <w:tcBorders>
-              <w:bottom w:val="none" w:sz="0" w:space="0" w:color="000000"/>
-              <w:top w:val="none" w:sz="0" w:space="0" w:color="000000"/>
-              <w:left w:val="none" w:sz="0" w:space="0" w:color="000000"/>
-              <w:right w:val="none" w:sz="0" w:space="0" w:color="000000"/>
-            </w:tcBorders>
-            <w:shd w:val="clear" w:color="auto" w:fill="FFFFFF"/>
-            <w:tcMar>
-              <w:top w:w="0" w:type="dxa"/>
-              <w:bottom w:w="0" w:type="dxa"/>
-              <w:left w:w="0" w:type="dxa"/>
-              <w:right w:w="0" w:type="dxa"/>
-            </w:tcMar>
-            <w:vAlign w:val="top"/>
-          </w:tcPr>
-          <w:p>
-            <w:pPr>
-              <w:pStyle w:val="Normal"/>
-              <w:jc w:val="center"/>
-              <w:pBdr>
-                <w:bottom w:val="none" w:sz="0" w:space="0" w:color="000000"/>
-                <w:top w:val="none" w:sz="0" w:space="0" w:color="000000"/>
-                <w:left w:val="none" w:sz="0" w:space="0" w:color="000000"/>
-                <w:right w:val="none" w:sz="0" w:space="0" w:color="000000"/>
-              </w:pBdr>
-              <w:spacing w:after="100" w:before="100" w:line="240"/>
-              <w:ind w:left="100" w:right="100" w:firstLine="0" w:firstLineChars="0"/>
-              <w:rPr>
-                <w:rFonts w:ascii="Helvetica" w:hAnsi="Helvetica" w:eastAsia="Helvetica" w:cs="Helvetica"/>
-                <w:i w:val="false"/>
-                <w:b w:val="false"/>
-                <w:u w:val="none"/>
-                <w:sz w:val="22"/>
-                <w:szCs w:val="22"/>
-                <w:color w:val="000000"/>
-              </w:rPr>
-            </w:pPr>
-            <w:r>
-              <w:rPr>
-                <w:rFonts w:ascii="Helvetica" w:hAnsi="Helvetica" w:eastAsia="Helvetica" w:cs="Helvetica"/>
-                <w:i w:val="false"/>
-                <w:b w:val="false"/>
-                <w:u w:val="none"/>
-                <w:sz w:val="22"/>
-                <w:szCs w:val="22"/>
-                <w:color w:val="000000"/>
-              </w:rPr>
-              <w:t xml:space="preserve">0.586</w:t>
+              <w:t xml:space="preserve">1.1</w:t>
+            </w:r>
+          </w:p>
+        </w:tc>
+        <w:tc>
+          <w:tcPr>
+            <w:tcBorders>
+              <w:bottom w:val="none" w:sz="0" w:space="0" w:color="000000"/>
+              <w:top w:val="none" w:sz="0" w:space="0" w:color="000000"/>
+              <w:left w:val="none" w:sz="0" w:space="0" w:color="000000"/>
+              <w:right w:val="none" w:sz="0" w:space="0" w:color="000000"/>
+            </w:tcBorders>
+            <w:shd w:val="clear" w:color="auto" w:fill="FFFFFF"/>
+            <w:tcMar>
+              <w:top w:w="0" w:type="dxa"/>
+              <w:bottom w:w="0" w:type="dxa"/>
+              <w:left w:w="0" w:type="dxa"/>
+              <w:right w:w="0" w:type="dxa"/>
+            </w:tcMar>
+            <w:vAlign w:val="top"/>
+          </w:tcPr>
+          <w:p>
+            <w:pPr>
+              <w:pStyle w:val="Normal"/>
+              <w:jc w:val="center"/>
+              <w:pBdr>
+                <w:bottom w:val="none" w:sz="0" w:space="0" w:color="000000"/>
+                <w:top w:val="none" w:sz="0" w:space="0" w:color="000000"/>
+                <w:left w:val="none" w:sz="0" w:space="0" w:color="000000"/>
+                <w:right w:val="none" w:sz="0" w:space="0" w:color="000000"/>
+              </w:pBdr>
+              <w:spacing w:after="100" w:before="100" w:line="240"/>
+              <w:ind w:left="100" w:right="100" w:firstLine="0" w:firstLineChars="0"/>
+              <w:rPr>
+                <w:rFonts w:ascii="Helvetica" w:hAnsi="Helvetica" w:eastAsia="Helvetica" w:cs="Helvetica"/>
+                <w:i w:val="false"/>
+                <w:b w:val="false"/>
+                <w:u w:val="none"/>
+                <w:sz w:val="22"/>
+                <w:szCs w:val="22"/>
+                <w:color w:val="000000"/>
+              </w:rPr>
+            </w:pPr>
+            <w:r>
+              <w:rPr>
+                <w:rFonts w:ascii="Helvetica" w:hAnsi="Helvetica" w:eastAsia="Helvetica" w:cs="Helvetica"/>
+                <w:i w:val="false"/>
+                <w:b w:val="false"/>
+                <w:u w:val="none"/>
+                <w:sz w:val="22"/>
+                <w:szCs w:val="22"/>
+                <w:color w:val="000000"/>
+              </w:rPr>
+              <w:t xml:space="preserve">-2.2, 4.5</w:t>
+            </w:r>
+          </w:p>
+        </w:tc>
+        <w:tc>
+          <w:tcPr>
+            <w:tcBorders>
+              <w:bottom w:val="none" w:sz="0" w:space="0" w:color="000000"/>
+              <w:top w:val="none" w:sz="0" w:space="0" w:color="000000"/>
+              <w:left w:val="none" w:sz="0" w:space="0" w:color="000000"/>
+              <w:right w:val="none" w:sz="0" w:space="0" w:color="000000"/>
+            </w:tcBorders>
+            <w:shd w:val="clear" w:color="auto" w:fill="FFFFFF"/>
+            <w:tcMar>
+              <w:top w:w="0" w:type="dxa"/>
+              <w:bottom w:w="0" w:type="dxa"/>
+              <w:left w:w="0" w:type="dxa"/>
+              <w:right w:w="0" w:type="dxa"/>
+            </w:tcMar>
+            <w:vAlign w:val="top"/>
+          </w:tcPr>
+          <w:p>
+            <w:pPr>
+              <w:pStyle w:val="Normal"/>
+              <w:jc w:val="center"/>
+              <w:pBdr>
+                <w:bottom w:val="none" w:sz="0" w:space="0" w:color="000000"/>
+                <w:top w:val="none" w:sz="0" w:space="0" w:color="000000"/>
+                <w:left w:val="none" w:sz="0" w:space="0" w:color="000000"/>
+                <w:right w:val="none" w:sz="0" w:space="0" w:color="000000"/>
+              </w:pBdr>
+              <w:spacing w:after="100" w:before="100" w:line="240"/>
+              <w:ind w:left="100" w:right="100" w:firstLine="0" w:firstLineChars="0"/>
+              <w:rPr>
+                <w:rFonts w:ascii="Helvetica" w:hAnsi="Helvetica" w:eastAsia="Helvetica" w:cs="Helvetica"/>
+                <w:i w:val="false"/>
+                <w:b w:val="false"/>
+                <w:u w:val="none"/>
+                <w:sz w:val="22"/>
+                <w:szCs w:val="22"/>
+                <w:color w:val="000000"/>
+              </w:rPr>
+            </w:pPr>
+            <w:r>
+              <w:rPr>
+                <w:rFonts w:ascii="Helvetica" w:hAnsi="Helvetica" w:eastAsia="Helvetica" w:cs="Helvetica"/>
+                <w:i w:val="false"/>
+                <w:b w:val="false"/>
+                <w:u w:val="none"/>
+                <w:sz w:val="22"/>
+                <w:szCs w:val="22"/>
+                <w:color w:val="000000"/>
+              </w:rPr>
+              <w:t xml:space="preserve">0.503</w:t>
             </w:r>
           </w:p>
         </w:tc>
       </w:tr>
       <w:tr>
         <w:trPr>
-          <w:trHeight w:val="598" w:hRule="auto"/>
+          <w:trHeight w:val="619" w:hRule="auto"/>
         </w:trPr>
         body37
         <w:tc>
@@ -18147,7 +18147,7 @@
                 <w:szCs w:val="22"/>
                 <w:color w:val="000000"/>
               </w:rPr>
-              <w:t xml:space="preserve">cockcroft</w:t>
+              <w:t xml:space="preserve">ckd_epi_gfr_cre_cys</w:t>
             </w:r>
           </w:p>
         </w:tc>
@@ -18253,7 +18253,7 @@
                 <w:szCs w:val="22"/>
                 <w:color w:val="000000"/>
               </w:rPr>
-              <w:t xml:space="preserve">-0.07</w:t>
+              <w:t xml:space="preserve">-0.08</w:t>
             </w:r>
           </w:p>
         </w:tc>
@@ -18306,7 +18306,7 @@
                 <w:szCs w:val="22"/>
                 <w:color w:val="000000"/>
               </w:rPr>
-              <w:t xml:space="preserve">-0.11, -0.03</w:t>
+              <w:t xml:space="preserve">-0.14, -0.02</w:t>
             </w:r>
           </w:p>
         </w:tc>
@@ -18359,7 +18359,7 @@
                 <w:szCs w:val="22"/>
                 <w:color w:val="000000"/>
               </w:rPr>
-              <w:t xml:space="preserve">&lt;0.001</w:t>
+              <w:t xml:space="preserve">0.012</w:t>
             </w:r>
           </w:p>
         </w:tc>
@@ -18465,7 +18465,7 @@
                 <w:szCs w:val="22"/>
                 <w:color w:val="000000"/>
               </w:rPr>
-              <w:t xml:space="preserve">-0.14</w:t>
+              <w:t xml:space="preserve">-0.18</w:t>
             </w:r>
           </w:p>
         </w:tc>
@@ -18518,7 +18518,7 @@
                 <w:szCs w:val="22"/>
                 <w:color w:val="000000"/>
               </w:rPr>
-              <w:t xml:space="preserve">-0.20, -0.08</w:t>
+              <w:t xml:space="preserve">-0.26, -0.11</w:t>
             </w:r>
           </w:p>
         </w:tc>
